--- a/cv-source/Jasem-Alyounes-CV.docx
+++ b/cv-source/Jasem-Alyounes-CV.docx
@@ -2,935 +2,1366 @@
 <file path=word/document.xml><?xml version="1.0" encoding="utf-8"?>
 <w:document xmlns:wpc="http://schemas.microsoft.com/office/word/2010/wordprocessingCanvas" xmlns:mc="http://schemas.openxmlformats.org/markup-compatibility/2006" xmlns:o="urn:schemas-microsoft-com:office:office" xmlns:r="http://schemas.openxmlformats.org/officeDocument/2006/relationships" xmlns:m="http://schemas.openxmlformats.org/officeDocument/2006/math" xmlns:v="urn:schemas-microsoft-com:vml" xmlns:wp14="http://schemas.microsoft.com/office/word/2010/wordprocessingDrawing" xmlns:wp="http://schemas.openxmlformats.org/drawingml/2006/wordprocessingDrawing" xmlns:w10="urn:schemas-microsoft-com:office:word" xmlns:w="http://schemas.openxmlformats.org/wordprocessingml/2006/main" xmlns:w14="http://schemas.microsoft.com/office/word/2010/wordml" xmlns:w15="http://schemas.microsoft.com/office/word/2012/wordml" xmlns:wpg="http://schemas.microsoft.com/office/word/2010/wordprocessingGroup" xmlns:wpi="http://schemas.microsoft.com/office/word/2010/wordprocessingInk" xmlns:wne="http://schemas.microsoft.com/office/word/2006/wordml" xmlns:wps="http://schemas.microsoft.com/office/word/2010/wordprocessingShape" mc:Ignorable="w14 w15 wp14">
   <w:body>
-    <w:tbl>
-      <w:tblPr>
-        <w:tblStyle w:val="TableGrid"/>
-        <w:tblW w:w="5000" w:type="pct"/>
-        <w:tblCellMar>
-          <w:left w:w="0" w:type="dxa"/>
-          <w:bottom w:w="115" w:type="dxa"/>
-          <w:right w:w="0" w:type="dxa"/>
-        </w:tblCellMar>
-        <w:tblLook w:val="04A0" w:firstRow="1" w:lastRow="0" w:firstColumn="1" w:lastColumn="0" w:noHBand="0" w:noVBand="1"/>
-        <w:tblDescription w:val="Layout table for name, contact info, and objective"/>
-      </w:tblPr>
-      <w:tblGrid>
-        <w:gridCol w:w="9360"/>
-      </w:tblGrid>
-      <w:tr>
-        <w:trPr>
-          <w:trHeight w:hRule="exact" w:val="1800"/>
-        </w:trPr>
-        <w:tc>
-          <w:tcPr>
-            <w:tcW w:w="9360" w:type="dxa"/>
-            <w:tcMar>
-              <w:top w:w="0" w:type="dxa"/>
-              <w:bottom w:w="0" w:type="dxa"/>
-            </w:tcMar>
-          </w:tcPr>
-          <w:p>
-            <w:pPr>
-              <w:pStyle w:val="Title"/>
-            </w:pPr>
-            <w:r>
-              <w:t>Jasem Ahmad Alyounes</w:t>
-            </w:r>
-          </w:p>
-          <w:p>
-            <w:pPr>
-              <w:pStyle w:val="NormalWeb"/>
-              <w:spacing w:after="240"/>
-              <w:jc w:val="center"/>
-              <w:rPr>
-                <w:b/>
-                <w:bCs/>
-              </w:rPr>
-            </w:pPr>
-            <w:r>
-              <w:rPr>
-                <w:rFonts w:ascii="Segoe UI Symbol" w:eastAsia="Times New Roman" w:hAnsi="Segoe UI Symbol" w:cs="Segoe UI Symbol"/>
-              </w:rPr>
-              <w:t>📍</w:t>
-            </w:r>
-            <w:r>
-              <w:rPr>
-                <w:rFonts w:ascii="Segoe UI" w:eastAsia="Times New Roman" w:hAnsi="Segoe UI" w:cs="Segoe UI"/>
-              </w:rPr>
-              <w:t xml:space="preserve"> </w:t>
-            </w:r>
-            <w:r>
-              <w:rPr>
-                <w:rFonts w:ascii="Segoe UI" w:hAnsi="Segoe UI" w:cs="Segoe UI"/>
-              </w:rPr>
-              <w:t>Beirut</w:t>
-            </w:r>
-            <w:r>
-              <w:rPr>
-                <w:rFonts w:ascii="Segoe UI" w:eastAsia="Times New Roman" w:hAnsi="Segoe UI" w:cs="Segoe UI"/>
-              </w:rPr>
-              <w:t>,</w:t>
-            </w:r>
-            <w:r>
-              <w:rPr>
-                <w:rFonts w:ascii="Segoe UI" w:hAnsi="Segoe UI" w:cs="Segoe UI"/>
-              </w:rPr>
-              <w:t xml:space="preserve"> </w:t>
-            </w:r>
-            <w:r>
-              <w:rPr>
-                <w:rFonts w:ascii="Segoe UI" w:eastAsia="Times New Roman" w:hAnsi="Segoe UI" w:cs="Segoe UI"/>
-              </w:rPr>
-              <w:t xml:space="preserve">Lebanon | </w:t>
-            </w:r>
-            <w:r>
-              <w:rPr>
-                <w:rFonts w:ascii="Segoe UI Symbol" w:eastAsia="Times New Roman" w:hAnsi="Segoe UI Symbol" w:cs="Segoe UI Symbol"/>
-              </w:rPr>
-              <w:t>📱</w:t>
-            </w:r>
-            <w:r>
-              <w:rPr>
-                <w:rFonts w:ascii="Segoe UI" w:eastAsia="Times New Roman" w:hAnsi="Segoe UI" w:cs="Segoe UI"/>
-              </w:rPr>
-              <w:t xml:space="preserve"> </w:t>
-            </w:r>
-            <w:r>
-              <w:rPr>
-                <w:rFonts w:ascii="Segoe UI" w:hAnsi="Segoe UI" w:cs="Segoe UI"/>
-              </w:rPr>
-              <w:t xml:space="preserve">+1 (931) 623-7215 </w:t>
-            </w:r>
-            <w:r>
-              <w:rPr>
-                <w:rFonts w:ascii="Segoe UI" w:eastAsia="Times New Roman" w:hAnsi="Segoe UI" w:cs="Segoe UI"/>
-              </w:rPr>
-              <w:t xml:space="preserve">| </w:t>
-            </w:r>
-            <w:r>
-              <w:rPr>
-                <w:rFonts w:ascii="Segoe UI Symbol" w:eastAsia="Times New Roman" w:hAnsi="Segoe UI Symbol" w:cs="Segoe UI Symbol"/>
-              </w:rPr>
-              <w:t>✉</w:t>
-            </w:r>
-            <w:r>
-              <w:rPr>
-                <w:rFonts w:ascii="Segoe UI" w:eastAsia="Times New Roman" w:hAnsi="Segoe UI" w:cs="Segoe UI"/>
-              </w:rPr>
-              <w:t> jasemalyounes@gmail.com</w:t>
-            </w:r>
-          </w:p>
-        </w:tc>
-      </w:tr>
-      <w:tr>
-        <w:tc>
-          <w:tcPr>
-            <w:tcW w:w="9360" w:type="dxa"/>
-            <w:tcMar>
-              <w:top w:w="432" w:type="dxa"/>
-            </w:tcMar>
-          </w:tcPr>
-          <w:p>
-            <w:pPr>
-              <w:shd w:val="clear" w:color="auto" w:fill="FFFFFF"/>
-              <w:spacing w:before="480" w:after="240" w:line="450" w:lineRule="atLeast"/>
-              <w:outlineLvl w:val="2"/>
-              <w:rPr>
-                <w:rFonts w:ascii="Segoe UI" w:eastAsia="Times New Roman" w:hAnsi="Segoe UI" w:cs="Segoe UI"/>
-                <w:b/>
-                <w:bCs/>
-                <w:sz w:val="30"/>
-                <w:szCs w:val="30"/>
-              </w:rPr>
-            </w:pPr>
-            <w:r>
-              <w:rPr>
-                <w:rFonts w:ascii="Segoe UI" w:eastAsia="Times New Roman" w:hAnsi="Segoe UI" w:cs="Segoe UI"/>
-                <w:b/>
-                <w:bCs/>
-                <w:sz w:val="30"/>
-                <w:szCs w:val="30"/>
-              </w:rPr>
-              <w:t>PROFESSIONAL SUMMARY</w:t>
-            </w:r>
-          </w:p>
-          <w:p>
-            <w:pPr>
-              <w:contextualSpacing w:val="0"/>
-            </w:pPr>
-            <w:r>
-              <w:rPr>
-                <w:rFonts w:ascii="Segoe UI" w:eastAsia="Times New Roman" w:hAnsi="Segoe UI" w:cs="Segoe UI"/>
-                <w:sz w:val="24"/>
-                <w:szCs w:val="24"/>
-              </w:rPr>
-              <w:t xml:space="preserve">Software Engineer with a Master’s in Web Science and a Bachelor’s in Software Engineering. Over 5 years of experience building scalable full-stack applications and managing technical lifecycles at </w:t>
-            </w:r>
-            <w:proofErr w:type="spellStart"/>
-            <w:r>
-              <w:rPr>
-                <w:rFonts w:ascii="Segoe UI" w:eastAsia="Times New Roman" w:hAnsi="Segoe UI" w:cs="Segoe UI"/>
-                <w:sz w:val="24"/>
-                <w:szCs w:val="24"/>
-              </w:rPr>
-              <w:t>Lazer</w:t>
-            </w:r>
-            <w:proofErr w:type="spellEnd"/>
-            <w:r>
-              <w:rPr>
-                <w:rFonts w:ascii="Segoe UI" w:eastAsia="Times New Roman" w:hAnsi="Segoe UI" w:cs="Segoe UI"/>
-                <w:sz w:val="24"/>
-                <w:szCs w:val="24"/>
-              </w:rPr>
-              <w:t xml:space="preserve"> Net ISP. Specialized in bridging complex enterprise data (Oracle) with modern web architectures. Expert in </w:t>
-            </w:r>
-            <w:proofErr w:type="spellStart"/>
-            <w:r>
-              <w:rPr>
-                <w:rFonts w:ascii="Segoe UI" w:eastAsia="Times New Roman" w:hAnsi="Segoe UI" w:cs="Segoe UI"/>
-                <w:sz w:val="24"/>
-                <w:szCs w:val="24"/>
-              </w:rPr>
-              <w:t>Odoo</w:t>
-            </w:r>
-            <w:proofErr w:type="spellEnd"/>
-            <w:r>
-              <w:rPr>
-                <w:rFonts w:ascii="Segoe UI" w:eastAsia="Times New Roman" w:hAnsi="Segoe UI" w:cs="Segoe UI"/>
-                <w:sz w:val="24"/>
-                <w:szCs w:val="24"/>
-              </w:rPr>
-              <w:t xml:space="preserve"> 19 development, </w:t>
-            </w:r>
-            <w:r>
-              <w:rPr>
-                <w:rFonts w:ascii="Segoe UI" w:eastAsia="Times New Roman" w:hAnsi="Segoe UI" w:cs="Segoe UI"/>
-                <w:sz w:val="24"/>
-                <w:szCs w:val="24"/>
-              </w:rPr>
-              <w:t>Systems</w:t>
-            </w:r>
-            <w:r>
-              <w:rPr>
-                <w:rFonts w:ascii="Segoe UI" w:eastAsia="Times New Roman" w:hAnsi="Segoe UI" w:cs="Segoe UI"/>
-                <w:sz w:val="24"/>
-                <w:szCs w:val="24"/>
-              </w:rPr>
-              <w:t xml:space="preserve"> administra</w:t>
-            </w:r>
-            <w:r>
-              <w:rPr>
-                <w:rFonts w:ascii="Segoe UI" w:eastAsia="Times New Roman" w:hAnsi="Segoe UI" w:cs="Segoe UI"/>
-                <w:sz w:val="24"/>
-                <w:szCs w:val="24"/>
-              </w:rPr>
-              <w:t xml:space="preserve">tion, Technical Support and </w:t>
-            </w:r>
-            <w:proofErr w:type="spellStart"/>
-            <w:r>
-              <w:rPr>
-                <w:rFonts w:ascii="Segoe UI" w:eastAsia="Times New Roman" w:hAnsi="Segoe UI" w:cs="Segoe UI"/>
-                <w:sz w:val="24"/>
-                <w:szCs w:val="24"/>
-              </w:rPr>
-              <w:t>DevOps</w:t>
-            </w:r>
-            <w:proofErr w:type="spellEnd"/>
-            <w:r>
-              <w:rPr>
-                <w:rFonts w:ascii="Segoe UI" w:eastAsia="Times New Roman" w:hAnsi="Segoe UI" w:cs="Segoe UI"/>
-                <w:sz w:val="24"/>
-                <w:szCs w:val="24"/>
-              </w:rPr>
-              <w:t xml:space="preserve"> practices</w:t>
-            </w:r>
-            <w:r>
-              <w:rPr>
-                <w:rFonts w:ascii="Segoe UI" w:eastAsia="Times New Roman" w:hAnsi="Segoe UI" w:cs="Segoe UI"/>
-                <w:sz w:val="24"/>
-                <w:szCs w:val="24"/>
-              </w:rPr>
-              <w:t>.</w:t>
-            </w:r>
-          </w:p>
-        </w:tc>
-      </w:tr>
-    </w:tbl>
     <w:p>
       <w:pPr>
-        <w:pStyle w:val="Heading1"/>
+        <w:bidi/>
+        <w:spacing w:after="20"/>
+        <w:jc w:val="center"/>
       </w:pPr>
-      <w:sdt>
-        <w:sdtPr>
-          <w:alias w:val="Experience:"/>
-          <w:tag w:val="Experience:"/>
-          <w:id w:val="-1983300934"/>
-          <w:placeholder>
-            <w:docPart w:val="3A888CA4AF88426C84EB91E068C3B347"/>
-          </w:placeholder>
-          <w:temporary/>
-          <w:showingPlcHdr/>
-          <w15:appearance w15:val="hidden"/>
-        </w:sdtPr>
-        <w:sdtEndPr/>
-        <w:sdtContent>
-          <w:r>
-            <w:t>Experience</w:t>
-          </w:r>
-        </w:sdtContent>
-      </w:sdt>
+      <w:bookmarkStart w:id="0" w:name="_GoBack"/>
+      <w:bookmarkEnd w:id="0"/>
+      <w:r>
+        <w:rPr>
+          <w:b/>
+          <w:bCs/>
+          <w:color w:val="000000"/>
+          <w:spacing w:val="20"/>
+          <w:sz w:val="44"/>
+          <w:szCs w:val="44"/>
+        </w:rPr>
+        <w:t>Jasem Ahmad Alyounes</w:t>
+      </w:r>
     </w:p>
-    <w:tbl>
-      <w:tblPr>
-        <w:tblStyle w:val="TableGrid"/>
-        <w:tblW w:w="4975" w:type="pct"/>
-        <w:tblInd w:w="72" w:type="dxa"/>
-        <w:tblBorders>
-          <w:left w:val="dotted" w:sz="18" w:space="0" w:color="BFBFBF" w:themeColor="background1" w:themeShade="BF"/>
-        </w:tblBorders>
-        <w:tblCellMar>
-          <w:left w:w="576" w:type="dxa"/>
-          <w:right w:w="0" w:type="dxa"/>
-        </w:tblCellMar>
-        <w:tblLook w:val="04A0" w:firstRow="1" w:lastRow="0" w:firstColumn="1" w:lastColumn="0" w:noHBand="0" w:noVBand="1"/>
-        <w:tblDescription w:val="Experience layout table"/>
-      </w:tblPr>
-      <w:tblGrid>
-        <w:gridCol w:w="9290"/>
-      </w:tblGrid>
-      <w:tr>
-        <w:tc>
-          <w:tcPr>
-            <w:tcW w:w="9355" w:type="dxa"/>
-          </w:tcPr>
-          <w:p>
-            <w:pPr>
-              <w:pStyle w:val="Heading3"/>
-              <w:contextualSpacing w:val="0"/>
-              <w:outlineLvl w:val="2"/>
-            </w:pPr>
-            <w:r>
-              <w:t xml:space="preserve">Sep </w:t>
-            </w:r>
-            <w:r>
-              <w:t>2024</w:t>
-            </w:r>
-            <w:r>
-              <w:t xml:space="preserve"> – </w:t>
-            </w:r>
-            <w:r>
-              <w:t>presnt</w:t>
-            </w:r>
-          </w:p>
-          <w:p>
-            <w:pPr>
-              <w:pStyle w:val="Heading2"/>
-              <w:contextualSpacing w:val="0"/>
-              <w:outlineLvl w:val="1"/>
-            </w:pPr>
-            <w:r>
-              <w:t>Independent ERP Developer</w:t>
-            </w:r>
-          </w:p>
-          <w:p>
-            <w:r>
-              <w:t xml:space="preserve">ERP Development: Architected a custom </w:t>
-            </w:r>
-            <w:proofErr w:type="spellStart"/>
-            <w:r>
-              <w:t>Odoo</w:t>
-            </w:r>
-            <w:proofErr w:type="spellEnd"/>
-            <w:r>
-              <w:t xml:space="preserve"> 19 task management solution featuring manager-level delegation and R&amp;D tracking.</w:t>
-            </w:r>
-          </w:p>
-          <w:p/>
-          <w:p>
-            <w:r>
-              <w:t xml:space="preserve">Backend &amp; Frontend: Designed complex XML inherited views and custom list-view actions; utilized Python and </w:t>
-            </w:r>
-            <w:proofErr w:type="spellStart"/>
-            <w:r>
-              <w:t>PostgreSQL</w:t>
-            </w:r>
-            <w:proofErr w:type="spellEnd"/>
-            <w:r>
-              <w:t xml:space="preserve"> for scalable backend logic.</w:t>
-            </w:r>
-          </w:p>
-          <w:p/>
-          <w:p>
-            <w:r>
-              <w:t xml:space="preserve">System Administration: Managed Linux VPS environments, including </w:t>
-            </w:r>
-            <w:proofErr w:type="spellStart"/>
-            <w:r>
-              <w:t>Nginx</w:t>
-            </w:r>
-            <w:proofErr w:type="spellEnd"/>
-            <w:r>
-              <w:t xml:space="preserve"> reverse proxy setup and SSL/HTTPS deployment.</w:t>
-            </w:r>
-          </w:p>
-          <w:p/>
-          <w:p>
-            <w:pPr>
-              <w:contextualSpacing w:val="0"/>
-            </w:pPr>
-            <w:r>
-              <w:t xml:space="preserve">Automation: Established automated </w:t>
-            </w:r>
-            <w:proofErr w:type="spellStart"/>
-            <w:r>
-              <w:t>systemd</w:t>
-            </w:r>
-            <w:proofErr w:type="spellEnd"/>
-            <w:r>
-              <w:t xml:space="preserve"> services to ensure high availability and seamless application performance.</w:t>
-            </w:r>
-          </w:p>
-        </w:tc>
-      </w:tr>
-      <w:tr>
-        <w:tc>
-          <w:tcPr>
-            <w:tcW w:w="9355" w:type="dxa"/>
-            <w:tcMar>
-              <w:top w:w="216" w:type="dxa"/>
-            </w:tcMar>
-          </w:tcPr>
-          <w:p>
-            <w:pPr>
-              <w:pStyle w:val="Heading3"/>
-              <w:contextualSpacing w:val="0"/>
-              <w:outlineLvl w:val="2"/>
-            </w:pPr>
-            <w:r>
-              <w:t>Damascus, Syria</w:t>
-            </w:r>
-            <w:r>
-              <w:t xml:space="preserve"> </w:t>
-            </w:r>
-            <w:r>
-              <w:t xml:space="preserve">jan </w:t>
-            </w:r>
-            <w:r>
-              <w:t>2019</w:t>
-            </w:r>
-            <w:r>
-              <w:t xml:space="preserve"> </w:t>
-            </w:r>
-            <w:bookmarkStart w:id="0" w:name="_GoBack"/>
-            <w:bookmarkEnd w:id="0"/>
-            <w:r>
-              <w:t xml:space="preserve">– </w:t>
-            </w:r>
-            <w:r>
-              <w:t>SEP</w:t>
-            </w:r>
-            <w:r>
-              <w:t xml:space="preserve"> </w:t>
-            </w:r>
-            <w:r>
-              <w:t>2024</w:t>
-            </w:r>
-          </w:p>
-          <w:p>
-            <w:pPr>
-              <w:pStyle w:val="Heading2"/>
-              <w:contextualSpacing w:val="0"/>
-              <w:outlineLvl w:val="1"/>
-            </w:pPr>
-            <w:r>
-              <w:t>Software Developer / Technical Team Lead</w:t>
-            </w:r>
-            <w:r>
-              <w:t xml:space="preserve">, </w:t>
-            </w:r>
-            <w:r>
-              <w:rPr>
-                <w:rStyle w:val="SubtleReference"/>
-              </w:rPr>
-              <w:t>LAZER NET</w:t>
-            </w:r>
-            <w:r>
-              <w:rPr>
-                <w:rStyle w:val="SubtleReference"/>
-              </w:rPr>
-              <w:t xml:space="preserve"> ISP</w:t>
-            </w:r>
-          </w:p>
-          <w:p>
-            <w:r>
-              <w:t>Project Leadership: Managed the full technical project lifecycle from requirements analysis to final deployment.</w:t>
-            </w:r>
-          </w:p>
-          <w:p/>
-          <w:p>
-            <w:r>
-              <w:t>Database Management: Designed and maintained complex relational databases (Oracle/SQL), ensuring data integrity and efficient retrieval.</w:t>
-            </w:r>
-          </w:p>
-          <w:p/>
-          <w:p>
-            <w:r>
-              <w:t>Stakeholder Reporting: Prepared technical progress reports for senior management, documenting milestones and mitigation strategies.</w:t>
-            </w:r>
-          </w:p>
-          <w:p/>
-          <w:p>
-            <w:r>
-              <w:t>Risk Assessment: Identified potential technical risks and proposed strategies to ensure project alignment with quality standards.</w:t>
-            </w:r>
-          </w:p>
-          <w:p/>
-          <w:p>
-            <w:r>
-              <w:t>Infrastructure &amp; Support: provided network infrastructure, hardware/software troubleshooting, and IT support.</w:t>
-            </w:r>
-          </w:p>
-        </w:tc>
-      </w:tr>
-    </w:tbl>
-    <w:sdt>
-      <w:sdtPr>
-        <w:alias w:val="Education:"/>
-        <w:tag w:val="Education:"/>
-        <w:id w:val="-1908763273"/>
-        <w:placeholder>
-          <w:docPart w:val="CE73FD80FCAB4652B2EA8650176DD6F8"/>
-        </w:placeholder>
-        <w:temporary/>
-        <w:showingPlcHdr/>
-        <w15:appearance w15:val="hidden"/>
-      </w:sdtPr>
-      <w:sdtEndPr/>
-      <w:sdtContent>
-        <w:p>
-          <w:pPr>
-            <w:pStyle w:val="Heading1"/>
-          </w:pPr>
-          <w:r>
-            <w:t>Education</w:t>
-          </w:r>
-        </w:p>
-      </w:sdtContent>
-    </w:sdt>
-    <w:tbl>
-      <w:tblPr>
-        <w:tblStyle w:val="TableGrid"/>
-        <w:tblW w:w="4975" w:type="pct"/>
-        <w:tblInd w:w="72" w:type="dxa"/>
-        <w:tblBorders>
-          <w:left w:val="dotted" w:sz="18" w:space="0" w:color="BFBFBF" w:themeColor="background1" w:themeShade="BF"/>
-        </w:tblBorders>
-        <w:tblCellMar>
-          <w:left w:w="576" w:type="dxa"/>
-          <w:right w:w="0" w:type="dxa"/>
-        </w:tblCellMar>
-        <w:tblLook w:val="04A0" w:firstRow="1" w:lastRow="0" w:firstColumn="1" w:lastColumn="0" w:noHBand="0" w:noVBand="1"/>
-        <w:tblDescription w:val="Education layout table"/>
-      </w:tblPr>
-      <w:tblGrid>
-        <w:gridCol w:w="9290"/>
-      </w:tblGrid>
-      <w:tr>
-        <w:tc>
-          <w:tcPr>
-            <w:tcW w:w="9355" w:type="dxa"/>
-          </w:tcPr>
-          <w:p>
-            <w:pPr>
-              <w:pStyle w:val="Heading3"/>
-              <w:contextualSpacing w:val="0"/>
-              <w:outlineLvl w:val="2"/>
-            </w:pPr>
-            <w:r>
-              <w:t xml:space="preserve">june </w:t>
-            </w:r>
-            <w:r>
-              <w:t xml:space="preserve">2024 </w:t>
-            </w:r>
-          </w:p>
-          <w:p>
-            <w:pPr>
-              <w:pStyle w:val="Heading2"/>
-              <w:contextualSpacing w:val="0"/>
-              <w:outlineLvl w:val="1"/>
-            </w:pPr>
-            <w:r>
-              <w:t>M</w:t>
-            </w:r>
-            <w:r>
-              <w:t>aster’s Degree in Web Science</w:t>
-            </w:r>
-            <w:r>
-              <w:t xml:space="preserve">, </w:t>
-            </w:r>
-            <w:r>
-              <w:rPr>
-                <w:rStyle w:val="SubtleReference"/>
-              </w:rPr>
-              <w:t>Syrian Virtual University</w:t>
-            </w:r>
-          </w:p>
-        </w:tc>
-      </w:tr>
-      <w:tr>
-        <w:tc>
-          <w:tcPr>
-            <w:tcW w:w="9355" w:type="dxa"/>
-            <w:tcMar>
-              <w:top w:w="216" w:type="dxa"/>
-            </w:tcMar>
-          </w:tcPr>
-          <w:p>
-            <w:pPr>
-              <w:pStyle w:val="Heading3"/>
-              <w:contextualSpacing w:val="0"/>
-              <w:outlineLvl w:val="2"/>
-            </w:pPr>
-            <w:r>
-              <w:t xml:space="preserve">oct </w:t>
-            </w:r>
-            <w:r>
-              <w:t>2012</w:t>
-            </w:r>
-          </w:p>
-          <w:p>
-            <w:pPr>
-              <w:pStyle w:val="Heading2"/>
-              <w:contextualSpacing w:val="0"/>
-              <w:outlineLvl w:val="1"/>
-            </w:pPr>
-            <w:r>
-              <w:t>Bachelor’s Degree in Software Engineering</w:t>
-            </w:r>
-            <w:r>
-              <w:t xml:space="preserve">, </w:t>
-            </w:r>
-            <w:r>
-              <w:rPr>
-                <w:rStyle w:val="SubtleReference"/>
-              </w:rPr>
-              <w:t>University of Aleppo</w:t>
-            </w:r>
-          </w:p>
-        </w:tc>
-      </w:tr>
-    </w:tbl>
     <w:p>
       <w:pPr>
-        <w:pStyle w:val="Heading1"/>
+        <w:bidi/>
+        <w:spacing w:after="40"/>
+        <w:jc w:val="center"/>
       </w:pPr>
       <w:r>
-        <w:t>TECHNICAL &amp; MANAGEMENT SKILLS</w:t>
+        <w:rPr>
+          <w:color w:val="595959"/>
+        </w:rPr>
+        <w:t>Software Engineer  |  Odoo 19 Developer  |  ERP &amp; SaaS Solutions</w:t>
       </w:r>
     </w:p>
-    <w:tbl>
-      <w:tblPr>
-        <w:tblStyle w:val="TableGrid"/>
-        <w:tblW w:w="5000" w:type="pct"/>
-        <w:tblCellMar>
-          <w:left w:w="0" w:type="dxa"/>
-          <w:right w:w="0" w:type="dxa"/>
-        </w:tblCellMar>
-        <w:tblLook w:val="04A0" w:firstRow="1" w:lastRow="0" w:firstColumn="1" w:lastColumn="0" w:noHBand="0" w:noVBand="1"/>
-        <w:tblDescription w:val="Skills layout table"/>
-      </w:tblPr>
-      <w:tblGrid>
-        <w:gridCol w:w="4680"/>
-        <w:gridCol w:w="4680"/>
-      </w:tblGrid>
-      <w:tr>
-        <w:tc>
-          <w:tcPr>
-            <w:tcW w:w="4675" w:type="dxa"/>
-          </w:tcPr>
-          <w:p>
-            <w:pPr>
-              <w:pStyle w:val="ListBullet"/>
-            </w:pPr>
-            <w:r>
-              <w:t xml:space="preserve">Software Development: Python, Java, Spring Boot, C#, JavaScript, XML, PHP, </w:t>
-            </w:r>
-            <w:proofErr w:type="spellStart"/>
-            <w:r>
-              <w:t>Laravel</w:t>
-            </w:r>
-            <w:proofErr w:type="spellEnd"/>
-            <w:r>
-              <w:t xml:space="preserve">, </w:t>
-            </w:r>
-            <w:proofErr w:type="spellStart"/>
-            <w:r>
-              <w:t>RESTful</w:t>
-            </w:r>
-            <w:proofErr w:type="spellEnd"/>
-            <w:r>
-              <w:t xml:space="preserve"> APIs.</w:t>
-            </w:r>
-          </w:p>
-          <w:p>
-            <w:pPr>
-              <w:pStyle w:val="ListBullet"/>
-            </w:pPr>
-            <w:r>
-              <w:t xml:space="preserve">System Administration &amp; </w:t>
-            </w:r>
-            <w:proofErr w:type="spellStart"/>
-            <w:r>
-              <w:t>DevOps</w:t>
-            </w:r>
-            <w:proofErr w:type="spellEnd"/>
-            <w:r>
-              <w:t xml:space="preserve">: Linux VPS, </w:t>
-            </w:r>
-            <w:proofErr w:type="spellStart"/>
-            <w:r>
-              <w:t>Nginx</w:t>
-            </w:r>
-            <w:proofErr w:type="spellEnd"/>
-            <w:r>
-              <w:t xml:space="preserve"> Configuration, SSH Security, SSL/HTTPS, </w:t>
-            </w:r>
-            <w:proofErr w:type="spellStart"/>
-            <w:r>
-              <w:t>Systemd</w:t>
-            </w:r>
-            <w:proofErr w:type="spellEnd"/>
-            <w:r>
-              <w:t xml:space="preserve"> Automation.</w:t>
-            </w:r>
-          </w:p>
-          <w:p>
-            <w:pPr>
-              <w:pStyle w:val="ListBullet"/>
-            </w:pPr>
-            <w:r>
-              <w:t xml:space="preserve">Database Systems: Oracle Database, </w:t>
-            </w:r>
-            <w:proofErr w:type="spellStart"/>
-            <w:r>
-              <w:t>PostgreSQL</w:t>
-            </w:r>
-            <w:proofErr w:type="spellEnd"/>
-            <w:r>
-              <w:t>, SQL Server, Administration, Design &amp; Analysis.</w:t>
-            </w:r>
-          </w:p>
-          <w:p>
-            <w:pPr>
-              <w:pStyle w:val="ListBullet"/>
-              <w:numPr>
-                <w:ilvl w:val="0"/>
-                <w:numId w:val="0"/>
-              </w:numPr>
-              <w:ind w:left="360"/>
-              <w:contextualSpacing w:val="0"/>
-            </w:pPr>
-          </w:p>
-        </w:tc>
-        <w:tc>
-          <w:tcPr>
-            <w:tcW w:w="4675" w:type="dxa"/>
-            <w:tcMar>
-              <w:left w:w="360" w:type="dxa"/>
-            </w:tcMar>
-          </w:tcPr>
-          <w:p>
-            <w:pPr>
-              <w:pStyle w:val="ListBullet"/>
-            </w:pPr>
-            <w:r>
-              <w:t>Infrastructure &amp; Support: CCNA Certified; strong proficiency in network infrastructure, hardware/software troubleshooting, and IT support.</w:t>
-            </w:r>
-          </w:p>
-          <w:p>
-            <w:pPr>
-              <w:pStyle w:val="ListBullet"/>
-            </w:pPr>
-            <w:r>
-              <w:t>Project Management: Requirement gathering, risk identification, stakeholder coordination, and technical documentation.</w:t>
-            </w:r>
-          </w:p>
-          <w:p>
-            <w:pPr>
-              <w:pStyle w:val="ListBullet"/>
-            </w:pPr>
-            <w:r>
-              <w:t>Office Tools: Advanced proficiency in Microsoft Word, Excel (Reporting), and PowerPoint.</w:t>
-            </w:r>
-          </w:p>
-        </w:tc>
-      </w:tr>
-    </w:tbl>
     <w:p>
       <w:pPr>
-        <w:pStyle w:val="Heading1"/>
+        <w:bidi/>
+        <w:spacing w:after="120"/>
+        <w:jc w:val="center"/>
       </w:pPr>
       <w:r>
+        <w:rPr>
+          <w:color w:val="1A1A1A"/>
+          <w:sz w:val="19"/>
+          <w:szCs w:val="19"/>
+        </w:rPr>
+        <w:t>Beirut, Lebanon</w:t>
+      </w:r>
+      <w:r>
+        <w:rPr>
+          <w:color w:val="595959"/>
+          <w:sz w:val="19"/>
+          <w:szCs w:val="19"/>
+        </w:rPr>
+        <w:t xml:space="preserve">  •  </w:t>
+      </w:r>
+      <w:r>
+        <w:rPr>
+          <w:color w:val="1A1A1A"/>
+          <w:sz w:val="19"/>
+          <w:szCs w:val="19"/>
+        </w:rPr>
+        <w:t>+1 (931) 623-7215</w:t>
+      </w:r>
+      <w:r>
+        <w:rPr>
+          <w:color w:val="595959"/>
+          <w:sz w:val="19"/>
+          <w:szCs w:val="19"/>
+        </w:rPr>
+        <w:t xml:space="preserve">  •  </w:t>
+      </w:r>
+      <w:r>
+        <w:rPr>
+          <w:color w:val="1A1A1A"/>
+          <w:sz w:val="19"/>
+          <w:szCs w:val="19"/>
+        </w:rPr>
+        <w:t>jasemalyounes@gmail.com</w:t>
+      </w:r>
+      <w:r>
+        <w:rPr>
+          <w:color w:val="595959"/>
+          <w:sz w:val="19"/>
+          <w:szCs w:val="19"/>
+        </w:rPr>
+        <w:t xml:space="preserve">  •  </w:t>
+      </w:r>
+      <w:r>
+        <w:rPr>
+          <w:color w:val="1A1A1A"/>
+          <w:sz w:val="19"/>
+          <w:szCs w:val="19"/>
+        </w:rPr>
+        <w:t>github.com/jasemalyounes-rgb</w:t>
+      </w:r>
+    </w:p>
+    <w:p>
+      <w:pPr>
+        <w:keepNext/>
+        <w:pBdr>
+          <w:bottom w:val="single" w:sz="8" w:space="2" w:color="000000"/>
+        </w:pBdr>
+        <w:bidi/>
+        <w:spacing w:before="200" w:after="60"/>
+        <w:jc w:val="right"/>
+      </w:pPr>
+      <w:r>
+        <w:rPr>
+          <w:b/>
+          <w:bCs/>
+          <w:color w:val="000000"/>
+          <w:spacing w:val="30"/>
+          <w:sz w:val="24"/>
+          <w:szCs w:val="24"/>
+        </w:rPr>
+        <w:t>PROFESSIONAL SUMMARY</w:t>
+      </w:r>
+    </w:p>
+    <w:p>
+      <w:pPr>
+        <w:bidi/>
+        <w:spacing w:after="40" w:line="252" w:lineRule="auto"/>
+        <w:jc w:val="right"/>
+      </w:pPr>
+      <w:r>
+        <w:rPr>
+          <w:color w:val="1A1A1A"/>
+          <w:sz w:val="21"/>
+          <w:szCs w:val="21"/>
+        </w:rPr>
+        <w:t>Software Engineer with a Master’s in Web Science and a Bachelor’s in Software Engineering, and over 5 years of experience building scalable full-stack applications and managing technical project lifecycles at Lazer Net ISP. Specialized</w:t>
+      </w:r>
+      <w:r>
+        <w:rPr>
+          <w:color w:val="1A1A1A"/>
+          <w:sz w:val="21"/>
+          <w:szCs w:val="21"/>
+        </w:rPr>
+        <w:t xml:space="preserve"> in bridging complex enterprise data (Oracle) with modern web architectures; expert in Odoo 19 development, systems administration, technical support and DevOps practices.</w:t>
+      </w:r>
+    </w:p>
+    <w:p>
+      <w:pPr>
+        <w:keepNext/>
+        <w:pBdr>
+          <w:bottom w:val="single" w:sz="8" w:space="2" w:color="000000"/>
+        </w:pBdr>
+        <w:bidi/>
+        <w:spacing w:before="200" w:after="60"/>
+        <w:jc w:val="right"/>
+      </w:pPr>
+      <w:r>
+        <w:rPr>
+          <w:b/>
+          <w:bCs/>
+          <w:color w:val="000000"/>
+          <w:spacing w:val="30"/>
+          <w:sz w:val="24"/>
+          <w:szCs w:val="24"/>
+        </w:rPr>
+        <w:t>EXPERIENCE</w:t>
+      </w:r>
+    </w:p>
+    <w:p>
+      <w:pPr>
+        <w:keepNext/>
+        <w:bidi/>
+        <w:spacing w:before="120"/>
+        <w:jc w:val="right"/>
+      </w:pPr>
+      <w:r>
+        <w:rPr>
+          <w:b/>
+          <w:bCs/>
+          <w:color w:val="000000"/>
+          <w:sz w:val="23"/>
+          <w:szCs w:val="23"/>
+        </w:rPr>
+        <w:t>Independent ERP Developer</w:t>
+      </w:r>
+    </w:p>
+    <w:p>
+      <w:pPr>
+        <w:keepNext/>
+        <w:bidi/>
+        <w:spacing w:after="40"/>
+        <w:jc w:val="right"/>
+      </w:pPr>
+      <w:r>
+        <w:rPr>
+          <w:i/>
+          <w:iCs/>
+          <w:color w:val="595959"/>
+          <w:sz w:val="19"/>
+          <w:szCs w:val="19"/>
+        </w:rPr>
+        <w:t>Sep 2024 – Present</w:t>
+      </w:r>
+    </w:p>
+    <w:p>
+      <w:pPr>
+        <w:bidi/>
+        <w:spacing w:after="30" w:line="252" w:lineRule="auto"/>
+        <w:jc w:val="right"/>
+      </w:pPr>
+      <w:r>
+        <w:rPr>
+          <w:color w:val="000000"/>
+          <w:sz w:val="21"/>
+          <w:szCs w:val="21"/>
+        </w:rPr>
+        <w:t xml:space="preserve">•  </w:t>
+      </w:r>
+      <w:r>
+        <w:rPr>
+          <w:b/>
+          <w:bCs/>
+          <w:color w:val="1A1A1A"/>
+          <w:sz w:val="21"/>
+          <w:szCs w:val="21"/>
+        </w:rPr>
+        <w:t xml:space="preserve">ERP Development: </w:t>
+      </w:r>
+      <w:r>
+        <w:rPr>
+          <w:color w:val="1A1A1A"/>
+          <w:sz w:val="21"/>
+          <w:szCs w:val="21"/>
+        </w:rPr>
+        <w:t>Architected a custom Odoo 19 task management solution featuring manager-level delegation and R&amp;D tracking.</w:t>
+      </w:r>
+    </w:p>
+    <w:p>
+      <w:pPr>
+        <w:bidi/>
+        <w:spacing w:after="30" w:line="252" w:lineRule="auto"/>
+        <w:jc w:val="right"/>
+      </w:pPr>
+      <w:r>
+        <w:rPr>
+          <w:color w:val="000000"/>
+          <w:sz w:val="21"/>
+          <w:szCs w:val="21"/>
+        </w:rPr>
+        <w:t xml:space="preserve">•  </w:t>
+      </w:r>
+      <w:r>
+        <w:rPr>
+          <w:b/>
+          <w:bCs/>
+          <w:color w:val="1A1A1A"/>
+          <w:sz w:val="21"/>
+          <w:szCs w:val="21"/>
+        </w:rPr>
+        <w:t xml:space="preserve">Backend &amp; Frontend: </w:t>
+      </w:r>
+      <w:r>
+        <w:rPr>
+          <w:color w:val="1A1A1A"/>
+          <w:sz w:val="21"/>
+          <w:szCs w:val="21"/>
+        </w:rPr>
+        <w:t>Designed complex inherited XML views and custom list-view actions; used Python and PostgreSQL for scalable backend logic.</w:t>
+      </w:r>
+    </w:p>
+    <w:p>
+      <w:pPr>
+        <w:bidi/>
+        <w:spacing w:after="30" w:line="252" w:lineRule="auto"/>
+        <w:jc w:val="right"/>
+      </w:pPr>
+      <w:r>
+        <w:rPr>
+          <w:color w:val="000000"/>
+          <w:sz w:val="21"/>
+          <w:szCs w:val="21"/>
+        </w:rPr>
+        <w:t xml:space="preserve">•  </w:t>
+      </w:r>
+      <w:r>
+        <w:rPr>
+          <w:b/>
+          <w:bCs/>
+          <w:color w:val="1A1A1A"/>
+          <w:sz w:val="21"/>
+          <w:szCs w:val="21"/>
+        </w:rPr>
+        <w:t>S</w:t>
+      </w:r>
+      <w:r>
+        <w:rPr>
+          <w:b/>
+          <w:bCs/>
+          <w:color w:val="1A1A1A"/>
+          <w:sz w:val="21"/>
+          <w:szCs w:val="21"/>
+        </w:rPr>
+        <w:t xml:space="preserve">ystem Administration: </w:t>
+      </w:r>
+      <w:r>
+        <w:rPr>
+          <w:color w:val="1A1A1A"/>
+          <w:sz w:val="21"/>
+          <w:szCs w:val="21"/>
+        </w:rPr>
+        <w:t>Managed Linux VPS environments, including Nginx reverse proxy setup and SSL/HTTPS deployment.</w:t>
+      </w:r>
+    </w:p>
+    <w:p>
+      <w:pPr>
+        <w:bidi/>
+        <w:spacing w:after="30" w:line="252" w:lineRule="auto"/>
+        <w:jc w:val="right"/>
+      </w:pPr>
+      <w:r>
+        <w:rPr>
+          <w:color w:val="000000"/>
+          <w:sz w:val="21"/>
+          <w:szCs w:val="21"/>
+        </w:rPr>
+        <w:t xml:space="preserve">•  </w:t>
+      </w:r>
+      <w:r>
+        <w:rPr>
+          <w:b/>
+          <w:bCs/>
+          <w:color w:val="1A1A1A"/>
+          <w:sz w:val="21"/>
+          <w:szCs w:val="21"/>
+        </w:rPr>
+        <w:t xml:space="preserve">Automation: </w:t>
+      </w:r>
+      <w:r>
+        <w:rPr>
+          <w:color w:val="1A1A1A"/>
+          <w:sz w:val="21"/>
+          <w:szCs w:val="21"/>
+        </w:rPr>
+        <w:t>Established automated systemd services to ensure high availability and seamless application performance.</w:t>
+      </w:r>
+    </w:p>
+    <w:p>
+      <w:pPr>
+        <w:keepNext/>
+        <w:bidi/>
+        <w:spacing w:before="120"/>
+        <w:jc w:val="right"/>
+      </w:pPr>
+      <w:r>
+        <w:rPr>
+          <w:b/>
+          <w:bCs/>
+          <w:color w:val="000000"/>
+          <w:sz w:val="23"/>
+          <w:szCs w:val="23"/>
+        </w:rPr>
+        <w:t>Software Developer /</w:t>
+      </w:r>
+      <w:r>
+        <w:rPr>
+          <w:b/>
+          <w:bCs/>
+          <w:color w:val="000000"/>
+          <w:sz w:val="23"/>
+          <w:szCs w:val="23"/>
+        </w:rPr>
+        <w:t xml:space="preserve"> Technical Team Lead</w:t>
+      </w:r>
+      <w:r>
+        <w:rPr>
+          <w:color w:val="000000"/>
+          <w:sz w:val="23"/>
+          <w:szCs w:val="23"/>
+        </w:rPr>
+        <w:t>, Lazer Net ISP</w:t>
+      </w:r>
+    </w:p>
+    <w:p>
+      <w:pPr>
+        <w:keepNext/>
+        <w:bidi/>
+        <w:spacing w:after="40"/>
+        <w:jc w:val="right"/>
+      </w:pPr>
+      <w:r>
+        <w:rPr>
+          <w:i/>
+          <w:iCs/>
+          <w:color w:val="595959"/>
+          <w:sz w:val="19"/>
+          <w:szCs w:val="19"/>
+        </w:rPr>
+        <w:t>Damascus, Syria  •  Jan 2019 – Sep 2024</w:t>
+      </w:r>
+    </w:p>
+    <w:p>
+      <w:pPr>
+        <w:bidi/>
+        <w:spacing w:after="30" w:line="252" w:lineRule="auto"/>
+        <w:jc w:val="right"/>
+      </w:pPr>
+      <w:r>
+        <w:rPr>
+          <w:color w:val="000000"/>
+          <w:sz w:val="21"/>
+          <w:szCs w:val="21"/>
+        </w:rPr>
+        <w:t xml:space="preserve">•  </w:t>
+      </w:r>
+      <w:r>
+        <w:rPr>
+          <w:b/>
+          <w:bCs/>
+          <w:color w:val="1A1A1A"/>
+          <w:sz w:val="21"/>
+          <w:szCs w:val="21"/>
+        </w:rPr>
+        <w:t xml:space="preserve">Project Leadership: </w:t>
+      </w:r>
+      <w:r>
+        <w:rPr>
+          <w:color w:val="1A1A1A"/>
+          <w:sz w:val="21"/>
+          <w:szCs w:val="21"/>
+        </w:rPr>
+        <w:t>Managed the full technical project lifecycle from requirements analysis to final deployment.</w:t>
+      </w:r>
+    </w:p>
+    <w:p>
+      <w:pPr>
+        <w:bidi/>
+        <w:spacing w:after="30" w:line="252" w:lineRule="auto"/>
+        <w:jc w:val="right"/>
+      </w:pPr>
+      <w:r>
+        <w:rPr>
+          <w:color w:val="000000"/>
+          <w:sz w:val="21"/>
+          <w:szCs w:val="21"/>
+        </w:rPr>
+        <w:t xml:space="preserve">•  </w:t>
+      </w:r>
+      <w:r>
+        <w:rPr>
+          <w:b/>
+          <w:bCs/>
+          <w:color w:val="1A1A1A"/>
+          <w:sz w:val="21"/>
+          <w:szCs w:val="21"/>
+        </w:rPr>
+        <w:t xml:space="preserve">Database Management: </w:t>
+      </w:r>
+      <w:r>
+        <w:rPr>
+          <w:color w:val="1A1A1A"/>
+          <w:sz w:val="21"/>
+          <w:szCs w:val="21"/>
+        </w:rPr>
+        <w:t>Designed and maintained complex relational databases (Oracle/SQL), ensuring data integrity and efficient retrieval.</w:t>
+      </w:r>
+    </w:p>
+    <w:p>
+      <w:pPr>
+        <w:bidi/>
+        <w:spacing w:after="30" w:line="252" w:lineRule="auto"/>
+        <w:jc w:val="right"/>
+      </w:pPr>
+      <w:r>
+        <w:rPr>
+          <w:color w:val="000000"/>
+          <w:sz w:val="21"/>
+          <w:szCs w:val="21"/>
+        </w:rPr>
+        <w:t xml:space="preserve">•  </w:t>
+      </w:r>
+      <w:r>
+        <w:rPr>
+          <w:b/>
+          <w:bCs/>
+          <w:color w:val="1A1A1A"/>
+          <w:sz w:val="21"/>
+          <w:szCs w:val="21"/>
+        </w:rPr>
+        <w:t xml:space="preserve">Stakeholder Reporting: </w:t>
+      </w:r>
+      <w:r>
+        <w:rPr>
+          <w:color w:val="1A1A1A"/>
+          <w:sz w:val="21"/>
+          <w:szCs w:val="21"/>
+        </w:rPr>
+        <w:t>Prepared technical progress reports for senior management, documenting milestones and mitigation strategies.</w:t>
+      </w:r>
+    </w:p>
+    <w:p>
+      <w:pPr>
+        <w:bidi/>
+        <w:spacing w:after="30" w:line="252" w:lineRule="auto"/>
+        <w:jc w:val="right"/>
+      </w:pPr>
+      <w:r>
+        <w:rPr>
+          <w:color w:val="000000"/>
+          <w:sz w:val="21"/>
+          <w:szCs w:val="21"/>
+        </w:rPr>
+        <w:t xml:space="preserve">•  </w:t>
+      </w:r>
+      <w:r>
+        <w:rPr>
+          <w:b/>
+          <w:bCs/>
+          <w:color w:val="1A1A1A"/>
+          <w:sz w:val="21"/>
+          <w:szCs w:val="21"/>
+        </w:rPr>
+        <w:t>Ri</w:t>
+      </w:r>
+      <w:r>
+        <w:rPr>
+          <w:b/>
+          <w:bCs/>
+          <w:color w:val="1A1A1A"/>
+          <w:sz w:val="21"/>
+          <w:szCs w:val="21"/>
+        </w:rPr>
+        <w:t xml:space="preserve">sk Assessment: </w:t>
+      </w:r>
+      <w:r>
+        <w:rPr>
+          <w:color w:val="1A1A1A"/>
+          <w:sz w:val="21"/>
+          <w:szCs w:val="21"/>
+        </w:rPr>
+        <w:t>Identified potential technical risks and proposed strategies to keep projects aligned with quality standards.</w:t>
+      </w:r>
+    </w:p>
+    <w:p>
+      <w:pPr>
+        <w:bidi/>
+        <w:spacing w:after="30" w:line="252" w:lineRule="auto"/>
+        <w:jc w:val="right"/>
+      </w:pPr>
+      <w:r>
+        <w:rPr>
+          <w:color w:val="000000"/>
+          <w:sz w:val="21"/>
+          <w:szCs w:val="21"/>
+        </w:rPr>
+        <w:t xml:space="preserve">•  </w:t>
+      </w:r>
+      <w:r>
+        <w:rPr>
+          <w:b/>
+          <w:bCs/>
+          <w:color w:val="1A1A1A"/>
+          <w:sz w:val="21"/>
+          <w:szCs w:val="21"/>
+        </w:rPr>
+        <w:t xml:space="preserve">Infrastructure &amp; Support: </w:t>
+      </w:r>
+      <w:r>
+        <w:rPr>
+          <w:color w:val="1A1A1A"/>
+          <w:sz w:val="21"/>
+          <w:szCs w:val="21"/>
+        </w:rPr>
+        <w:t>Managed network infrastructure, hardware/software troubleshooting and IT support.</w:t>
+      </w:r>
+    </w:p>
+    <w:p>
+      <w:pPr>
+        <w:keepNext/>
+        <w:pBdr>
+          <w:bottom w:val="single" w:sz="8" w:space="2" w:color="000000"/>
+        </w:pBdr>
+        <w:bidi/>
+        <w:spacing w:before="200" w:after="60"/>
+        <w:jc w:val="right"/>
+      </w:pPr>
+      <w:r>
+        <w:rPr>
+          <w:b/>
+          <w:bCs/>
+          <w:color w:val="000000"/>
+          <w:spacing w:val="30"/>
+          <w:sz w:val="24"/>
+          <w:szCs w:val="24"/>
+        </w:rPr>
         <w:t>SELECTED PROJECTS</w:t>
       </w:r>
     </w:p>
     <w:p>
       <w:pPr>
-        <w:pStyle w:val="ListBullet"/>
+        <w:keepNext/>
+        <w:bidi/>
+        <w:spacing w:before="110" w:after="20"/>
+        <w:jc w:val="right"/>
       </w:pPr>
       <w:r>
         <w:rPr>
           <w:b/>
+          <w:bCs/>
+          <w:color w:val="000000"/>
+          <w:sz w:val="23"/>
+          <w:szCs w:val="23"/>
         </w:rPr>
-        <w:t xml:space="preserve">Harmonia — </w:t>
-      </w:r>
-      <w:r>
-        <w:t xml:space="preserve">Family safety and location-sharing app with live tracking, SOS alerts, geofenced places, guardian roles and an offline SMS fallback; built the mobile client, API and self-hosted infrastructure end to end. </w:t>
+        <w:t>Ha</w:t>
       </w:r>
       <w:r>
         <w:rPr>
           <w:b/>
+          <w:bCs/>
+          <w:color w:val="000000"/>
+          <w:sz w:val="23"/>
+          <w:szCs w:val="23"/>
         </w:rPr>
-        <w:t xml:space="preserve">Stack: </w:t>
+        <w:t>rmonia</w:t>
       </w:r>
       <w:r>
-        <w:t xml:space="preserve">React Native (Expo), TypeScript, Fastify, PostgreSQL.</w:t>
+        <w:rPr>
+          <w:color w:val="595959"/>
+          <w:sz w:val="19"/>
+          <w:szCs w:val="19"/>
+        </w:rPr>
+        <w:t xml:space="preserve">   —   </w:t>
       </w:r>
-      <w:r>
-        <w:t xml:space="preserve"> </w:t>
-      </w:r>
-      <w:hyperlink r:id="rIdLink200">
+      <w:hyperlink r:id="rId7">
         <w:r>
           <w:rPr>
-            <w:rStyle w:val="Hyperlink"/>
+            <w:color w:val="1F3864"/>
+            <w:sz w:val="19"/>
+            <w:szCs w:val="19"/>
+            <w:u w:val="single"/>
           </w:rPr>
-          <w:t xml:space="preserve">harmonia-safety.vercel.app</w:t>
+          <w:t>harmonia-safety.vercel.app</w:t>
         </w:r>
       </w:hyperlink>
     </w:p>
     <w:p>
       <w:pPr>
-        <w:pStyle w:val="ListBullet"/>
+        <w:bidi/>
+        <w:spacing w:after="20" w:line="252" w:lineRule="auto"/>
+        <w:jc w:val="right"/>
+      </w:pPr>
+      <w:r>
+        <w:rPr>
+          <w:color w:val="1A1A1A"/>
+          <w:sz w:val="21"/>
+          <w:szCs w:val="21"/>
+        </w:rPr>
+        <w:t>Family safety and location-sharing app providing live tracking, SOS alerts, geofenced places and guardian roles, with an offline SMS fallback; built the mobile client, API and self-hosted infrastructure end to end.</w:t>
+      </w:r>
+    </w:p>
+    <w:p>
+      <w:pPr>
+        <w:bidi/>
+        <w:spacing w:after="30"/>
+        <w:jc w:val="right"/>
       </w:pPr>
       <w:r>
         <w:rPr>
           <w:b/>
-        </w:rPr>
-        <w:t xml:space="preserve">Smart Task Planner — </w:t>
-      </w:r>
-      <w:r>
-        <w:t xml:space="preserve">Standalone Odoo 19 project-management app published on the Odoo App Store, featuring an interactive Gantt with drag-and-drop rescheduling and dependencies, a seven-stage kanban, timesheets and executive dashboards, with no Enterprise dependency. </w:t>
-      </w:r>
-      <w:r>
-        <w:rPr>
-          <w:b/>
+          <w:bCs/>
+          <w:color w:val="595959"/>
+          <w:sz w:val="19"/>
+          <w:szCs w:val="19"/>
         </w:rPr>
         <w:t xml:space="preserve">Stack: </w:t>
       </w:r>
       <w:r>
-        <w:t xml:space="preserve">Odoo 19, Python, PostgreSQL, OWL, XML.</w:t>
+        <w:rPr>
+          <w:color w:val="595959"/>
+          <w:sz w:val="19"/>
+          <w:szCs w:val="19"/>
+        </w:rPr>
+        <w:t>React Native (Expo), TypeScript, F</w:t>
       </w:r>
       <w:r>
-        <w:t xml:space="preserve"> </w:t>
+        <w:rPr>
+          <w:color w:val="595959"/>
+          <w:sz w:val="19"/>
+          <w:szCs w:val="19"/>
+        </w:rPr>
+        <w:t>astify, PostgreSQL</w:t>
       </w:r>
-      <w:hyperlink r:id="rIdLink201">
+    </w:p>
+    <w:p>
+      <w:pPr>
+        <w:keepNext/>
+        <w:bidi/>
+        <w:spacing w:before="110" w:after="20"/>
+        <w:jc w:val="right"/>
+      </w:pPr>
+      <w:r>
+        <w:rPr>
+          <w:b/>
+          <w:bCs/>
+          <w:color w:val="000000"/>
+          <w:sz w:val="23"/>
+          <w:szCs w:val="23"/>
+        </w:rPr>
+        <w:t>Smart Task Planner</w:t>
+      </w:r>
+      <w:r>
+        <w:rPr>
+          <w:color w:val="595959"/>
+          <w:sz w:val="19"/>
+          <w:szCs w:val="19"/>
+        </w:rPr>
+        <w:t xml:space="preserve">   —   </w:t>
+      </w:r>
+      <w:hyperlink r:id="rId8">
         <w:r>
           <w:rPr>
-            <w:rStyle w:val="Hyperlink"/>
+            <w:color w:val="1F3864"/>
+            <w:sz w:val="19"/>
+            <w:szCs w:val="19"/>
+            <w:u w:val="single"/>
           </w:rPr>
-          <w:t xml:space="preserve">apps.odoo.com</w:t>
+          <w:t>apps.odoo.com</w:t>
         </w:r>
       </w:hyperlink>
     </w:p>
     <w:p>
       <w:pPr>
-        <w:pStyle w:val="ListBullet"/>
+        <w:bidi/>
+        <w:spacing w:after="20" w:line="252" w:lineRule="auto"/>
+        <w:jc w:val="right"/>
+      </w:pPr>
+      <w:r>
+        <w:rPr>
+          <w:color w:val="1A1A1A"/>
+          <w:sz w:val="21"/>
+          <w:szCs w:val="21"/>
+        </w:rPr>
+        <w:t>Standalone Odoo 19 project-management app published on the Odoo App Store, featuring an interactive Gantt with drag-and-</w:t>
+      </w:r>
+      <w:r>
+        <w:rPr>
+          <w:color w:val="1A1A1A"/>
+          <w:sz w:val="21"/>
+          <w:szCs w:val="21"/>
+        </w:rPr>
+        <w:t>drop rescheduling and dependencies, a seven-stage kanban, timesheets and executive dashboards, with no Enterprise dependency.</w:t>
+      </w:r>
+    </w:p>
+    <w:p>
+      <w:pPr>
+        <w:bidi/>
+        <w:spacing w:after="30"/>
+        <w:jc w:val="right"/>
       </w:pPr>
       <w:r>
         <w:rPr>
           <w:b/>
-        </w:rPr>
-        <w:t xml:space="preserve">Super Proxy Store — </w:t>
-      </w:r>
-      <w:r>
-        <w:t xml:space="preserve">Telegram bot for selling proxy access, integrating Cryptomus for crypto wallet top-ups plus a manual confirmation flow for OMT, Whish and Syriatel Cash — regional payment rails with no public API — behind pluggable supplier adapters. </w:t>
-      </w:r>
-      <w:r>
-        <w:rPr>
-          <w:b/>
+          <w:bCs/>
+          <w:color w:val="595959"/>
+          <w:sz w:val="19"/>
+          <w:szCs w:val="19"/>
         </w:rPr>
         <w:t xml:space="preserve">Stack: </w:t>
       </w:r>
       <w:r>
-        <w:t xml:space="preserve">Node.js, Telegraf, Fastify, PostgreSQL.</w:t>
+        <w:rPr>
+          <w:color w:val="595959"/>
+          <w:sz w:val="19"/>
+          <w:szCs w:val="19"/>
+        </w:rPr>
+        <w:t>Odoo 19, Python, PostgreSQL, OWL, XML</w:t>
+      </w:r>
+    </w:p>
+    <w:p>
+      <w:pPr>
+        <w:keepNext/>
+        <w:bidi/>
+        <w:spacing w:before="110" w:after="20"/>
+        <w:jc w:val="right"/>
+      </w:pPr>
+      <w:r>
+        <w:rPr>
+          <w:b/>
+          <w:bCs/>
+          <w:color w:val="000000"/>
+          <w:sz w:val="23"/>
+          <w:szCs w:val="23"/>
+        </w:rPr>
+        <w:t>Super Proxy Store</w:t>
       </w:r>
       <w:r>
-        <w:t xml:space="preserve"> </w:t>
+        <w:rPr>
+          <w:color w:val="595959"/>
+          <w:sz w:val="19"/>
+          <w:szCs w:val="19"/>
+        </w:rPr>
+        <w:t xml:space="preserve">   —   </w:t>
       </w:r>
-      <w:hyperlink r:id="rIdLink202">
+      <w:hyperlink r:id="rId9">
         <w:r>
           <w:rPr>
-            <w:rStyle w:val="Hyperlink"/>
+            <w:color w:val="1F3864"/>
+            <w:sz w:val="19"/>
+            <w:szCs w:val="19"/>
+            <w:u w:val="single"/>
           </w:rPr>
-          <w:t xml:space="preserve">t.me/myproxystore_bot</w:t>
+          <w:t>t.me/myproxy</w:t>
+        </w:r>
+        <w:r>
+          <w:rPr>
+            <w:color w:val="1F3864"/>
+            <w:sz w:val="19"/>
+            <w:szCs w:val="19"/>
+            <w:u w:val="single"/>
+          </w:rPr>
+          <w:t>store_bot</w:t>
         </w:r>
       </w:hyperlink>
     </w:p>
     <w:p>
       <w:pPr>
-        <w:pStyle w:val="ListBullet"/>
+        <w:bidi/>
+        <w:spacing w:after="20" w:line="252" w:lineRule="auto"/>
+        <w:jc w:val="right"/>
+      </w:pPr>
+      <w:r>
+        <w:rPr>
+          <w:color w:val="1A1A1A"/>
+          <w:sz w:val="21"/>
+          <w:szCs w:val="21"/>
+        </w:rPr>
+        <w:t>Telegram bot for selling proxy access, integrating Cryptomus for crypto wallet top-ups plus a manual confirmation flow for OMT, Whish and Syriatel Cash — regional payment rails with no public API — behind pluggable supplier adapters.</w:t>
+      </w:r>
+    </w:p>
+    <w:p>
+      <w:pPr>
+        <w:bidi/>
+        <w:spacing w:after="30"/>
+        <w:jc w:val="right"/>
       </w:pPr>
       <w:r>
         <w:rPr>
           <w:b/>
+          <w:bCs/>
+          <w:color w:val="595959"/>
+          <w:sz w:val="19"/>
+          <w:szCs w:val="19"/>
         </w:rPr>
-        <w:t xml:space="preserve">Legends Match — </w:t>
+        <w:t xml:space="preserve">Stack: </w:t>
       </w:r>
       <w:r>
-        <w:t xml:space="preserve">Cross-platform mobile game with Google Sign-In, AdMob monetization, an in-game coin economy and a referral and cashout system backed by an admin dashboard. </w:t>
+        <w:rPr>
+          <w:color w:val="595959"/>
+          <w:sz w:val="19"/>
+          <w:szCs w:val="19"/>
+        </w:rPr>
+        <w:t>Node.</w:t>
+      </w:r>
+      <w:r>
+        <w:rPr>
+          <w:color w:val="595959"/>
+          <w:sz w:val="19"/>
+          <w:szCs w:val="19"/>
+        </w:rPr>
+        <w:t>js, Telegraf, Fastify, PostgreSQL</w:t>
+      </w:r>
+    </w:p>
+    <w:p>
+      <w:pPr>
+        <w:keepNext/>
+        <w:bidi/>
+        <w:spacing w:before="110" w:after="20"/>
+        <w:jc w:val="right"/>
+      </w:pPr>
+      <w:r>
+        <w:rPr>
+          <w:b/>
+          <w:bCs/>
+          <w:color w:val="000000"/>
+          <w:sz w:val="23"/>
+          <w:szCs w:val="23"/>
+        </w:rPr>
+        <w:t>Legends Match</w:t>
+      </w:r>
+    </w:p>
+    <w:p>
+      <w:pPr>
+        <w:bidi/>
+        <w:spacing w:after="20" w:line="252" w:lineRule="auto"/>
+        <w:jc w:val="right"/>
+      </w:pPr>
+      <w:r>
+        <w:rPr>
+          <w:color w:val="1A1A1A"/>
+          <w:sz w:val="21"/>
+          <w:szCs w:val="21"/>
+        </w:rPr>
+        <w:t>Cross-platform mobile game with Google Sign-In, AdMob monetization, an in-game coin economy and a referral and cashout system backed by an admin dashboard.</w:t>
+      </w:r>
+    </w:p>
+    <w:p>
+      <w:pPr>
+        <w:bidi/>
+        <w:spacing w:after="30"/>
+        <w:jc w:val="right"/>
+      </w:pPr>
+      <w:r>
+        <w:rPr>
+          <w:b/>
+          <w:bCs/>
+          <w:color w:val="595959"/>
+          <w:sz w:val="19"/>
+          <w:szCs w:val="19"/>
+        </w:rPr>
+        <w:t xml:space="preserve">Stack: </w:t>
+      </w:r>
+      <w:r>
+        <w:rPr>
+          <w:color w:val="595959"/>
+          <w:sz w:val="19"/>
+          <w:szCs w:val="19"/>
+        </w:rPr>
+        <w:t>React Native (Expo), Fastify, PostgreSQL, AdM</w:t>
+      </w:r>
+      <w:r>
+        <w:rPr>
+          <w:color w:val="595959"/>
+          <w:sz w:val="19"/>
+          <w:szCs w:val="19"/>
+        </w:rPr>
+        <w:t>ob</w:t>
+      </w:r>
+    </w:p>
+    <w:p>
+      <w:pPr>
+        <w:keepNext/>
+        <w:pBdr>
+          <w:bottom w:val="single" w:sz="8" w:space="2" w:color="000000"/>
+        </w:pBdr>
+        <w:bidi/>
+        <w:spacing w:before="200" w:after="60"/>
+        <w:jc w:val="right"/>
+      </w:pPr>
+      <w:r>
+        <w:rPr>
+          <w:b/>
+          <w:bCs/>
+          <w:color w:val="000000"/>
+          <w:spacing w:val="30"/>
+          <w:sz w:val="24"/>
+          <w:szCs w:val="24"/>
+        </w:rPr>
+        <w:t>TECHNICAL &amp; MANAGEMENT SKILLS</w:t>
+      </w:r>
+    </w:p>
+    <w:p>
+      <w:pPr>
+        <w:bidi/>
+        <w:spacing w:after="30" w:line="252" w:lineRule="auto"/>
+        <w:jc w:val="right"/>
+      </w:pPr>
+      <w:r>
+        <w:rPr>
+          <w:color w:val="000000"/>
+          <w:sz w:val="21"/>
+          <w:szCs w:val="21"/>
+        </w:rPr>
+        <w:t xml:space="preserve">•  </w:t>
       </w:r>
       <w:r>
         <w:rPr>
           <w:b/>
+          <w:bCs/>
+          <w:color w:val="1A1A1A"/>
+          <w:sz w:val="21"/>
+          <w:szCs w:val="21"/>
         </w:rPr>
-        <w:t xml:space="preserve">Stack: </w:t>
+        <w:t xml:space="preserve">Software Development: </w:t>
       </w:r>
       <w:r>
-        <w:t xml:space="preserve">React Native (Expo), Fastify, PostgreSQL, AdMob.</w:t>
+        <w:rPr>
+          <w:color w:val="1A1A1A"/>
+          <w:sz w:val="21"/>
+          <w:szCs w:val="21"/>
+        </w:rPr>
+        <w:t>Python, Java, Spring Boot, C#, JavaScript, XML, PHP, Laravel, RESTful APIs.</w:t>
       </w:r>
     </w:p>
     <w:p>
       <w:pPr>
-        <w:pStyle w:val="Heading1"/>
+        <w:bidi/>
+        <w:spacing w:after="30" w:line="252" w:lineRule="auto"/>
+        <w:jc w:val="right"/>
       </w:pPr>
       <w:r>
+        <w:rPr>
+          <w:color w:val="000000"/>
+          <w:sz w:val="21"/>
+          <w:szCs w:val="21"/>
+        </w:rPr>
+        <w:t xml:space="preserve">•  </w:t>
+      </w:r>
+      <w:r>
+        <w:rPr>
+          <w:b/>
+          <w:bCs/>
+          <w:color w:val="1A1A1A"/>
+          <w:sz w:val="21"/>
+          <w:szCs w:val="21"/>
+        </w:rPr>
+        <w:t xml:space="preserve">Systems &amp; DevOps: </w:t>
+      </w:r>
+      <w:r>
+        <w:rPr>
+          <w:color w:val="1A1A1A"/>
+          <w:sz w:val="21"/>
+          <w:szCs w:val="21"/>
+        </w:rPr>
+        <w:t>Linux VPS, Nginx, SSH Security, SSL/HTTPS, Systemd.</w:t>
+      </w:r>
+    </w:p>
+    <w:p>
+      <w:pPr>
+        <w:bidi/>
+        <w:spacing w:after="30" w:line="252" w:lineRule="auto"/>
+        <w:jc w:val="right"/>
+      </w:pPr>
+      <w:r>
+        <w:rPr>
+          <w:color w:val="000000"/>
+          <w:sz w:val="21"/>
+          <w:szCs w:val="21"/>
+        </w:rPr>
+        <w:t xml:space="preserve">•  </w:t>
+      </w:r>
+      <w:r>
+        <w:rPr>
+          <w:b/>
+          <w:bCs/>
+          <w:color w:val="1A1A1A"/>
+          <w:sz w:val="21"/>
+          <w:szCs w:val="21"/>
+        </w:rPr>
+        <w:t xml:space="preserve">Databases: </w:t>
+      </w:r>
+      <w:r>
+        <w:rPr>
+          <w:color w:val="1A1A1A"/>
+          <w:sz w:val="21"/>
+          <w:szCs w:val="21"/>
+        </w:rPr>
+        <w:t>Oracle Database, PostgreSQL, SQL Server — administration, design and analysis.</w:t>
+      </w:r>
+    </w:p>
+    <w:p>
+      <w:pPr>
+        <w:bidi/>
+        <w:spacing w:after="30" w:line="252" w:lineRule="auto"/>
+        <w:jc w:val="right"/>
+      </w:pPr>
+      <w:r>
+        <w:rPr>
+          <w:color w:val="000000"/>
+          <w:sz w:val="21"/>
+          <w:szCs w:val="21"/>
+        </w:rPr>
+        <w:t xml:space="preserve">•  </w:t>
+      </w:r>
+      <w:r>
+        <w:rPr>
+          <w:b/>
+          <w:bCs/>
+          <w:color w:val="1A1A1A"/>
+          <w:sz w:val="21"/>
+          <w:szCs w:val="21"/>
+        </w:rPr>
+        <w:t xml:space="preserve">Infrastructure &amp; Support: </w:t>
+      </w:r>
+      <w:r>
+        <w:rPr>
+          <w:color w:val="1A1A1A"/>
+          <w:sz w:val="21"/>
+          <w:szCs w:val="21"/>
+        </w:rPr>
+        <w:t>CCNA certified; strong proficiency in network infrastructure, hardware/software troubleshooting and IT support.</w:t>
+      </w:r>
+    </w:p>
+    <w:p>
+      <w:pPr>
+        <w:bidi/>
+        <w:spacing w:after="30" w:line="252" w:lineRule="auto"/>
+        <w:jc w:val="right"/>
+      </w:pPr>
+      <w:r>
+        <w:rPr>
+          <w:color w:val="000000"/>
+          <w:sz w:val="21"/>
+          <w:szCs w:val="21"/>
+        </w:rPr>
+        <w:t xml:space="preserve">•  </w:t>
+      </w:r>
+      <w:r>
+        <w:rPr>
+          <w:b/>
+          <w:bCs/>
+          <w:color w:val="1A1A1A"/>
+          <w:sz w:val="21"/>
+          <w:szCs w:val="21"/>
+        </w:rPr>
+        <w:t xml:space="preserve">Project Management: </w:t>
+      </w:r>
+      <w:r>
+        <w:rPr>
+          <w:color w:val="1A1A1A"/>
+          <w:sz w:val="21"/>
+          <w:szCs w:val="21"/>
+        </w:rPr>
+        <w:t xml:space="preserve">Requirements </w:t>
+      </w:r>
+      <w:r>
+        <w:rPr>
+          <w:color w:val="1A1A1A"/>
+          <w:sz w:val="21"/>
+          <w:szCs w:val="21"/>
+        </w:rPr>
+        <w:t>gathering, risk identification, stakeholder coordination and technical documentation.</w:t>
+      </w:r>
+    </w:p>
+    <w:p>
+      <w:pPr>
+        <w:bidi/>
+        <w:spacing w:after="30" w:line="252" w:lineRule="auto"/>
+        <w:jc w:val="right"/>
+      </w:pPr>
+      <w:r>
+        <w:rPr>
+          <w:color w:val="000000"/>
+          <w:sz w:val="21"/>
+          <w:szCs w:val="21"/>
+        </w:rPr>
+        <w:t xml:space="preserve">•  </w:t>
+      </w:r>
+      <w:r>
+        <w:rPr>
+          <w:b/>
+          <w:bCs/>
+          <w:color w:val="1A1A1A"/>
+          <w:sz w:val="21"/>
+          <w:szCs w:val="21"/>
+        </w:rPr>
+        <w:t xml:space="preserve">Office Tools: </w:t>
+      </w:r>
+      <w:r>
+        <w:rPr>
+          <w:color w:val="1A1A1A"/>
+          <w:sz w:val="21"/>
+          <w:szCs w:val="21"/>
+        </w:rPr>
+        <w:t>Advanced proficiency in Word, Excel (reporting) and PowerPoint.</w:t>
+      </w:r>
+    </w:p>
+    <w:p>
+      <w:pPr>
+        <w:keepNext/>
+        <w:pBdr>
+          <w:bottom w:val="single" w:sz="8" w:space="2" w:color="000000"/>
+        </w:pBdr>
+        <w:bidi/>
+        <w:spacing w:before="200" w:after="60"/>
+        <w:jc w:val="right"/>
+      </w:pPr>
+      <w:r>
+        <w:rPr>
+          <w:b/>
+          <w:bCs/>
+          <w:color w:val="000000"/>
+          <w:spacing w:val="30"/>
+          <w:sz w:val="24"/>
+          <w:szCs w:val="24"/>
+        </w:rPr>
+        <w:t>EDUCATION</w:t>
+      </w:r>
+    </w:p>
+    <w:p>
+      <w:pPr>
+        <w:keepNext/>
+        <w:bidi/>
+        <w:spacing w:before="110"/>
+        <w:jc w:val="right"/>
+      </w:pPr>
+      <w:r>
+        <w:rPr>
+          <w:b/>
+          <w:bCs/>
+          <w:color w:val="000000"/>
+          <w:sz w:val="23"/>
+          <w:szCs w:val="23"/>
+        </w:rPr>
+        <w:t>M.Sc. in Web Science</w:t>
+      </w:r>
+      <w:r>
+        <w:rPr>
+          <w:color w:val="000000"/>
+          <w:sz w:val="23"/>
+          <w:szCs w:val="23"/>
+        </w:rPr>
+        <w:t>, Syrian Virtual University</w:t>
+      </w:r>
+    </w:p>
+    <w:p>
+      <w:pPr>
+        <w:bidi/>
+        <w:spacing w:after="40"/>
+        <w:jc w:val="right"/>
+      </w:pPr>
+      <w:r>
+        <w:rPr>
+          <w:i/>
+          <w:iCs/>
+          <w:color w:val="595959"/>
+          <w:sz w:val="19"/>
+          <w:szCs w:val="19"/>
+        </w:rPr>
+        <w:t>Jun 2024</w:t>
+      </w:r>
+    </w:p>
+    <w:p>
+      <w:pPr>
+        <w:keepNext/>
+        <w:bidi/>
+        <w:spacing w:before="110"/>
+        <w:jc w:val="right"/>
+      </w:pPr>
+      <w:r>
+        <w:rPr>
+          <w:b/>
+          <w:bCs/>
+          <w:color w:val="000000"/>
+          <w:sz w:val="23"/>
+          <w:szCs w:val="23"/>
+        </w:rPr>
+        <w:t>B.Sc. in Software Engineering</w:t>
+      </w:r>
+      <w:r>
+        <w:rPr>
+          <w:color w:val="000000"/>
+          <w:sz w:val="23"/>
+          <w:szCs w:val="23"/>
+        </w:rPr>
+        <w:t>, University of Aleppo</w:t>
+      </w:r>
+    </w:p>
+    <w:p>
+      <w:pPr>
+        <w:bidi/>
+        <w:spacing w:after="40"/>
+        <w:jc w:val="right"/>
+      </w:pPr>
+      <w:r>
+        <w:rPr>
+          <w:i/>
+          <w:iCs/>
+          <w:color w:val="595959"/>
+          <w:sz w:val="19"/>
+          <w:szCs w:val="19"/>
+        </w:rPr>
+        <w:t>Oct 2012</w:t>
+      </w:r>
+    </w:p>
+    <w:p>
+      <w:pPr>
+        <w:keepNext/>
+        <w:pBdr>
+          <w:bottom w:val="single" w:sz="8" w:space="2" w:color="000000"/>
+        </w:pBdr>
+        <w:bidi/>
+        <w:spacing w:before="200" w:after="60"/>
+        <w:jc w:val="right"/>
+      </w:pPr>
+      <w:r>
+        <w:rPr>
+          <w:b/>
+          <w:bCs/>
+          <w:color w:val="000000"/>
+          <w:spacing w:val="30"/>
+          <w:sz w:val="24"/>
+          <w:szCs w:val="24"/>
+        </w:rPr>
         <w:t>LANGUAGES</w:t>
       </w:r>
     </w:p>
     <w:p>
+      <w:pPr>
+        <w:bidi/>
+        <w:spacing w:after="30"/>
+        <w:jc w:val="right"/>
+      </w:pPr>
       <w:r>
-        <w:t>Arabic: Native</w:t>
+        <w:rPr>
+          <w:color w:val="000000"/>
+          <w:sz w:val="21"/>
+          <w:szCs w:val="21"/>
+        </w:rPr>
+        <w:t xml:space="preserve">•  </w:t>
+      </w:r>
+      <w:r>
+        <w:rPr>
+          <w:b/>
+          <w:bCs/>
+          <w:color w:val="1A1A1A"/>
+          <w:sz w:val="21"/>
+          <w:szCs w:val="21"/>
+        </w:rPr>
+        <w:t xml:space="preserve">Arabic: </w:t>
+      </w:r>
+      <w:r>
+        <w:rPr>
+          <w:color w:val="1A1A1A"/>
+          <w:sz w:val="21"/>
+          <w:szCs w:val="21"/>
+        </w:rPr>
+        <w:t>Native</w:t>
       </w:r>
     </w:p>
-    <w:p/>
     <w:p>
+      <w:pPr>
+        <w:bidi/>
+        <w:spacing w:after="30"/>
+        <w:jc w:val="right"/>
+      </w:pPr>
       <w:r>
+        <w:rPr>
+          <w:color w:val="000000"/>
+          <w:sz w:val="21"/>
+          <w:szCs w:val="21"/>
+        </w:rPr>
+        <w:t xml:space="preserve">•  </w:t>
+      </w:r>
+      <w:r>
+        <w:rPr>
+          <w:b/>
+          <w:bCs/>
+          <w:color w:val="1A1A1A"/>
+          <w:sz w:val="21"/>
+          <w:szCs w:val="21"/>
+        </w:rPr>
         <w:t xml:space="preserve">English: </w:t>
       </w:r>
       <w:r>
-        <w:t xml:space="preserve">Fluent </w:t>
-      </w:r>
-      <w:r>
-        <w:t>(Reading, Writing, Speaking)</w:t>
+        <w:rPr>
+          <w:color w:val="1A1A1A"/>
+          <w:sz w:val="21"/>
+          <w:szCs w:val="21"/>
+        </w:rPr>
+        <w:t>Fluent (reading, writing, speaking)</w:t>
       </w:r>
     </w:p>
     <w:sectPr>
-      <w:footerReference w:type="default" r:id="rId7"/>
-      <w:headerReference w:type="first" r:id="rId8"/>
-      <w:pgSz w:w="12240" w:h="15840" w:code="1"/>
-      <w:pgMar w:top="950" w:right="1440" w:bottom="1080" w:left="1440" w:header="576" w:footer="720" w:gutter="0"/>
+      <w:pgSz w:w="12240" w:h="15840"/>
+      <w:pgMar w:top="1000" w:right="1080" w:bottom="1000" w:left="1080" w:header="600" w:footer="600" w:gutter="0"/>
       <w:cols w:space="720"/>
-      <w:titlePg/>
       <w:docGrid w:linePitch="360"/>
     </w:sectPr>
   </w:body>
@@ -960,53 +1391,6 @@
 </w:endnotes>
 </file>
 
-<file path=word/footer1.xml><?xml version="1.0" encoding="utf-8"?>
-<w:ftr xmlns:wpc="http://schemas.microsoft.com/office/word/2010/wordprocessingCanvas" xmlns:mc="http://schemas.openxmlformats.org/markup-compatibility/2006" xmlns:o="urn:schemas-microsoft-com:office:office" xmlns:r="http://schemas.openxmlformats.org/officeDocument/2006/relationships" xmlns:m="http://schemas.openxmlformats.org/officeDocument/2006/math" xmlns:v="urn:schemas-microsoft-com:vml" xmlns:wp14="http://schemas.microsoft.com/office/word/2010/wordprocessingDrawing" xmlns:wp="http://schemas.openxmlformats.org/drawingml/2006/wordprocessingDrawing" xmlns:w10="urn:schemas-microsoft-com:office:word" xmlns:w="http://schemas.openxmlformats.org/wordprocessingml/2006/main" xmlns:w14="http://schemas.microsoft.com/office/word/2010/wordml" xmlns:w15="http://schemas.microsoft.com/office/word/2012/wordml" xmlns:wpg="http://schemas.microsoft.com/office/word/2010/wordprocessingGroup" xmlns:wpi="http://schemas.microsoft.com/office/word/2010/wordprocessingInk" xmlns:wne="http://schemas.microsoft.com/office/word/2006/wordml" xmlns:wps="http://schemas.microsoft.com/office/word/2010/wordprocessingShape" mc:Ignorable="w14 w15 wp14">
-  <w:sdt>
-    <w:sdtPr>
-      <w:id w:val="813606279"/>
-      <w:docPartObj>
-        <w:docPartGallery w:val="Page Numbers (Bottom of Page)"/>
-        <w:docPartUnique/>
-      </w:docPartObj>
-    </w:sdtPr>
-    <w:sdtEndPr>
-      <w:rPr>
-        <w:noProof/>
-      </w:rPr>
-    </w:sdtEndPr>
-    <w:sdtContent>
-      <w:p>
-        <w:pPr>
-          <w:pStyle w:val="Footer"/>
-        </w:pPr>
-        <w:r>
-          <w:fldChar w:fldCharType="begin"/>
-        </w:r>
-        <w:r>
-          <w:instrText xml:space="preserve"> PAGE   \* MERGEFORMAT </w:instrText>
-        </w:r>
-        <w:r>
-          <w:fldChar w:fldCharType="separate"/>
-        </w:r>
-        <w:r>
-          <w:rPr>
-            <w:noProof/>
-          </w:rPr>
-          <w:t>2</w:t>
-        </w:r>
-        <w:r>
-          <w:rPr>
-            <w:noProof/>
-          </w:rPr>
-          <w:fldChar w:fldCharType="end"/>
-        </w:r>
-      </w:p>
-    </w:sdtContent>
-  </w:sdt>
-</w:ftr>
-</file>
-
 <file path=word/footnotes.xml><?xml version="1.0" encoding="utf-8"?>
 <w:footnotes xmlns:wpc="http://schemas.microsoft.com/office/word/2010/wordprocessingCanvas" xmlns:mc="http://schemas.openxmlformats.org/markup-compatibility/2006" xmlns:o="urn:schemas-microsoft-com:office:office" xmlns:r="http://schemas.openxmlformats.org/officeDocument/2006/relationships" xmlns:m="http://schemas.openxmlformats.org/officeDocument/2006/math" xmlns:v="urn:schemas-microsoft-com:vml" xmlns:wp14="http://schemas.microsoft.com/office/word/2010/wordprocessingDrawing" xmlns:wp="http://schemas.openxmlformats.org/drawingml/2006/wordprocessingDrawing" xmlns:w10="urn:schemas-microsoft-com:office:word" xmlns:w="http://schemas.openxmlformats.org/wordprocessingml/2006/main" xmlns:w14="http://schemas.microsoft.com/office/word/2010/wordml" xmlns:w15="http://schemas.microsoft.com/office/word/2012/wordml" xmlns:wpg="http://schemas.microsoft.com/office/word/2010/wordprocessingGroup" xmlns:wpi="http://schemas.microsoft.com/office/word/2010/wordprocessingInk" xmlns:wne="http://schemas.microsoft.com/office/word/2006/wordml" xmlns:wps="http://schemas.microsoft.com/office/word/2010/wordprocessingShape" mc:Ignorable="w14 w15 wp14">
   <w:footnote w:type="separator" w:id="-1">
@@ -1028,100 +1412,6 @@
     <w:p/>
   </w:footnote>
 </w:footnotes>
-</file>
-
-<file path=word/header1.xml><?xml version="1.0" encoding="utf-8"?>
-<w:hdr xmlns:wpc="http://schemas.microsoft.com/office/word/2010/wordprocessingCanvas" xmlns:mc="http://schemas.openxmlformats.org/markup-compatibility/2006" xmlns:o="urn:schemas-microsoft-com:office:office" xmlns:r="http://schemas.openxmlformats.org/officeDocument/2006/relationships" xmlns:m="http://schemas.openxmlformats.org/officeDocument/2006/math" xmlns:v="urn:schemas-microsoft-com:vml" xmlns:wp14="http://schemas.microsoft.com/office/word/2010/wordprocessingDrawing" xmlns:wp="http://schemas.openxmlformats.org/drawingml/2006/wordprocessingDrawing" xmlns:w10="urn:schemas-microsoft-com:office:word" xmlns:w="http://schemas.openxmlformats.org/wordprocessingml/2006/main" xmlns:w14="http://schemas.microsoft.com/office/word/2010/wordml" xmlns:w15="http://schemas.microsoft.com/office/word/2012/wordml" xmlns:wpg="http://schemas.microsoft.com/office/word/2010/wordprocessingGroup" xmlns:wpi="http://schemas.microsoft.com/office/word/2010/wordprocessingInk" xmlns:wne="http://schemas.microsoft.com/office/word/2006/wordml" xmlns:wps="http://schemas.microsoft.com/office/word/2010/wordprocessingShape" mc:Ignorable="w14 w15 wp14">
-  <w:p>
-    <w:pPr>
-      <w:pStyle w:val="Header"/>
-    </w:pPr>
-    <w:r>
-      <w:rPr>
-        <w:noProof/>
-      </w:rPr>
-      <mc:AlternateContent>
-        <mc:Choice Requires="wps">
-          <w:drawing>
-            <wp:anchor distT="0" distB="0" distL="114300" distR="114300" simplePos="0" relativeHeight="251659264" behindDoc="1" locked="0" layoutInCell="1" allowOverlap="1" wp14:anchorId="7EDD98AC" wp14:editId="1636F998">
-              <wp:simplePos x="0" y="0"/>
-              <wp:positionH relativeFrom="page">
-                <wp:align>center</wp:align>
-              </wp:positionH>
-              <mc:AlternateContent>
-                <mc:Choice Requires="wp14">
-                  <wp:positionV relativeFrom="page">
-                    <wp14:pctPosVOffset>17300</wp14:pctPosVOffset>
-                  </wp:positionV>
-                </mc:Choice>
-                <mc:Fallback>
-                  <wp:positionV relativeFrom="page">
-                    <wp:posOffset>1739900</wp:posOffset>
-                  </wp:positionV>
-                </mc:Fallback>
-              </mc:AlternateContent>
-              <wp:extent cx="7772400" cy="0"/>
-              <wp:effectExtent l="0" t="0" r="19050" b="19050"/>
-              <wp:wrapNone/>
-              <wp:docPr id="5" name="Straight Connector 5" descr="Header dividing line"/>
-              <wp:cNvGraphicFramePr/>
-              <a:graphic xmlns:a="http://schemas.openxmlformats.org/drawingml/2006/main">
-                <a:graphicData uri="http://schemas.microsoft.com/office/word/2010/wordprocessingShape">
-                  <wps:wsp>
-                    <wps:cNvCnPr/>
-                    <wps:spPr>
-                      <a:xfrm>
-                        <a:off x="0" y="0"/>
-                        <a:ext cx="7772400" cy="0"/>
-                      </a:xfrm>
-                      <a:prstGeom prst="line">
-                        <a:avLst/>
-                      </a:prstGeom>
-                      <a:ln>
-                        <a:solidFill>
-                          <a:schemeClr val="tx1">
-                            <a:lumMod val="65000"/>
-                            <a:lumOff val="35000"/>
-                          </a:schemeClr>
-                        </a:solidFill>
-                      </a:ln>
-                    </wps:spPr>
-                    <wps:style>
-                      <a:lnRef idx="1">
-                        <a:schemeClr val="accent1"/>
-                      </a:lnRef>
-                      <a:fillRef idx="0">
-                        <a:schemeClr val="accent1"/>
-                      </a:fillRef>
-                      <a:effectRef idx="0">
-                        <a:schemeClr val="accent1"/>
-                      </a:effectRef>
-                      <a:fontRef idx="minor">
-                        <a:schemeClr val="tx1"/>
-                      </a:fontRef>
-                    </wps:style>
-                    <wps:bodyPr/>
-                  </wps:wsp>
-                </a:graphicData>
-              </a:graphic>
-              <wp14:sizeRelH relativeFrom="page">
-                <wp14:pctWidth>100000</wp14:pctWidth>
-              </wp14:sizeRelH>
-            </wp:anchor>
-          </w:drawing>
-        </mc:Choice>
-        <mc:Fallback>
-          <w:pict>
-            <v:line w14:anchorId="0686A48E" id="Straight Connector 5" o:spid="_x0000_s1026" alt="Header dividing line" style="position:absolute;z-index:-251657216;visibility:visible;mso-wrap-style:square;mso-width-percent:1000;mso-top-percent:173;mso-wrap-distance-left:9pt;mso-wrap-distance-top:0;mso-wrap-distance-right:9pt;mso-wrap-distance-bottom:0;mso-position-horizontal:center;mso-position-horizontal-relative:page;mso-position-vertical-relative:page;mso-width-percent:1000;mso-top-percent:173;mso-width-relative:page" from="0,0" to="612pt,0" o:gfxdata="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" strokecolor="#5a5a5a [2109]" strokeweight=".5pt">
-              <v:stroke joinstyle="miter"/>
-              <w10:wrap anchorx="page" anchory="page"/>
-            </v:line>
-          </w:pict>
-        </mc:Fallback>
-      </mc:AlternateContent>
-    </w:r>
-  </w:p>
-</w:hdr>
 </file>
 
 <file path=word/numbering.xml><?xml version="1.0" encoding="utf-8"?>
@@ -1693,7 +1983,7 @@
   <w:docDefaults>
     <w:rPrDefault>
       <w:rPr>
-        <w:rFonts w:asciiTheme="minorHAnsi" w:eastAsiaTheme="minorHAnsi" w:hAnsiTheme="minorHAnsi" w:cstheme="minorBidi"/>
+        <w:rFonts w:ascii="Calibri" w:eastAsia="Calibri" w:hAnsi="Calibri" w:cs="Sakkal Majalla"/>
         <w:color w:val="595959" w:themeColor="text1" w:themeTint="A6"/>
         <w:sz w:val="22"/>
         <w:szCs w:val="22"/>
@@ -2731,7 +3021,6 @@
     <w:unhideWhenUsed/>
     <w:rsid w:val="00316DFF"/>
     <w:rPr>
-      <w:rFonts w:ascii="Segoe UI" w:hAnsi="Segoe UI" w:cs="Segoe UI"/>
       <w:szCs w:val="18"/>
     </w:rPr>
   </w:style>
@@ -2871,7 +3160,6 @@
     <w:unhideWhenUsed/>
     <w:rsid w:val="00316DFF"/>
     <w:rPr>
-      <w:rFonts w:ascii="Segoe UI" w:hAnsi="Segoe UI" w:cs="Segoe UI"/>
       <w:szCs w:val="16"/>
     </w:rPr>
   </w:style>
@@ -28058,764 +28346,6 @@
     </w:rPr>
   </w:style>
 </w:styles>
-</file>
-
-<file path=word/glossary/document.xml><?xml version="1.0" encoding="utf-8"?>
-<w:glossaryDocument xmlns:wpc="http://schemas.microsoft.com/office/word/2010/wordprocessingCanvas" xmlns:mc="http://schemas.openxmlformats.org/markup-compatibility/2006" xmlns:o="urn:schemas-microsoft-com:office:office" xmlns:r="http://schemas.openxmlformats.org/officeDocument/2006/relationships" xmlns:m="http://schemas.openxmlformats.org/officeDocument/2006/math" xmlns:v="urn:schemas-microsoft-com:vml" xmlns:wp14="http://schemas.microsoft.com/office/word/2010/wordprocessingDrawing" xmlns:wp="http://schemas.openxmlformats.org/drawingml/2006/wordprocessingDrawing" xmlns:w10="urn:schemas-microsoft-com:office:word" xmlns:w="http://schemas.openxmlformats.org/wordprocessingml/2006/main" xmlns:w14="http://schemas.microsoft.com/office/word/2010/wordml" xmlns:w15="http://schemas.microsoft.com/office/word/2012/wordml" xmlns:wpg="http://schemas.microsoft.com/office/word/2010/wordprocessingGroup" xmlns:wpi="http://schemas.microsoft.com/office/word/2010/wordprocessingInk" xmlns:wne="http://schemas.microsoft.com/office/word/2006/wordml" xmlns:wps="http://schemas.microsoft.com/office/word/2010/wordprocessingShape" mc:Ignorable="w14 w15 wp14">
-  <w:docParts>
-    <w:docPart>
-      <w:docPartPr>
-        <w:name w:val="3A888CA4AF88426C84EB91E068C3B347"/>
-        <w:category>
-          <w:name w:val="General"/>
-          <w:gallery w:val="placeholder"/>
-        </w:category>
-        <w:types>
-          <w:type w:val="bbPlcHdr"/>
-        </w:types>
-        <w:behaviors>
-          <w:behavior w:val="content"/>
-        </w:behaviors>
-        <w:guid w:val="{00A1568B-139B-44EE-9DDC-05048FDFA3FF}"/>
-      </w:docPartPr>
-      <w:docPartBody>
-        <w:p>
-          <w:pPr>
-            <w:pStyle w:val="3A888CA4AF88426C84EB91E068C3B347"/>
-          </w:pPr>
-          <w:r>
-            <w:t>Experience</w:t>
-          </w:r>
-        </w:p>
-      </w:docPartBody>
-    </w:docPart>
-    <w:docPart>
-      <w:docPartPr>
-        <w:name w:val="CE73FD80FCAB4652B2EA8650176DD6F8"/>
-        <w:category>
-          <w:name w:val="General"/>
-          <w:gallery w:val="placeholder"/>
-        </w:category>
-        <w:types>
-          <w:type w:val="bbPlcHdr"/>
-        </w:types>
-        <w:behaviors>
-          <w:behavior w:val="content"/>
-        </w:behaviors>
-        <w:guid w:val="{A2E85DE9-33EF-4582-8892-6BCC5439A822}"/>
-      </w:docPartPr>
-      <w:docPartBody>
-        <w:p>
-          <w:pPr>
-            <w:pStyle w:val="CE73FD80FCAB4652B2EA8650176DD6F8"/>
-          </w:pPr>
-          <w:r>
-            <w:t>Education</w:t>
-          </w:r>
-        </w:p>
-      </w:docPartBody>
-    </w:docPart>
-  </w:docParts>
-</w:glossaryDocument>
-</file>
-
-<file path=word/glossary/fontTable.xml><?xml version="1.0" encoding="utf-8"?>
-<w:fonts xmlns:mc="http://schemas.openxmlformats.org/markup-compatibility/2006" xmlns:r="http://schemas.openxmlformats.org/officeDocument/2006/relationships" xmlns:w="http://schemas.openxmlformats.org/wordprocessingml/2006/main" xmlns:w14="http://schemas.microsoft.com/office/word/2010/wordml" xmlns:w15="http://schemas.microsoft.com/office/word/2012/wordml" mc:Ignorable="w14 w15">
-  <w:font w:name="Symbol">
-    <w:panose1 w:val="05050102010706020507"/>
-    <w:charset w:val="02"/>
-    <w:family w:val="roman"/>
-    <w:pitch w:val="variable"/>
-    <w:sig w:usb0="00000000" w:usb1="10000000" w:usb2="00000000" w:usb3="00000000" w:csb0="80000000" w:csb1="00000000"/>
-  </w:font>
-  <w:font w:name="Times New Roman">
-    <w:panose1 w:val="02020603050405020304"/>
-    <w:charset w:val="00"/>
-    <w:family w:val="roman"/>
-    <w:pitch w:val="variable"/>
-    <w:sig w:usb0="E0002EFF" w:usb1="C000785B" w:usb2="00000009" w:usb3="00000000" w:csb0="000001FF" w:csb1="00000000"/>
-  </w:font>
-  <w:font w:name="Courier New">
-    <w:panose1 w:val="02070309020205020404"/>
-    <w:charset w:val="00"/>
-    <w:family w:val="modern"/>
-    <w:pitch w:val="fixed"/>
-    <w:sig w:usb0="E0002EFF" w:usb1="C0007843" w:usb2="00000009" w:usb3="00000000" w:csb0="000001FF" w:csb1="00000000"/>
-  </w:font>
-  <w:font w:name="Wingdings">
-    <w:panose1 w:val="05000000000000000000"/>
-    <w:charset w:val="02"/>
-    <w:family w:val="auto"/>
-    <w:pitch w:val="variable"/>
-    <w:sig w:usb0="00000000" w:usb1="10000000" w:usb2="00000000" w:usb3="00000000" w:csb0="80000000" w:csb1="00000000"/>
-  </w:font>
-  <w:font w:name="Calibri">
-    <w:panose1 w:val="020F0502020204030204"/>
-    <w:charset w:val="00"/>
-    <w:family w:val="swiss"/>
-    <w:pitch w:val="variable"/>
-    <w:sig w:usb0="E4002EFF" w:usb1="C200247B" w:usb2="00000009" w:usb3="00000000" w:csb0="000001FF" w:csb1="00000000"/>
-  </w:font>
-  <w:font w:name="Georgia">
-    <w:panose1 w:val="02040502050405020303"/>
-    <w:charset w:val="00"/>
-    <w:family w:val="roman"/>
-    <w:pitch w:val="variable"/>
-    <w:sig w:usb0="00000287" w:usb1="00000000" w:usb2="00000000" w:usb3="00000000" w:csb0="0000009F" w:csb1="00000000"/>
-  </w:font>
-  <w:font w:name="Consolas">
-    <w:panose1 w:val="020B0609020204030204"/>
-    <w:charset w:val="00"/>
-    <w:family w:val="modern"/>
-    <w:pitch w:val="fixed"/>
-    <w:sig w:usb0="E00006FF" w:usb1="0000FCFF" w:usb2="00000001" w:usb3="00000000" w:csb0="0000019F" w:csb1="00000000"/>
-  </w:font>
-  <w:font w:name="Segoe UI">
-    <w:panose1 w:val="020B0502040204020203"/>
-    <w:charset w:val="00"/>
-    <w:family w:val="swiss"/>
-    <w:pitch w:val="variable"/>
-    <w:sig w:usb0="E4002EFF" w:usb1="C000E47F" w:usb2="00000009" w:usb3="00000000" w:csb0="000001FF" w:csb1="00000000"/>
-  </w:font>
-  <w:font w:name="Segoe UI Symbol">
-    <w:panose1 w:val="020B0502040204020203"/>
-    <w:charset w:val="00"/>
-    <w:family w:val="swiss"/>
-    <w:pitch w:val="variable"/>
-    <w:sig w:usb0="800001E3" w:usb1="1200FFEF" w:usb2="00040000" w:usb3="00000000" w:csb0="00000001" w:csb1="00000000"/>
-  </w:font>
-  <w:font w:name="Arial">
-    <w:panose1 w:val="020B0604020202020204"/>
-    <w:charset w:val="00"/>
-    <w:family w:val="swiss"/>
-    <w:pitch w:val="variable"/>
-    <w:sig w:usb0="E0002EFF" w:usb1="C000785B" w:usb2="00000009" w:usb3="00000000" w:csb0="000001FF" w:csb1="00000000"/>
-  </w:font>
-  <w:font w:name="Calibri Light">
-    <w:panose1 w:val="020F0302020204030204"/>
-    <w:charset w:val="00"/>
-    <w:family w:val="swiss"/>
-    <w:pitch w:val="variable"/>
-    <w:sig w:usb0="E4002EFF" w:usb1="C200247B" w:usb2="00000009" w:usb3="00000000" w:csb0="000001FF" w:csb1="00000000"/>
-  </w:font>
-</w:fonts>
-</file>
-
-<file path=word/glossary/settings.xml><?xml version="1.0" encoding="utf-8"?>
-<w:settings xmlns:mc="http://schemas.openxmlformats.org/markup-compatibility/2006" xmlns:o="urn:schemas-microsoft-com:office:office" xmlns:r="http://schemas.openxmlformats.org/officeDocument/2006/relationships" xmlns:m="http://schemas.openxmlformats.org/officeDocument/2006/math" xmlns:v="urn:schemas-microsoft-com:vml" xmlns:w10="urn:schemas-microsoft-com:office:word" xmlns:w="http://schemas.openxmlformats.org/wordprocessingml/2006/main" xmlns:w14="http://schemas.microsoft.com/office/word/2010/wordml" xmlns:w15="http://schemas.microsoft.com/office/word/2012/wordml" xmlns:sl="http://schemas.openxmlformats.org/schemaLibrary/2006/main" mc:Ignorable="w14 w15">
-  <w:view w:val="normal"/>
-  <w:defaultTabStop w:val="720"/>
-  <w:characterSpacingControl w:val="doNotCompress"/>
-  <w:compat>
-    <w:useFELayout/>
-    <w:compatSetting w:name="compatibilityMode" w:uri="http://schemas.microsoft.com/office/word" w:val="15"/>
-    <w:compatSetting w:name="overrideTableStyleFontSizeAndJustification" w:uri="http://schemas.microsoft.com/office/word" w:val="1"/>
-    <w:compatSetting w:name="enableOpenTypeFeatures" w:uri="http://schemas.microsoft.com/office/word" w:val="1"/>
-    <w:compatSetting w:name="doNotFlipMirrorIndents" w:uri="http://schemas.microsoft.com/office/word" w:val="1"/>
-    <w:compatSetting w:name="differentiateMultirowTableHeaders" w:uri="http://schemas.microsoft.com/office/word" w:val="1"/>
-  </w:compat>
-  <w:rsids>
-    <w:rsidRoot w:val="00251F57"/>
-    <w:rsid w:val="00251F57"/>
-    <w:rsid w:val="00354273"/>
-    <w:rsid w:val="00AB09B0"/>
-    <w:rsid w:val="00B90246"/>
-  </w:rsids>
-  <m:mathPr>
-    <m:mathFont m:val="Cambria Math"/>
-    <m:brkBin m:val="before"/>
-    <m:brkBinSub m:val="--"/>
-    <m:smallFrac m:val="0"/>
-    <m:dispDef/>
-    <m:lMargin m:val="0"/>
-    <m:rMargin m:val="0"/>
-    <m:defJc m:val="centerGroup"/>
-    <m:wrapIndent m:val="1440"/>
-    <m:intLim m:val="subSup"/>
-    <m:naryLim m:val="undOvr"/>
-  </m:mathPr>
-  <w:themeFontLang w:val="en-US" w:bidi="ar-SA"/>
-  <w:clrSchemeMapping w:bg1="light1" w:t1="dark1" w:bg2="light2" w:t2="dark2" w:accent1="accent1" w:accent2="accent2" w:accent3="accent3" w:accent4="accent4" w:accent5="accent5" w:accent6="accent6" w:hyperlink="hyperlink" w:followedHyperlink="followedHyperlink"/>
-  <w:decimalSymbol w:val="."/>
-  <w:listSeparator w:val=","/>
-  <w15:chartTrackingRefBased/>
-</w:settings>
-</file>
-
-<file path=word/glossary/styles.xml><?xml version="1.0" encoding="utf-8"?>
-<w:styles xmlns:mc="http://schemas.openxmlformats.org/markup-compatibility/2006" xmlns:r="http://schemas.openxmlformats.org/officeDocument/2006/relationships" xmlns:w="http://schemas.openxmlformats.org/wordprocessingml/2006/main" xmlns:w14="http://schemas.microsoft.com/office/word/2010/wordml" xmlns:w15="http://schemas.microsoft.com/office/word/2012/wordml" mc:Ignorable="w14 w15">
-  <w:docDefaults>
-    <w:rPrDefault>
-      <w:rPr>
-        <w:rFonts w:asciiTheme="minorHAnsi" w:eastAsiaTheme="minorEastAsia" w:hAnsiTheme="minorHAnsi" w:cstheme="minorBidi"/>
-        <w:sz w:val="22"/>
-        <w:szCs w:val="22"/>
-        <w:lang w:val="en-US" w:eastAsia="en-US" w:bidi="ar-SA"/>
-      </w:rPr>
-    </w:rPrDefault>
-    <w:pPrDefault>
-      <w:pPr>
-        <w:spacing w:after="160" w:line="259" w:lineRule="auto"/>
-      </w:pPr>
-    </w:pPrDefault>
-  </w:docDefaults>
-  <w:latentStyles w:defLockedState="0" w:defUIPriority="99" w:defSemiHidden="0" w:defUnhideWhenUsed="0" w:defQFormat="0" w:count="371">
-    <w:lsdException w:name="Normal" w:uiPriority="0" w:qFormat="1"/>
-    <w:lsdException w:name="heading 1" w:uiPriority="9" w:qFormat="1"/>
-    <w:lsdException w:name="heading 2" w:semiHidden="1" w:uiPriority="9" w:unhideWhenUsed="1" w:qFormat="1"/>
-    <w:lsdException w:name="heading 3" w:semiHidden="1" w:uiPriority="9" w:unhideWhenUsed="1" w:qFormat="1"/>
-    <w:lsdException w:name="heading 4" w:semiHidden="1" w:uiPriority="9" w:unhideWhenUsed="1" w:qFormat="1"/>
-    <w:lsdException w:name="heading 5" w:semiHidden="1" w:uiPriority="9" w:unhideWhenUsed="1" w:qFormat="1"/>
-    <w:lsdException w:name="heading 6" w:semiHidden="1" w:uiPriority="9" w:unhideWhenUsed="1" w:qFormat="1"/>
-    <w:lsdException w:name="heading 7" w:semiHidden="1" w:uiPriority="9" w:unhideWhenUsed="1" w:qFormat="1"/>
-    <w:lsdException w:name="heading 8" w:semiHidden="1" w:uiPriority="9" w:unhideWhenUsed="1" w:qFormat="1"/>
-    <w:lsdException w:name="heading 9" w:semiHidden="1" w:uiPriority="9" w:unhideWhenUsed="1" w:qFormat="1"/>
-    <w:lsdException w:name="index 1" w:semiHidden="1" w:unhideWhenUsed="1"/>
-    <w:lsdException w:name="index 2" w:semiHidden="1" w:unhideWhenUsed="1"/>
-    <w:lsdException w:name="index 3" w:semiHidden="1" w:unhideWhenUsed="1"/>
-    <w:lsdException w:name="index 4" w:semiHidden="1" w:unhideWhenUsed="1"/>
-    <w:lsdException w:name="index 5" w:semiHidden="1" w:unhideWhenUsed="1"/>
-    <w:lsdException w:name="index 6" w:semiHidden="1" w:unhideWhenUsed="1"/>
-    <w:lsdException w:name="index 7" w:semiHidden="1" w:unhideWhenUsed="1"/>
-    <w:lsdException w:name="index 8" w:semiHidden="1" w:unhideWhenUsed="1"/>
-    <w:lsdException w:name="index 9" w:semiHidden="1" w:unhideWhenUsed="1"/>
-    <w:lsdException w:name="toc 1" w:semiHidden="1" w:uiPriority="39" w:unhideWhenUsed="1"/>
-    <w:lsdException w:name="toc 2" w:semiHidden="1" w:uiPriority="39" w:unhideWhenUsed="1"/>
-    <w:lsdException w:name="toc 3" w:semiHidden="1" w:uiPriority="39" w:unhideWhenUsed="1"/>
-    <w:lsdException w:name="toc 4" w:semiHidden="1" w:uiPriority="39" w:unhideWhenUsed="1"/>
-    <w:lsdException w:name="toc 5" w:semiHidden="1" w:uiPriority="39" w:unhideWhenUsed="1"/>
-    <w:lsdException w:name="toc 6" w:semiHidden="1" w:uiPriority="39" w:unhideWhenUsed="1"/>
-    <w:lsdException w:name="toc 7" w:semiHidden="1" w:uiPriority="39" w:unhideWhenUsed="1"/>
-    <w:lsdException w:name="toc 8" w:semiHidden="1" w:uiPriority="39" w:unhideWhenUsed="1"/>
-    <w:lsdException w:name="toc 9" w:semiHidden="1" w:uiPriority="39" w:unhideWhenUsed="1"/>
-    <w:lsdException w:name="Normal Indent" w:semiHidden="1" w:unhideWhenUsed="1"/>
-    <w:lsdException w:name="footnote text" w:semiHidden="1" w:unhideWhenUsed="1"/>
-    <w:lsdException w:name="annotation text" w:semiHidden="1" w:unhideWhenUsed="1"/>
-    <w:lsdException w:name="header" w:semiHidden="1" w:unhideWhenUsed="1"/>
-    <w:lsdException w:name="footer" w:semiHidden="1" w:unhideWhenUsed="1"/>
-    <w:lsdException w:name="index heading" w:semiHidden="1" w:unhideWhenUsed="1"/>
-    <w:lsdException w:name="caption" w:semiHidden="1" w:uiPriority="35" w:unhideWhenUsed="1" w:qFormat="1"/>
-    <w:lsdException w:name="table of figures" w:semiHidden="1" w:unhideWhenUsed="1"/>
-    <w:lsdException w:name="envelope address" w:semiHidden="1" w:unhideWhenUsed="1"/>
-    <w:lsdException w:name="envelope return" w:semiHidden="1" w:unhideWhenUsed="1"/>
-    <w:lsdException w:name="footnote reference" w:semiHidden="1" w:unhideWhenUsed="1"/>
-    <w:lsdException w:name="annotation reference" w:semiHidden="1" w:unhideWhenUsed="1"/>
-    <w:lsdException w:name="line number" w:semiHidden="1" w:unhideWhenUsed="1"/>
-    <w:lsdException w:name="page number" w:semiHidden="1" w:unhideWhenUsed="1"/>
-    <w:lsdException w:name="endnote reference" w:semiHidden="1" w:unhideWhenUsed="1"/>
-    <w:lsdException w:name="endnote text" w:semiHidden="1" w:unhideWhenUsed="1"/>
-    <w:lsdException w:name="table of authorities" w:semiHidden="1" w:unhideWhenUsed="1"/>
-    <w:lsdException w:name="macro" w:semiHidden="1" w:unhideWhenUsed="1"/>
-    <w:lsdException w:name="toa heading" w:semiHidden="1" w:unhideWhenUsed="1"/>
-    <w:lsdException w:name="List" w:semiHidden="1" w:unhideWhenUsed="1"/>
-    <w:lsdException w:name="List Bullet" w:semiHidden="1" w:unhideWhenUsed="1"/>
-    <w:lsdException w:name="List Number" w:semiHidden="1" w:unhideWhenUsed="1"/>
-    <w:lsdException w:name="List 2" w:semiHidden="1" w:unhideWhenUsed="1"/>
-    <w:lsdException w:name="List 3" w:semiHidden="1" w:unhideWhenUsed="1"/>
-    <w:lsdException w:name="List 4" w:semiHidden="1" w:unhideWhenUsed="1"/>
-    <w:lsdException w:name="List 5" w:semiHidden="1" w:unhideWhenUsed="1"/>
-    <w:lsdException w:name="List Bullet 2" w:semiHidden="1" w:unhideWhenUsed="1"/>
-    <w:lsdException w:name="List Bullet 3" w:semiHidden="1" w:unhideWhenUsed="1"/>
-    <w:lsdException w:name="List Bullet 4" w:semiHidden="1" w:unhideWhenUsed="1"/>
-    <w:lsdException w:name="List Bullet 5" w:semiHidden="1" w:unhideWhenUsed="1"/>
-    <w:lsdException w:name="List Number 2" w:semiHidden="1" w:unhideWhenUsed="1"/>
-    <w:lsdException w:name="List Number 3" w:semiHidden="1" w:unhideWhenUsed="1"/>
-    <w:lsdException w:name="List Number 4" w:semiHidden="1" w:unhideWhenUsed="1"/>
-    <w:lsdException w:name="List Number 5" w:semiHidden="1" w:unhideWhenUsed="1"/>
-    <w:lsdException w:name="Title" w:uiPriority="10" w:qFormat="1"/>
-    <w:lsdException w:name="Closing" w:semiHidden="1" w:unhideWhenUsed="1"/>
-    <w:lsdException w:name="Signature" w:semiHidden="1" w:unhideWhenUsed="1"/>
-    <w:lsdException w:name="Default Paragraph Font" w:semiHidden="1" w:uiPriority="1" w:unhideWhenUsed="1"/>
-    <w:lsdException w:name="Body Text" w:semiHidden="1" w:unhideWhenUsed="1"/>
-    <w:lsdException w:name="Body Text Indent" w:semiHidden="1" w:unhideWhenUsed="1"/>
-    <w:lsdException w:name="List Continue" w:semiHidden="1" w:unhideWhenUsed="1"/>
-    <w:lsdException w:name="List Continue 2" w:semiHidden="1" w:unhideWhenUsed="1"/>
-    <w:lsdException w:name="List Continue 3" w:semiHidden="1" w:unhideWhenUsed="1"/>
-    <w:lsdException w:name="List Continue 4" w:semiHidden="1" w:unhideWhenUsed="1"/>
-    <w:lsdException w:name="List Continue 5" w:semiHidden="1" w:unhideWhenUsed="1"/>
-    <w:lsdException w:name="Message Header" w:semiHidden="1" w:unhideWhenUsed="1"/>
-    <w:lsdException w:name="Subtitle" w:uiPriority="11" w:qFormat="1"/>
-    <w:lsdException w:name="Salutation" w:semiHidden="1" w:unhideWhenUsed="1"/>
-    <w:lsdException w:name="Date" w:semiHidden="1" w:unhideWhenUsed="1"/>
-    <w:lsdException w:name="Body Text First Indent" w:semiHidden="1" w:unhideWhenUsed="1"/>
-    <w:lsdException w:name="Body Text First Indent 2" w:semiHidden="1" w:unhideWhenUsed="1"/>
-    <w:lsdException w:name="Note Heading" w:semiHidden="1" w:unhideWhenUsed="1"/>
-    <w:lsdException w:name="Body Text 2" w:semiHidden="1" w:unhideWhenUsed="1"/>
-    <w:lsdException w:name="Body Text 3" w:semiHidden="1" w:unhideWhenUsed="1"/>
-    <w:lsdException w:name="Body Text Indent 2" w:semiHidden="1" w:unhideWhenUsed="1"/>
-    <w:lsdException w:name="Body Text Indent 3" w:semiHidden="1" w:unhideWhenUsed="1"/>
-    <w:lsdException w:name="Block Text" w:semiHidden="1" w:unhideWhenUsed="1"/>
-    <w:lsdException w:name="Hyperlink" w:semiHidden="1" w:unhideWhenUsed="1"/>
-    <w:lsdException w:name="FollowedHyperlink" w:semiHidden="1" w:unhideWhenUsed="1"/>
-    <w:lsdException w:name="Strong" w:uiPriority="22" w:qFormat="1"/>
-    <w:lsdException w:name="Emphasis" w:uiPriority="20" w:qFormat="1"/>
-    <w:lsdException w:name="Document Map" w:semiHidden="1" w:unhideWhenUsed="1"/>
-    <w:lsdException w:name="Plain Text" w:semiHidden="1" w:unhideWhenUsed="1"/>
-    <w:lsdException w:name="E-mail Signature" w:semiHidden="1" w:unhideWhenUsed="1"/>
-    <w:lsdException w:name="HTML Top of Form" w:semiHidden="1" w:unhideWhenUsed="1"/>
-    <w:lsdException w:name="HTML Bottom of Form" w:semiHidden="1" w:unhideWhenUsed="1"/>
-    <w:lsdException w:name="Normal (Web)" w:semiHidden="1" w:unhideWhenUsed="1"/>
-    <w:lsdException w:name="HTML Acronym" w:semiHidden="1" w:unhideWhenUsed="1"/>
-    <w:lsdException w:name="HTML Address" w:semiHidden="1" w:unhideWhenUsed="1"/>
-    <w:lsdException w:name="HTML Cite" w:semiHidden="1" w:unhideWhenUsed="1"/>
-    <w:lsdException w:name="HTML Code" w:semiHidden="1" w:unhideWhenUsed="1"/>
-    <w:lsdException w:name="HTML Definition" w:semiHidden="1" w:unhideWhenUsed="1"/>
-    <w:lsdException w:name="HTML Keyboard" w:semiHidden="1" w:unhideWhenUsed="1"/>
-    <w:lsdException w:name="HTML Preformatted" w:semiHidden="1" w:unhideWhenUsed="1"/>
-    <w:lsdException w:name="HTML Sample" w:semiHidden="1" w:unhideWhenUsed="1"/>
-    <w:lsdException w:name="HTML Typewriter" w:semiHidden="1" w:unhideWhenUsed="1"/>
-    <w:lsdException w:name="HTML Variable" w:semiHidden="1" w:unhideWhenUsed="1"/>
-    <w:lsdException w:name="Normal Table" w:semiHidden="1" w:unhideWhenUsed="1"/>
-    <w:lsdException w:name="annotation subject" w:semiHidden="1" w:unhideWhenUsed="1"/>
-    <w:lsdException w:name="No List" w:semiHidden="1" w:unhideWhenUsed="1"/>
-    <w:lsdException w:name="Outline List 1" w:semiHidden="1" w:unhideWhenUsed="1"/>
-    <w:lsdException w:name="Outline List 2" w:semiHidden="1" w:unhideWhenUsed="1"/>
-    <w:lsdException w:name="Outline List 3" w:semiHidden="1" w:unhideWhenUsed="1"/>
-    <w:lsdException w:name="Table Simple 1" w:semiHidden="1" w:unhideWhenUsed="1"/>
-    <w:lsdException w:name="Table Simple 2" w:semiHidden="1" w:unhideWhenUsed="1"/>
-    <w:lsdException w:name="Table Simple 3" w:semiHidden="1" w:unhideWhenUsed="1"/>
-    <w:lsdException w:name="Table Classic 1" w:semiHidden="1" w:unhideWhenUsed="1"/>
-    <w:lsdException w:name="Table Classic 2" w:semiHidden="1" w:unhideWhenUsed="1"/>
-    <w:lsdException w:name="Table Classic 3" w:semiHidden="1" w:unhideWhenUsed="1"/>
-    <w:lsdException w:name="Table Classic 4" w:semiHidden="1" w:unhideWhenUsed="1"/>
-    <w:lsdException w:name="Table Colorful 1" w:semiHidden="1" w:unhideWhenUsed="1"/>
-    <w:lsdException w:name="Table Colorful 2" w:semiHidden="1" w:unhideWhenUsed="1"/>
-    <w:lsdException w:name="Table Colorful 3" w:semiHidden="1" w:unhideWhenUsed="1"/>
-    <w:lsdException w:name="Table Columns 1" w:semiHidden="1" w:unhideWhenUsed="1"/>
-    <w:lsdException w:name="Table Columns 2" w:semiHidden="1" w:unhideWhenUsed="1"/>
-    <w:lsdException w:name="Table Columns 3" w:semiHidden="1" w:unhideWhenUsed="1"/>
-    <w:lsdException w:name="Table Columns 4" w:semiHidden="1" w:unhideWhenUsed="1"/>
-    <w:lsdException w:name="Table Columns 5" w:semiHidden="1" w:unhideWhenUsed="1"/>
-    <w:lsdException w:name="Table Grid 1" w:semiHidden="1" w:unhideWhenUsed="1"/>
-    <w:lsdException w:name="Table Grid 2" w:semiHidden="1" w:unhideWhenUsed="1"/>
-    <w:lsdException w:name="Table Grid 3" w:semiHidden="1" w:unhideWhenUsed="1"/>
-    <w:lsdException w:name="Table Grid 4" w:semiHidden="1" w:unhideWhenUsed="1"/>
-    <w:lsdException w:name="Table Grid 5" w:semiHidden="1" w:unhideWhenUsed="1"/>
-    <w:lsdException w:name="Table Grid 6" w:semiHidden="1" w:unhideWhenUsed="1"/>
-    <w:lsdException w:name="Table Grid 7" w:semiHidden="1" w:unhideWhenUsed="1"/>
-    <w:lsdException w:name="Table Grid 8" w:semiHidden="1" w:unhideWhenUsed="1"/>
-    <w:lsdException w:name="Table List 1" w:semiHidden="1" w:unhideWhenUsed="1"/>
-    <w:lsdException w:name="Table List 2" w:semiHidden="1" w:unhideWhenUsed="1"/>
-    <w:lsdException w:name="Table List 3" w:semiHidden="1" w:unhideWhenUsed="1"/>
-    <w:lsdException w:name="Table List 4" w:semiHidden="1" w:unhideWhenUsed="1"/>
-    <w:lsdException w:name="Table List 5" w:semiHidden="1" w:unhideWhenUsed="1"/>
-    <w:lsdException w:name="Table List 6" w:semiHidden="1" w:unhideWhenUsed="1"/>
-    <w:lsdException w:name="Table List 7" w:semiHidden="1" w:unhideWhenUsed="1"/>
-    <w:lsdException w:name="Table List 8" w:semiHidden="1" w:unhideWhenUsed="1"/>
-    <w:lsdException w:name="Table 3D effects 1" w:semiHidden="1" w:unhideWhenUsed="1"/>
-    <w:lsdException w:name="Table 3D effects 2" w:semiHidden="1" w:unhideWhenUsed="1"/>
-    <w:lsdException w:name="Table 3D effects 3" w:semiHidden="1" w:unhideWhenUsed="1"/>
-    <w:lsdException w:name="Table Contemporary" w:semiHidden="1" w:unhideWhenUsed="1"/>
-    <w:lsdException w:name="Table Elegant" w:semiHidden="1" w:unhideWhenUsed="1"/>
-    <w:lsdException w:name="Table Professional" w:semiHidden="1" w:unhideWhenUsed="1"/>
-    <w:lsdException w:name="Table Subtle 1" w:semiHidden="1" w:unhideWhenUsed="1"/>
-    <w:lsdException w:name="Table Subtle 2" w:semiHidden="1" w:unhideWhenUsed="1"/>
-    <w:lsdException w:name="Table Web 1" w:semiHidden="1" w:unhideWhenUsed="1"/>
-    <w:lsdException w:name="Table Web 2" w:semiHidden="1" w:unhideWhenUsed="1"/>
-    <w:lsdException w:name="Table Web 3" w:semiHidden="1" w:unhideWhenUsed="1"/>
-    <w:lsdException w:name="Balloon Text" w:semiHidden="1" w:unhideWhenUsed="1"/>
-    <w:lsdException w:name="Table Grid" w:uiPriority="39"/>
-    <w:lsdException w:name="Table Theme" w:semiHidden="1" w:unhideWhenUsed="1"/>
-    <w:lsdException w:name="Placeholder Text" w:semiHidden="1"/>
-    <w:lsdException w:name="No Spacing" w:uiPriority="1" w:qFormat="1"/>
-    <w:lsdException w:name="Light Shading" w:uiPriority="60"/>
-    <w:lsdException w:name="Light List" w:uiPriority="61"/>
-    <w:lsdException w:name="Light Grid" w:uiPriority="62"/>
-    <w:lsdException w:name="Medium Shading 1" w:uiPriority="63"/>
-    <w:lsdException w:name="Medium Shading 2" w:uiPriority="64"/>
-    <w:lsdException w:name="Medium List 1" w:uiPriority="65"/>
-    <w:lsdException w:name="Medium List 2" w:uiPriority="66"/>
-    <w:lsdException w:name="Medium Grid 1" w:uiPriority="67"/>
-    <w:lsdException w:name="Medium Grid 2" w:uiPriority="68"/>
-    <w:lsdException w:name="Medium Grid 3" w:uiPriority="69"/>
-    <w:lsdException w:name="Dark List" w:uiPriority="70"/>
-    <w:lsdException w:name="Colorful Shading" w:uiPriority="71"/>
-    <w:lsdException w:name="Colorful List" w:uiPriority="72"/>
-    <w:lsdException w:name="Colorful Grid" w:uiPriority="73"/>
-    <w:lsdException w:name="Light Shading Accent 1" w:uiPriority="60"/>
-    <w:lsdException w:name="Light List Accent 1" w:uiPriority="61"/>
-    <w:lsdException w:name="Light Grid Accent 1" w:uiPriority="62"/>
-    <w:lsdException w:name="Medium Shading 1 Accent 1" w:uiPriority="63"/>
-    <w:lsdException w:name="Medium Shading 2 Accent 1" w:uiPriority="64"/>
-    <w:lsdException w:name="Medium List 1 Accent 1" w:uiPriority="65"/>
-    <w:lsdException w:name="Revision" w:semiHidden="1"/>
-    <w:lsdException w:name="List Paragraph" w:uiPriority="34" w:qFormat="1"/>
-    <w:lsdException w:name="Quote" w:uiPriority="29" w:qFormat="1"/>
-    <w:lsdException w:name="Intense Quote" w:uiPriority="30" w:qFormat="1"/>
-    <w:lsdException w:name="Medium List 2 Accent 1" w:uiPriority="66"/>
-    <w:lsdException w:name="Medium Grid 1 Accent 1" w:uiPriority="67"/>
-    <w:lsdException w:name="Medium Grid 2 Accent 1" w:uiPriority="68"/>
-    <w:lsdException w:name="Medium Grid 3 Accent 1" w:uiPriority="69"/>
-    <w:lsdException w:name="Dark List Accent 1" w:uiPriority="70"/>
-    <w:lsdException w:name="Colorful Shading Accent 1" w:uiPriority="71"/>
-    <w:lsdException w:name="Colorful List Accent 1" w:uiPriority="72"/>
-    <w:lsdException w:name="Colorful Grid Accent 1" w:uiPriority="73"/>
-    <w:lsdException w:name="Light Shading Accent 2" w:uiPriority="60"/>
-    <w:lsdException w:name="Light List Accent 2" w:uiPriority="61"/>
-    <w:lsdException w:name="Light Grid Accent 2" w:uiPriority="62"/>
-    <w:lsdException w:name="Medium Shading 1 Accent 2" w:uiPriority="63"/>
-    <w:lsdException w:name="Medium Shading 2 Accent 2" w:uiPriority="64"/>
-    <w:lsdException w:name="Medium List 1 Accent 2" w:uiPriority="65"/>
-    <w:lsdException w:name="Medium List 2 Accent 2" w:uiPriority="66"/>
-    <w:lsdException w:name="Medium Grid 1 Accent 2" w:uiPriority="67"/>
-    <w:lsdException w:name="Medium Grid 2 Accent 2" w:uiPriority="68"/>
-    <w:lsdException w:name="Medium Grid 3 Accent 2" w:uiPriority="69"/>
-    <w:lsdException w:name="Dark List Accent 2" w:uiPriority="70"/>
-    <w:lsdException w:name="Colorful Shading Accent 2" w:uiPriority="71"/>
-    <w:lsdException w:name="Colorful List Accent 2" w:uiPriority="72"/>
-    <w:lsdException w:name="Colorful Grid Accent 2" w:uiPriority="73"/>
-    <w:lsdException w:name="Light Shading Accent 3" w:uiPriority="60"/>
-    <w:lsdException w:name="Light List Accent 3" w:uiPriority="61"/>
-    <w:lsdException w:name="Light Grid Accent 3" w:uiPriority="62"/>
-    <w:lsdException w:name="Medium Shading 1 Accent 3" w:uiPriority="63"/>
-    <w:lsdException w:name="Medium Shading 2 Accent 3" w:uiPriority="64"/>
-    <w:lsdException w:name="Medium List 1 Accent 3" w:uiPriority="65"/>
-    <w:lsdException w:name="Medium List 2 Accent 3" w:uiPriority="66"/>
-    <w:lsdException w:name="Medium Grid 1 Accent 3" w:uiPriority="67"/>
-    <w:lsdException w:name="Medium Grid 2 Accent 3" w:uiPriority="68"/>
-    <w:lsdException w:name="Medium Grid 3 Accent 3" w:uiPriority="69"/>
-    <w:lsdException w:name="Dark List Accent 3" w:uiPriority="70"/>
-    <w:lsdException w:name="Colorful Shading Accent 3" w:uiPriority="71"/>
-    <w:lsdException w:name="Colorful List Accent 3" w:uiPriority="72"/>
-    <w:lsdException w:name="Colorful Grid Accent 3" w:uiPriority="73"/>
-    <w:lsdException w:name="Light Shading Accent 4" w:uiPriority="60"/>
-    <w:lsdException w:name="Light List Accent 4" w:uiPriority="61"/>
-    <w:lsdException w:name="Light Grid Accent 4" w:uiPriority="62"/>
-    <w:lsdException w:name="Medium Shading 1 Accent 4" w:uiPriority="63"/>
-    <w:lsdException w:name="Medium Shading 2 Accent 4" w:uiPriority="64"/>
-    <w:lsdException w:name="Medium List 1 Accent 4" w:uiPriority="65"/>
-    <w:lsdException w:name="Medium List 2 Accent 4" w:uiPriority="66"/>
-    <w:lsdException w:name="Medium Grid 1 Accent 4" w:uiPriority="67"/>
-    <w:lsdException w:name="Medium Grid 2 Accent 4" w:uiPriority="68"/>
-    <w:lsdException w:name="Medium Grid 3 Accent 4" w:uiPriority="69"/>
-    <w:lsdException w:name="Dark List Accent 4" w:uiPriority="70"/>
-    <w:lsdException w:name="Colorful Shading Accent 4" w:uiPriority="71"/>
-    <w:lsdException w:name="Colorful List Accent 4" w:uiPriority="72"/>
-    <w:lsdException w:name="Colorful Grid Accent 4" w:uiPriority="73"/>
-    <w:lsdException w:name="Light Shading Accent 5" w:uiPriority="60"/>
-    <w:lsdException w:name="Light List Accent 5" w:uiPriority="61"/>
-    <w:lsdException w:name="Light Grid Accent 5" w:uiPriority="62"/>
-    <w:lsdException w:name="Medium Shading 1 Accent 5" w:uiPriority="63"/>
-    <w:lsdException w:name="Medium Shading 2 Accent 5" w:uiPriority="64"/>
-    <w:lsdException w:name="Medium List 1 Accent 5" w:uiPriority="65"/>
-    <w:lsdException w:name="Medium List 2 Accent 5" w:uiPriority="66"/>
-    <w:lsdException w:name="Medium Grid 1 Accent 5" w:uiPriority="67"/>
-    <w:lsdException w:name="Medium Grid 2 Accent 5" w:uiPriority="68"/>
-    <w:lsdException w:name="Medium Grid 3 Accent 5" w:uiPriority="69"/>
-    <w:lsdException w:name="Dark List Accent 5" w:uiPriority="70"/>
-    <w:lsdException w:name="Colorful Shading Accent 5" w:uiPriority="71"/>
-    <w:lsdException w:name="Colorful List Accent 5" w:uiPriority="72"/>
-    <w:lsdException w:name="Colorful Grid Accent 5" w:uiPriority="73"/>
-    <w:lsdException w:name="Light Shading Accent 6" w:uiPriority="60"/>
-    <w:lsdException w:name="Light List Accent 6" w:uiPriority="61"/>
-    <w:lsdException w:name="Light Grid Accent 6" w:uiPriority="62"/>
-    <w:lsdException w:name="Medium Shading 1 Accent 6" w:uiPriority="63"/>
-    <w:lsdException w:name="Medium Shading 2 Accent 6" w:uiPriority="64"/>
-    <w:lsdException w:name="Medium List 1 Accent 6" w:uiPriority="65"/>
-    <w:lsdException w:name="Medium List 2 Accent 6" w:uiPriority="66"/>
-    <w:lsdException w:name="Medium Grid 1 Accent 6" w:uiPriority="67"/>
-    <w:lsdException w:name="Medium Grid 2 Accent 6" w:uiPriority="68"/>
-    <w:lsdException w:name="Medium Grid 3 Accent 6" w:uiPriority="69"/>
-    <w:lsdException w:name="Dark List Accent 6" w:uiPriority="70"/>
-    <w:lsdException w:name="Colorful Shading Accent 6" w:uiPriority="71"/>
-    <w:lsdException w:name="Colorful List Accent 6" w:uiPriority="72"/>
-    <w:lsdException w:name="Colorful Grid Accent 6" w:uiPriority="73"/>
-    <w:lsdException w:name="Subtle Emphasis" w:uiPriority="19" w:qFormat="1"/>
-    <w:lsdException w:name="Intense Emphasis" w:uiPriority="2" w:qFormat="1"/>
-    <w:lsdException w:name="Subtle Reference" w:uiPriority="10" w:qFormat="1"/>
-    <w:lsdException w:name="Intense Reference" w:uiPriority="32" w:qFormat="1"/>
-    <w:lsdException w:name="Book Title" w:uiPriority="33" w:qFormat="1"/>
-    <w:lsdException w:name="Bibliography" w:semiHidden="1" w:uiPriority="37" w:unhideWhenUsed="1"/>
-    <w:lsdException w:name="TOC Heading" w:semiHidden="1" w:uiPriority="39" w:unhideWhenUsed="1" w:qFormat="1"/>
-    <w:lsdException w:name="Plain Table 1" w:uiPriority="41"/>
-    <w:lsdException w:name="Plain Table 2" w:uiPriority="42"/>
-    <w:lsdException w:name="Plain Table 3" w:uiPriority="43"/>
-    <w:lsdException w:name="Plain Table 4" w:uiPriority="44"/>
-    <w:lsdException w:name="Plain Table 5" w:uiPriority="45"/>
-    <w:lsdException w:name="Grid Table Light" w:uiPriority="40"/>
-    <w:lsdException w:name="Grid Table 1 Light" w:uiPriority="46"/>
-    <w:lsdException w:name="Grid Table 2" w:uiPriority="47"/>
-    <w:lsdException w:name="Grid Table 3" w:uiPriority="48"/>
-    <w:lsdException w:name="Grid Table 4" w:uiPriority="49"/>
-    <w:lsdException w:name="Grid Table 5 Dark" w:uiPriority="50"/>
-    <w:lsdException w:name="Grid Table 6 Colorful" w:uiPriority="51"/>
-    <w:lsdException w:name="Grid Table 7 Colorful" w:uiPriority="52"/>
-    <w:lsdException w:name="Grid Table 1 Light Accent 1" w:uiPriority="46"/>
-    <w:lsdException w:name="Grid Table 2 Accent 1" w:uiPriority="47"/>
-    <w:lsdException w:name="Grid Table 3 Accent 1" w:uiPriority="48"/>
-    <w:lsdException w:name="Grid Table 4 Accent 1" w:uiPriority="49"/>
-    <w:lsdException w:name="Grid Table 5 Dark Accent 1" w:uiPriority="50"/>
-    <w:lsdException w:name="Grid Table 6 Colorful Accent 1" w:uiPriority="51"/>
-    <w:lsdException w:name="Grid Table 7 Colorful Accent 1" w:uiPriority="52"/>
-    <w:lsdException w:name="Grid Table 1 Light Accent 2" w:uiPriority="46"/>
-    <w:lsdException w:name="Grid Table 2 Accent 2" w:uiPriority="47"/>
-    <w:lsdException w:name="Grid Table 3 Accent 2" w:uiPriority="48"/>
-    <w:lsdException w:name="Grid Table 4 Accent 2" w:uiPriority="49"/>
-    <w:lsdException w:name="Grid Table 5 Dark Accent 2" w:uiPriority="50"/>
-    <w:lsdException w:name="Grid Table 6 Colorful Accent 2" w:uiPriority="51"/>
-    <w:lsdException w:name="Grid Table 7 Colorful Accent 2" w:uiPriority="52"/>
-    <w:lsdException w:name="Grid Table 1 Light Accent 3" w:uiPriority="46"/>
-    <w:lsdException w:name="Grid Table 2 Accent 3" w:uiPriority="47"/>
-    <w:lsdException w:name="Grid Table 3 Accent 3" w:uiPriority="48"/>
-    <w:lsdException w:name="Grid Table 4 Accent 3" w:uiPriority="49"/>
-    <w:lsdException w:name="Grid Table 5 Dark Accent 3" w:uiPriority="50"/>
-    <w:lsdException w:name="Grid Table 6 Colorful Accent 3" w:uiPriority="51"/>
-    <w:lsdException w:name="Grid Table 7 Colorful Accent 3" w:uiPriority="52"/>
-    <w:lsdException w:name="Grid Table 1 Light Accent 4" w:uiPriority="46"/>
-    <w:lsdException w:name="Grid Table 2 Accent 4" w:uiPriority="47"/>
-    <w:lsdException w:name="Grid Table 3 Accent 4" w:uiPriority="48"/>
-    <w:lsdException w:name="Grid Table 4 Accent 4" w:uiPriority="49"/>
-    <w:lsdException w:name="Grid Table 5 Dark Accent 4" w:uiPriority="50"/>
-    <w:lsdException w:name="Grid Table 6 Colorful Accent 4" w:uiPriority="51"/>
-    <w:lsdException w:name="Grid Table 7 Colorful Accent 4" w:uiPriority="52"/>
-    <w:lsdException w:name="Grid Table 1 Light Accent 5" w:uiPriority="46"/>
-    <w:lsdException w:name="Grid Table 2 Accent 5" w:uiPriority="47"/>
-    <w:lsdException w:name="Grid Table 3 Accent 5" w:uiPriority="48"/>
-    <w:lsdException w:name="Grid Table 4 Accent 5" w:uiPriority="49"/>
-    <w:lsdException w:name="Grid Table 5 Dark Accent 5" w:uiPriority="50"/>
-    <w:lsdException w:name="Grid Table 6 Colorful Accent 5" w:uiPriority="51"/>
-    <w:lsdException w:name="Grid Table 7 Colorful Accent 5" w:uiPriority="52"/>
-    <w:lsdException w:name="Grid Table 1 Light Accent 6" w:uiPriority="46"/>
-    <w:lsdException w:name="Grid Table 2 Accent 6" w:uiPriority="47"/>
-    <w:lsdException w:name="Grid Table 3 Accent 6" w:uiPriority="48"/>
-    <w:lsdException w:name="Grid Table 4 Accent 6" w:uiPriority="49"/>
-    <w:lsdException w:name="Grid Table 5 Dark Accent 6" w:uiPriority="50"/>
-    <w:lsdException w:name="Grid Table 6 Colorful Accent 6" w:uiPriority="51"/>
-    <w:lsdException w:name="Grid Table 7 Colorful Accent 6" w:uiPriority="52"/>
-    <w:lsdException w:name="List Table 1 Light" w:uiPriority="46"/>
-    <w:lsdException w:name="List Table 2" w:uiPriority="47"/>
-    <w:lsdException w:name="List Table 3" w:uiPriority="48"/>
-    <w:lsdException w:name="List Table 4" w:uiPriority="49"/>
-    <w:lsdException w:name="List Table 5 Dark" w:uiPriority="50"/>
-    <w:lsdException w:name="List Table 6 Colorful" w:uiPriority="51"/>
-    <w:lsdException w:name="List Table 7 Colorful" w:uiPriority="52"/>
-    <w:lsdException w:name="List Table 1 Light Accent 1" w:uiPriority="46"/>
-    <w:lsdException w:name="List Table 2 Accent 1" w:uiPriority="47"/>
-    <w:lsdException w:name="List Table 3 Accent 1" w:uiPriority="48"/>
-    <w:lsdException w:name="List Table 4 Accent 1" w:uiPriority="49"/>
-    <w:lsdException w:name="List Table 5 Dark Accent 1" w:uiPriority="50"/>
-    <w:lsdException w:name="List Table 6 Colorful Accent 1" w:uiPriority="51"/>
-    <w:lsdException w:name="List Table 7 Colorful Accent 1" w:uiPriority="52"/>
-    <w:lsdException w:name="List Table 1 Light Accent 2" w:uiPriority="46"/>
-    <w:lsdException w:name="List Table 2 Accent 2" w:uiPriority="47"/>
-    <w:lsdException w:name="List Table 3 Accent 2" w:uiPriority="48"/>
-    <w:lsdException w:name="List Table 4 Accent 2" w:uiPriority="49"/>
-    <w:lsdException w:name="List Table 5 Dark Accent 2" w:uiPriority="50"/>
-    <w:lsdException w:name="List Table 6 Colorful Accent 2" w:uiPriority="51"/>
-    <w:lsdException w:name="List Table 7 Colorful Accent 2" w:uiPriority="52"/>
-    <w:lsdException w:name="List Table 1 Light Accent 3" w:uiPriority="46"/>
-    <w:lsdException w:name="List Table 2 Accent 3" w:uiPriority="47"/>
-    <w:lsdException w:name="List Table 3 Accent 3" w:uiPriority="48"/>
-    <w:lsdException w:name="List Table 4 Accent 3" w:uiPriority="49"/>
-    <w:lsdException w:name="List Table 5 Dark Accent 3" w:uiPriority="50"/>
-    <w:lsdException w:name="List Table 6 Colorful Accent 3" w:uiPriority="51"/>
-    <w:lsdException w:name="List Table 7 Colorful Accent 3" w:uiPriority="52"/>
-    <w:lsdException w:name="List Table 1 Light Accent 4" w:uiPriority="46"/>
-    <w:lsdException w:name="List Table 2 Accent 4" w:uiPriority="47"/>
-    <w:lsdException w:name="List Table 3 Accent 4" w:uiPriority="48"/>
-    <w:lsdException w:name="List Table 4 Accent 4" w:uiPriority="49"/>
-    <w:lsdException w:name="List Table 5 Dark Accent 4" w:uiPriority="50"/>
-    <w:lsdException w:name="List Table 6 Colorful Accent 4" w:uiPriority="51"/>
-    <w:lsdException w:name="List Table 7 Colorful Accent 4" w:uiPriority="52"/>
-    <w:lsdException w:name="List Table 1 Light Accent 5" w:uiPriority="46"/>
-    <w:lsdException w:name="List Table 2 Accent 5" w:uiPriority="47"/>
-    <w:lsdException w:name="List Table 3 Accent 5" w:uiPriority="48"/>
-    <w:lsdException w:name="List Table 4 Accent 5" w:uiPriority="49"/>
-    <w:lsdException w:name="List Table 5 Dark Accent 5" w:uiPriority="50"/>
-    <w:lsdException w:name="List Table 6 Colorful Accent 5" w:uiPriority="51"/>
-    <w:lsdException w:name="List Table 7 Colorful Accent 5" w:uiPriority="52"/>
-    <w:lsdException w:name="List Table 1 Light Accent 6" w:uiPriority="46"/>
-    <w:lsdException w:name="List Table 2 Accent 6" w:uiPriority="47"/>
-    <w:lsdException w:name="List Table 3 Accent 6" w:uiPriority="48"/>
-    <w:lsdException w:name="List Table 4 Accent 6" w:uiPriority="49"/>
-    <w:lsdException w:name="List Table 5 Dark Accent 6" w:uiPriority="50"/>
-    <w:lsdException w:name="List Table 6 Colorful Accent 6" w:uiPriority="51"/>
-    <w:lsdException w:name="List Table 7 Colorful Accent 6" w:uiPriority="52"/>
-  </w:latentStyles>
-  <w:style w:type="paragraph" w:default="1" w:styleId="Normal">
-    <w:name w:val="Normal"/>
-    <w:qFormat/>
-  </w:style>
-  <w:style w:type="character" w:default="1" w:styleId="DefaultParagraphFont">
-    <w:name w:val="Default Paragraph Font"/>
-    <w:uiPriority w:val="1"/>
-    <w:semiHidden/>
-    <w:unhideWhenUsed/>
-  </w:style>
-  <w:style w:type="table" w:default="1" w:styleId="TableNormal">
-    <w:name w:val="Normal Table"/>
-    <w:uiPriority w:val="99"/>
-    <w:semiHidden/>
-    <w:unhideWhenUsed/>
-    <w:tblPr>
-      <w:tblInd w:w="0" w:type="dxa"/>
-      <w:tblCellMar>
-        <w:top w:w="0" w:type="dxa"/>
-        <w:left w:w="108" w:type="dxa"/>
-        <w:bottom w:w="0" w:type="dxa"/>
-        <w:right w:w="108" w:type="dxa"/>
-      </w:tblCellMar>
-    </w:tblPr>
-  </w:style>
-  <w:style w:type="numbering" w:default="1" w:styleId="NoList">
-    <w:name w:val="No List"/>
-    <w:uiPriority w:val="99"/>
-    <w:semiHidden/>
-    <w:unhideWhenUsed/>
-  </w:style>
-  <w:style w:type="paragraph" w:customStyle="1" w:styleId="D2411695FF884C8EA950F5667A876FC8">
-    <w:name w:val="D2411695FF884C8EA950F5667A876FC8"/>
-  </w:style>
-  <w:style w:type="character" w:styleId="IntenseEmphasis">
-    <w:name w:val="Intense Emphasis"/>
-    <w:basedOn w:val="DefaultParagraphFont"/>
-    <w:uiPriority w:val="2"/>
-    <w:rPr>
-      <w:b/>
-      <w:iCs/>
-      <w:color w:val="262626" w:themeColor="text1" w:themeTint="D9"/>
-    </w:rPr>
-  </w:style>
-  <w:style w:type="paragraph" w:customStyle="1" w:styleId="F2B4483C33A348049EFB807AF784164B">
-    <w:name w:val="F2B4483C33A348049EFB807AF784164B"/>
-  </w:style>
-  <w:style w:type="paragraph" w:customStyle="1" w:styleId="05EA524B9BE1451BB6584385FE1133E6">
-    <w:name w:val="05EA524B9BE1451BB6584385FE1133E6"/>
-  </w:style>
-  <w:style w:type="paragraph" w:customStyle="1" w:styleId="A986C1BC95974C75A98C012FACEAEA67">
-    <w:name w:val="A986C1BC95974C75A98C012FACEAEA67"/>
-  </w:style>
-  <w:style w:type="paragraph" w:customStyle="1" w:styleId="D6D62F51DA6E4A598236A09C47739C05">
-    <w:name w:val="D6D62F51DA6E4A598236A09C47739C05"/>
-  </w:style>
-  <w:style w:type="paragraph" w:customStyle="1" w:styleId="6EB4FBDF88864F35A7BDAEC895812A1C">
-    <w:name w:val="6EB4FBDF88864F35A7BDAEC895812A1C"/>
-  </w:style>
-  <w:style w:type="paragraph" w:customStyle="1" w:styleId="AF0C6A970D7C407992BF4F283FCB4FD5">
-    <w:name w:val="AF0C6A970D7C407992BF4F283FCB4FD5"/>
-  </w:style>
-  <w:style w:type="paragraph" w:customStyle="1" w:styleId="6799ECDF6BD942EBBEC41DEAB57D3622">
-    <w:name w:val="6799ECDF6BD942EBBEC41DEAB57D3622"/>
-  </w:style>
-  <w:style w:type="paragraph" w:customStyle="1" w:styleId="7ED68497C75842AE8342C6B13CB468B3">
-    <w:name w:val="7ED68497C75842AE8342C6B13CB468B3"/>
-  </w:style>
-  <w:style w:type="paragraph" w:customStyle="1" w:styleId="11BD216AE1E94B77BDA800E7F90736E1">
-    <w:name w:val="11BD216AE1E94B77BDA800E7F90736E1"/>
-  </w:style>
-  <w:style w:type="paragraph" w:customStyle="1" w:styleId="16B88513D7B4410BA7678ED3EDB6E80F">
-    <w:name w:val="16B88513D7B4410BA7678ED3EDB6E80F"/>
-  </w:style>
-  <w:style w:type="paragraph" w:customStyle="1" w:styleId="3A888CA4AF88426C84EB91E068C3B347">
-    <w:name w:val="3A888CA4AF88426C84EB91E068C3B347"/>
-  </w:style>
-  <w:style w:type="paragraph" w:customStyle="1" w:styleId="265E9AD42EF04854986CCB92DF5D4A5F">
-    <w:name w:val="265E9AD42EF04854986CCB92DF5D4A5F"/>
-  </w:style>
-  <w:style w:type="paragraph" w:customStyle="1" w:styleId="613D34C8EE314BFA9BEABEFC3D445C57">
-    <w:name w:val="613D34C8EE314BFA9BEABEFC3D445C57"/>
-  </w:style>
-  <w:style w:type="paragraph" w:customStyle="1" w:styleId="CF4DF88D123E4FC68AE88E04CED5CEA4">
-    <w:name w:val="CF4DF88D123E4FC68AE88E04CED5CEA4"/>
-  </w:style>
-  <w:style w:type="character" w:styleId="SubtleReference">
-    <w:name w:val="Subtle Reference"/>
-    <w:basedOn w:val="DefaultParagraphFont"/>
-    <w:uiPriority w:val="10"/>
-    <w:qFormat/>
-    <w:rPr>
-      <w:b/>
-      <w:caps w:val="0"/>
-      <w:smallCaps/>
-      <w:color w:val="595959" w:themeColor="text1" w:themeTint="A6"/>
-    </w:rPr>
-  </w:style>
-  <w:style w:type="paragraph" w:customStyle="1" w:styleId="251423E169BC453BA97AC9225AE43F0A">
-    <w:name w:val="251423E169BC453BA97AC9225AE43F0A"/>
-  </w:style>
-  <w:style w:type="paragraph" w:customStyle="1" w:styleId="3FFE64D7F04D4052AAFF511053534133">
-    <w:name w:val="3FFE64D7F04D4052AAFF511053534133"/>
-  </w:style>
-  <w:style w:type="paragraph" w:customStyle="1" w:styleId="61AF6378442446BD90AFA25084AD86B0">
-    <w:name w:val="61AF6378442446BD90AFA25084AD86B0"/>
-  </w:style>
-  <w:style w:type="paragraph" w:customStyle="1" w:styleId="5C670291102D4FC6BEF39BABD110102B">
-    <w:name w:val="5C670291102D4FC6BEF39BABD110102B"/>
-  </w:style>
-  <w:style w:type="paragraph" w:customStyle="1" w:styleId="3F666DD99156494B9130AFFC6FAFF399">
-    <w:name w:val="3F666DD99156494B9130AFFC6FAFF399"/>
-  </w:style>
-  <w:style w:type="paragraph" w:customStyle="1" w:styleId="E9085D84C59B44118AC957A4C0A47869">
-    <w:name w:val="E9085D84C59B44118AC957A4C0A47869"/>
-  </w:style>
-  <w:style w:type="paragraph" w:customStyle="1" w:styleId="733395835FA448D6B62FD099AC514213">
-    <w:name w:val="733395835FA448D6B62FD099AC514213"/>
-  </w:style>
-  <w:style w:type="paragraph" w:customStyle="1" w:styleId="CE73FD80FCAB4652B2EA8650176DD6F8">
-    <w:name w:val="CE73FD80FCAB4652B2EA8650176DD6F8"/>
-  </w:style>
-  <w:style w:type="paragraph" w:customStyle="1" w:styleId="33AF5272422C4C978BF8F30A7A4A57CC">
-    <w:name w:val="33AF5272422C4C978BF8F30A7A4A57CC"/>
-  </w:style>
-  <w:style w:type="paragraph" w:customStyle="1" w:styleId="1B77659ABE6D4DF5B9C5F240CE32743C">
-    <w:name w:val="1B77659ABE6D4DF5B9C5F240CE32743C"/>
-  </w:style>
-  <w:style w:type="paragraph" w:customStyle="1" w:styleId="BF9A85BF00724E01A984DB1A87AAD047">
-    <w:name w:val="BF9A85BF00724E01A984DB1A87AAD047"/>
-  </w:style>
-  <w:style w:type="paragraph" w:customStyle="1" w:styleId="3CD737FC7D674F62B42A95F9A2314941">
-    <w:name w:val="3CD737FC7D674F62B42A95F9A2314941"/>
-  </w:style>
-  <w:style w:type="paragraph" w:customStyle="1" w:styleId="2BEC001FA06E42ECB241FD0C8CF921EA">
-    <w:name w:val="2BEC001FA06E42ECB241FD0C8CF921EA"/>
-  </w:style>
-  <w:style w:type="paragraph" w:customStyle="1" w:styleId="E19B71210C9E46EEBA2B238AC3150E7B">
-    <w:name w:val="E19B71210C9E46EEBA2B238AC3150E7B"/>
-  </w:style>
-  <w:style w:type="paragraph" w:customStyle="1" w:styleId="4D72DC78943540FC87323EFE78F51E5F">
-    <w:name w:val="4D72DC78943540FC87323EFE78F51E5F"/>
-  </w:style>
-  <w:style w:type="paragraph" w:customStyle="1" w:styleId="2DF3359C993D4F6DB943F757D05A1878">
-    <w:name w:val="2DF3359C993D4F6DB943F757D05A1878"/>
-  </w:style>
-  <w:style w:type="paragraph" w:customStyle="1" w:styleId="45E13D89923E440E9352AE8A887E5D01">
-    <w:name w:val="45E13D89923E440E9352AE8A887E5D01"/>
-  </w:style>
-  <w:style w:type="paragraph" w:customStyle="1" w:styleId="3E9C8F6BB81C44989633FA9C278C4F35">
-    <w:name w:val="3E9C8F6BB81C44989633FA9C278C4F35"/>
-  </w:style>
-  <w:style w:type="paragraph" w:customStyle="1" w:styleId="836D5E22E5D3453A84E7E8C49DB3D7AE">
-    <w:name w:val="836D5E22E5D3453A84E7E8C49DB3D7AE"/>
-  </w:style>
-  <w:style w:type="paragraph" w:customStyle="1" w:styleId="A5FDD75F92534232BF9C67F456B538E9">
-    <w:name w:val="A5FDD75F92534232BF9C67F456B538E9"/>
-  </w:style>
-  <w:style w:type="paragraph" w:customStyle="1" w:styleId="EE0863B752F048668D23EC91437D682A">
-    <w:name w:val="EE0863B752F048668D23EC91437D682A"/>
-  </w:style>
-  <w:style w:type="paragraph" w:customStyle="1" w:styleId="1D04EDB076D949A8989FF05313B52576">
-    <w:name w:val="1D04EDB076D949A8989FF05313B52576"/>
-  </w:style>
-  <w:style w:type="paragraph" w:customStyle="1" w:styleId="7D35DB9AB3564E3297191ABCC094CBC4">
-    <w:name w:val="7D35DB9AB3564E3297191ABCC094CBC4"/>
-  </w:style>
-  <w:style w:type="paragraph" w:customStyle="1" w:styleId="50EC34E94F534E3CB891A064057EF998">
-    <w:name w:val="50EC34E94F534E3CB891A064057EF998"/>
-  </w:style>
-  <w:style w:type="paragraph" w:customStyle="1" w:styleId="8A5D287A5DB6448E93F52E9E7B8E0189">
-    <w:name w:val="8A5D287A5DB6448E93F52E9E7B8E0189"/>
-  </w:style>
-  <w:style w:type="paragraph" w:customStyle="1" w:styleId="1CAFFE01BCD94588B36502CF3C4166B6">
-    <w:name w:val="1CAFFE01BCD94588B36502CF3C4166B6"/>
-  </w:style>
-</w:styles>
-</file>
-
-<file path=word/glossary/webSettings.xml><?xml version="1.0" encoding="utf-8"?>
-<w:webSettings xmlns:mc="http://schemas.openxmlformats.org/markup-compatibility/2006" xmlns:r="http://schemas.openxmlformats.org/officeDocument/2006/relationships" xmlns:w="http://schemas.openxmlformats.org/wordprocessingml/2006/main" xmlns:w14="http://schemas.microsoft.com/office/word/2010/wordml" xmlns:w15="http://schemas.microsoft.com/office/word/2012/wordml" mc:Ignorable="w14 w15">
-  <w:optimizeForBrowser/>
-  <w:allowPNG/>
-</w:webSettings>
 </file>
 
 <file path=word/theme/theme1.xml><?xml version="1.0" encoding="utf-8"?>

--- a/cv-source/Jasem-Alyounes-CV.docx
+++ b/cv-source/Jasem-Alyounes-CV.docx
@@ -1,101 +1,116 @@
 
 <file path=word/document.xml><?xml version="1.0" encoding="utf-8"?>
-<w:document xmlns:wpc="http://schemas.microsoft.com/office/word/2010/wordprocessingCanvas" xmlns:mc="http://schemas.openxmlformats.org/markup-compatibility/2006" xmlns:o="urn:schemas-microsoft-com:office:office" xmlns:r="http://schemas.openxmlformats.org/officeDocument/2006/relationships" xmlns:m="http://schemas.openxmlformats.org/officeDocument/2006/math" xmlns:v="urn:schemas-microsoft-com:vml" xmlns:wp14="http://schemas.microsoft.com/office/word/2010/wordprocessingDrawing" xmlns:wp="http://schemas.openxmlformats.org/drawingml/2006/wordprocessingDrawing" xmlns:w10="urn:schemas-microsoft-com:office:word" xmlns:w="http://schemas.openxmlformats.org/wordprocessingml/2006/main" xmlns:w14="http://schemas.microsoft.com/office/word/2010/wordml" xmlns:w15="http://schemas.microsoft.com/office/word/2012/wordml" xmlns:wpg="http://schemas.microsoft.com/office/word/2010/wordprocessingGroup" xmlns:wpi="http://schemas.microsoft.com/office/word/2010/wordprocessingInk" xmlns:wne="http://schemas.microsoft.com/office/word/2006/wordml" xmlns:wps="http://schemas.microsoft.com/office/word/2010/wordprocessingShape" mc:Ignorable="w14 w15 wp14">
+<w:document xmlns:w="http://schemas.openxmlformats.org/wordprocessingml/2006/main" xmlns:r="http://schemas.openxmlformats.org/officeDocument/2006/relationships">
   <w:body>
     <w:p>
       <w:pPr>
-        <w:bidi/>
-        <w:spacing w:after="20"/>
+        <w:spacing w:before="0" w:after="20"/>
         <w:jc w:val="center"/>
       </w:pPr>
-      <w:bookmarkStart w:id="0" w:name="_GoBack"/>
-      <w:bookmarkEnd w:id="0"/>
       <w:r>
         <w:rPr>
+          <w:rFonts w:ascii="Calibri" w:hAnsi="Calibri" w:cs="Sakkal Majalla"/>
           <w:b/>
           <w:bCs/>
+          <w:spacing w:val="20"/>
           <w:color w:val="000000"/>
-          <w:spacing w:val="20"/>
           <w:sz w:val="44"/>
           <w:szCs w:val="44"/>
+          <w:rtl w:val="0"/>
         </w:rPr>
-        <w:t>Jasem Ahmad Alyounes</w:t>
+        <w:t xml:space="preserve">Jasem Ahmad Alyounes</w:t>
       </w:r>
     </w:p>
     <w:p>
       <w:pPr>
-        <w:bidi/>
-        <w:spacing w:after="40"/>
+        <w:spacing w:before="0" w:after="40"/>
         <w:jc w:val="center"/>
       </w:pPr>
       <w:r>
         <w:rPr>
+          <w:rFonts w:ascii="Calibri" w:hAnsi="Calibri" w:cs="Sakkal Majalla"/>
           <w:color w:val="595959"/>
+          <w:sz w:val="22"/>
+          <w:szCs w:val="22"/>
+          <w:rtl w:val="0"/>
         </w:rPr>
-        <w:t>Software Engineer  |  Odoo 19 Developer  |  ERP &amp; SaaS Solutions</w:t>
+        <w:t xml:space="preserve">Software Engineer  |  Odoo 19 Developer  |  ERP &amp; SaaS Solutions</w:t>
       </w:r>
     </w:p>
     <w:p>
       <w:pPr>
-        <w:bidi/>
-        <w:spacing w:after="120"/>
+        <w:spacing w:before="0" w:after="120"/>
         <w:jc w:val="center"/>
       </w:pPr>
       <w:r>
         <w:rPr>
+          <w:rFonts w:ascii="Calibri" w:hAnsi="Calibri" w:cs="Sakkal Majalla"/>
           <w:color w:val="1A1A1A"/>
           <w:sz w:val="19"/>
           <w:szCs w:val="19"/>
+          <w:rtl w:val="0"/>
         </w:rPr>
-        <w:t>Beirut, Lebanon</w:t>
+        <w:t xml:space="preserve">Beirut, Lebanon</w:t>
       </w:r>
       <w:r>
         <w:rPr>
+          <w:rFonts w:ascii="Calibri" w:hAnsi="Calibri" w:cs="Sakkal Majalla"/>
           <w:color w:val="595959"/>
           <w:sz w:val="19"/>
           <w:szCs w:val="19"/>
+          <w:rtl w:val="0"/>
         </w:rPr>
         <w:t xml:space="preserve">  •  </w:t>
       </w:r>
       <w:r>
         <w:rPr>
+          <w:rFonts w:ascii="Calibri" w:hAnsi="Calibri" w:cs="Sakkal Majalla"/>
           <w:color w:val="1A1A1A"/>
           <w:sz w:val="19"/>
           <w:szCs w:val="19"/>
+          <w:rtl w:val="0"/>
         </w:rPr>
-        <w:t>+1 (931) 623-7215</w:t>
+        <w:t xml:space="preserve">+1 (931) 623-7215</w:t>
       </w:r>
       <w:r>
         <w:rPr>
+          <w:rFonts w:ascii="Calibri" w:hAnsi="Calibri" w:cs="Sakkal Majalla"/>
           <w:color w:val="595959"/>
           <w:sz w:val="19"/>
           <w:szCs w:val="19"/>
+          <w:rtl w:val="0"/>
         </w:rPr>
         <w:t xml:space="preserve">  •  </w:t>
       </w:r>
       <w:r>
         <w:rPr>
+          <w:rFonts w:ascii="Calibri" w:hAnsi="Calibri" w:cs="Sakkal Majalla"/>
           <w:color w:val="1A1A1A"/>
           <w:sz w:val="19"/>
           <w:szCs w:val="19"/>
+          <w:rtl w:val="0"/>
         </w:rPr>
-        <w:t>jasemalyounes@gmail.com</w:t>
+        <w:t xml:space="preserve">jasemalyounes@gmail.com</w:t>
       </w:r>
       <w:r>
         <w:rPr>
+          <w:rFonts w:ascii="Calibri" w:hAnsi="Calibri" w:cs="Sakkal Majalla"/>
           <w:color w:val="595959"/>
           <w:sz w:val="19"/>
           <w:szCs w:val="19"/>
+          <w:rtl w:val="0"/>
         </w:rPr>
         <w:t xml:space="preserve">  •  </w:t>
       </w:r>
       <w:r>
         <w:rPr>
+          <w:rFonts w:ascii="Calibri" w:hAnsi="Calibri" w:cs="Sakkal Majalla"/>
           <w:color w:val="1A1A1A"/>
           <w:sz w:val="19"/>
           <w:szCs w:val="19"/>
+          <w:rtl w:val="0"/>
         </w:rPr>
-        <w:t>github.com/jasemalyounes-rgb</w:t>
+        <w:t xml:space="preserve">github.com/jasemalyounes-rgb</w:t>
       </w:r>
     </w:p>
     <w:p>
@@ -104,43 +119,37 @@
         <w:pBdr>
           <w:bottom w:val="single" w:sz="8" w:space="2" w:color="000000"/>
         </w:pBdr>
-        <w:bidi/>
         <w:spacing w:before="200" w:after="60"/>
-        <w:jc w:val="right"/>
+        <w:jc w:val="left"/>
       </w:pPr>
       <w:r>
         <w:rPr>
+          <w:rFonts w:ascii="Calibri" w:hAnsi="Calibri" w:cs="Sakkal Majalla"/>
           <w:b/>
           <w:bCs/>
+          <w:spacing w:val="30"/>
           <w:color w:val="000000"/>
-          <w:spacing w:val="30"/>
           <w:sz w:val="24"/>
           <w:szCs w:val="24"/>
+          <w:rtl w:val="0"/>
         </w:rPr>
-        <w:t>PROFESSIONAL SUMMARY</w:t>
+        <w:t xml:space="preserve">PROFESSIONAL SUMMARY</w:t>
       </w:r>
     </w:p>
     <w:p>
       <w:pPr>
-        <w:bidi/>
-        <w:spacing w:after="40" w:line="252" w:lineRule="auto"/>
-        <w:jc w:val="right"/>
+        <w:spacing w:before="0" w:after="40" w:line="252" w:lineRule="auto"/>
+        <w:jc w:val="left"/>
       </w:pPr>
       <w:r>
         <w:rPr>
+          <w:rFonts w:ascii="Calibri" w:hAnsi="Calibri" w:cs="Sakkal Majalla"/>
           <w:color w:val="1A1A1A"/>
           <w:sz w:val="21"/>
           <w:szCs w:val="21"/>
+          <w:rtl w:val="0"/>
         </w:rPr>
-        <w:t>Software Engineer with a Master’s in Web Science and a Bachelor’s in Software Engineering, and over 5 years of experience building scalable full-stack applications and managing technical project lifecycles at Lazer Net ISP. Specialized</w:t>
-      </w:r>
-      <w:r>
-        <w:rPr>
-          <w:color w:val="1A1A1A"/>
-          <w:sz w:val="21"/>
-          <w:szCs w:val="21"/>
-        </w:rPr>
-        <w:t xml:space="preserve"> in bridging complex enterprise data (Oracle) with modern web architectures; expert in Odoo 19 development, systems administration, technical support and DevOps practices.</w:t>
+        <w:t xml:space="preserve">Software Engineer with a Master’s in Web Science and a Bachelor’s in Software Engineering, and over 5 years of experience building scalable full-stack applications and managing technical project lifecycles at Lazer Net ISP. Specialized in bridging complex enterprise data (Oracle) with modern web architectures; expert in Odoo 19 development, systems administration, technical support and DevOps practices.</w:t>
       </w:r>
     </w:p>
     <w:p>
@@ -149,427 +158,497 @@
         <w:pBdr>
           <w:bottom w:val="single" w:sz="8" w:space="2" w:color="000000"/>
         </w:pBdr>
-        <w:bidi/>
         <w:spacing w:before="200" w:after="60"/>
-        <w:jc w:val="right"/>
+        <w:jc w:val="left"/>
       </w:pPr>
       <w:r>
         <w:rPr>
+          <w:rFonts w:ascii="Calibri" w:hAnsi="Calibri" w:cs="Sakkal Majalla"/>
           <w:b/>
           <w:bCs/>
+          <w:spacing w:val="30"/>
           <w:color w:val="000000"/>
-          <w:spacing w:val="30"/>
           <w:sz w:val="24"/>
           <w:szCs w:val="24"/>
+          <w:rtl w:val="0"/>
         </w:rPr>
-        <w:t>EXPERIENCE</w:t>
+        <w:t xml:space="preserve">EXPERIENCE</w:t>
       </w:r>
     </w:p>
     <w:p>
       <w:pPr>
         <w:keepNext/>
-        <w:bidi/>
-        <w:spacing w:before="120"/>
-        <w:jc w:val="right"/>
+        <w:spacing w:before="120" w:after="0"/>
+        <w:jc w:val="left"/>
       </w:pPr>
       <w:r>
         <w:rPr>
+          <w:rFonts w:ascii="Calibri" w:hAnsi="Calibri" w:cs="Sakkal Majalla"/>
           <w:b/>
           <w:bCs/>
           <w:color w:val="000000"/>
           <w:sz w:val="23"/>
           <w:szCs w:val="23"/>
+          <w:rtl w:val="0"/>
         </w:rPr>
-        <w:t>Independent ERP Developer</w:t>
+        <w:t xml:space="preserve">Independent ERP Developer</w:t>
       </w:r>
     </w:p>
     <w:p>
       <w:pPr>
         <w:keepNext/>
-        <w:bidi/>
-        <w:spacing w:after="40"/>
-        <w:jc w:val="right"/>
+        <w:spacing w:before="0" w:after="40"/>
+        <w:jc w:val="left"/>
       </w:pPr>
       <w:r>
         <w:rPr>
+          <w:rFonts w:ascii="Calibri" w:hAnsi="Calibri" w:cs="Sakkal Majalla"/>
           <w:i/>
           <w:iCs/>
           <w:color w:val="595959"/>
           <w:sz w:val="19"/>
           <w:szCs w:val="19"/>
+          <w:rtl w:val="0"/>
         </w:rPr>
-        <w:t>Sep 2024 – Present</w:t>
+        <w:t xml:space="preserve">Sep 2024 – Present</w:t>
       </w:r>
     </w:p>
     <w:p>
       <w:pPr>
-        <w:bidi/>
-        <w:spacing w:after="30" w:line="252" w:lineRule="auto"/>
-        <w:jc w:val="right"/>
+        <w:spacing w:before="0" w:after="30" w:line="252" w:lineRule="auto"/>
+        <w:jc w:val="left"/>
       </w:pPr>
       <w:r>
         <w:rPr>
+          <w:rFonts w:ascii="Calibri" w:hAnsi="Calibri" w:cs="Sakkal Majalla"/>
           <w:color w:val="000000"/>
           <w:sz w:val="21"/>
           <w:szCs w:val="21"/>
+          <w:rtl w:val="0"/>
         </w:rPr>
         <w:t xml:space="preserve">•  </w:t>
       </w:r>
       <w:r>
         <w:rPr>
+          <w:rFonts w:ascii="Calibri" w:hAnsi="Calibri" w:cs="Sakkal Majalla"/>
           <w:b/>
           <w:bCs/>
           <w:color w:val="1A1A1A"/>
           <w:sz w:val="21"/>
           <w:szCs w:val="21"/>
+          <w:rtl w:val="0"/>
         </w:rPr>
         <w:t xml:space="preserve">ERP Development: </w:t>
       </w:r>
       <w:r>
         <w:rPr>
+          <w:rFonts w:ascii="Calibri" w:hAnsi="Calibri" w:cs="Sakkal Majalla"/>
           <w:color w:val="1A1A1A"/>
           <w:sz w:val="21"/>
           <w:szCs w:val="21"/>
+          <w:rtl w:val="0"/>
         </w:rPr>
-        <w:t>Architected a custom Odoo 19 task management solution featuring manager-level delegation and R&amp;D tracking.</w:t>
+        <w:t xml:space="preserve">Architected a custom Odoo 19 task management solution featuring manager-level delegation and R&amp;D tracking.</w:t>
       </w:r>
     </w:p>
     <w:p>
       <w:pPr>
-        <w:bidi/>
-        <w:spacing w:after="30" w:line="252" w:lineRule="auto"/>
-        <w:jc w:val="right"/>
+        <w:spacing w:before="0" w:after="30" w:line="252" w:lineRule="auto"/>
+        <w:jc w:val="left"/>
       </w:pPr>
       <w:r>
         <w:rPr>
+          <w:rFonts w:ascii="Calibri" w:hAnsi="Calibri" w:cs="Sakkal Majalla"/>
           <w:color w:val="000000"/>
           <w:sz w:val="21"/>
           <w:szCs w:val="21"/>
+          <w:rtl w:val="0"/>
         </w:rPr>
         <w:t xml:space="preserve">•  </w:t>
       </w:r>
       <w:r>
         <w:rPr>
+          <w:rFonts w:ascii="Calibri" w:hAnsi="Calibri" w:cs="Sakkal Majalla"/>
           <w:b/>
           <w:bCs/>
           <w:color w:val="1A1A1A"/>
           <w:sz w:val="21"/>
           <w:szCs w:val="21"/>
+          <w:rtl w:val="0"/>
         </w:rPr>
         <w:t xml:space="preserve">Backend &amp; Frontend: </w:t>
       </w:r>
       <w:r>
         <w:rPr>
+          <w:rFonts w:ascii="Calibri" w:hAnsi="Calibri" w:cs="Sakkal Majalla"/>
           <w:color w:val="1A1A1A"/>
           <w:sz w:val="21"/>
           <w:szCs w:val="21"/>
+          <w:rtl w:val="0"/>
         </w:rPr>
-        <w:t>Designed complex inherited XML views and custom list-view actions; used Python and PostgreSQL for scalable backend logic.</w:t>
+        <w:t xml:space="preserve">Designed complex inherited XML views and custom list-view actions; used Python and PostgreSQL for scalable backend logic.</w:t>
       </w:r>
     </w:p>
     <w:p>
       <w:pPr>
-        <w:bidi/>
-        <w:spacing w:after="30" w:line="252" w:lineRule="auto"/>
-        <w:jc w:val="right"/>
+        <w:spacing w:before="0" w:after="30" w:line="252" w:lineRule="auto"/>
+        <w:jc w:val="left"/>
       </w:pPr>
       <w:r>
         <w:rPr>
+          <w:rFonts w:ascii="Calibri" w:hAnsi="Calibri" w:cs="Sakkal Majalla"/>
           <w:color w:val="000000"/>
           <w:sz w:val="21"/>
           <w:szCs w:val="21"/>
+          <w:rtl w:val="0"/>
         </w:rPr>
         <w:t xml:space="preserve">•  </w:t>
       </w:r>
       <w:r>
         <w:rPr>
+          <w:rFonts w:ascii="Calibri" w:hAnsi="Calibri" w:cs="Sakkal Majalla"/>
           <w:b/>
           <w:bCs/>
           <w:color w:val="1A1A1A"/>
           <w:sz w:val="21"/>
           <w:szCs w:val="21"/>
+          <w:rtl w:val="0"/>
         </w:rPr>
-        <w:t>S</w:t>
+        <w:t xml:space="preserve">System Administration: </w:t>
       </w:r>
       <w:r>
         <w:rPr>
+          <w:rFonts w:ascii="Calibri" w:hAnsi="Calibri" w:cs="Sakkal Majalla"/>
+          <w:color w:val="1A1A1A"/>
+          <w:sz w:val="21"/>
+          <w:szCs w:val="21"/>
+          <w:rtl w:val="0"/>
+        </w:rPr>
+        <w:t xml:space="preserve">Managed Linux VPS environments, including Nginx reverse proxy setup and SSL/HTTPS deployment.</w:t>
+      </w:r>
+    </w:p>
+    <w:p>
+      <w:pPr>
+        <w:spacing w:before="0" w:after="30" w:line="252" w:lineRule="auto"/>
+        <w:jc w:val="left"/>
+      </w:pPr>
+      <w:r>
+        <w:rPr>
+          <w:rFonts w:ascii="Calibri" w:hAnsi="Calibri" w:cs="Sakkal Majalla"/>
+          <w:color w:val="000000"/>
+          <w:sz w:val="21"/>
+          <w:szCs w:val="21"/>
+          <w:rtl w:val="0"/>
+        </w:rPr>
+        <w:t xml:space="preserve">•  </w:t>
+      </w:r>
+      <w:r>
+        <w:rPr>
+          <w:rFonts w:ascii="Calibri" w:hAnsi="Calibri" w:cs="Sakkal Majalla"/>
           <w:b/>
           <w:bCs/>
           <w:color w:val="1A1A1A"/>
           <w:sz w:val="21"/>
           <w:szCs w:val="21"/>
+          <w:rtl w:val="0"/>
         </w:rPr>
-        <w:t xml:space="preserve">ystem Administration: </w:t>
+        <w:t xml:space="preserve">Automation: </w:t>
       </w:r>
       <w:r>
         <w:rPr>
+          <w:rFonts w:ascii="Calibri" w:hAnsi="Calibri" w:cs="Sakkal Majalla"/>
           <w:color w:val="1A1A1A"/>
           <w:sz w:val="21"/>
           <w:szCs w:val="21"/>
+          <w:rtl w:val="0"/>
         </w:rPr>
-        <w:t>Managed Linux VPS environments, including Nginx reverse proxy setup and SSL/HTTPS deployment.</w:t>
+        <w:t xml:space="preserve">Established automated systemd services to ensure high availability and seamless application performance.</w:t>
       </w:r>
     </w:p>
     <w:p>
       <w:pPr>
-        <w:bidi/>
-        <w:spacing w:after="30" w:line="252" w:lineRule="auto"/>
-        <w:jc w:val="right"/>
+        <w:keepNext/>
+        <w:spacing w:before="120" w:after="0"/>
+        <w:jc w:val="left"/>
       </w:pPr>
       <w:r>
         <w:rPr>
+          <w:rFonts w:ascii="Calibri" w:hAnsi="Calibri" w:cs="Sakkal Majalla"/>
+          <w:b/>
+          <w:bCs/>
+          <w:color w:val="000000"/>
+          <w:sz w:val="23"/>
+          <w:szCs w:val="23"/>
+          <w:rtl w:val="0"/>
+        </w:rPr>
+        <w:t xml:space="preserve">Software Developer / Technical Team Lead</w:t>
+      </w:r>
+      <w:r>
+        <w:rPr>
+          <w:rFonts w:ascii="Calibri" w:hAnsi="Calibri" w:cs="Sakkal Majalla"/>
+          <w:color w:val="000000"/>
+          <w:sz w:val="23"/>
+          <w:szCs w:val="23"/>
+          <w:rtl w:val="0"/>
+        </w:rPr>
+        <w:t xml:space="preserve">, </w:t>
+      </w:r>
+      <w:r>
+        <w:rPr>
+          <w:rFonts w:ascii="Calibri" w:hAnsi="Calibri" w:cs="Sakkal Majalla"/>
+          <w:color w:val="000000"/>
+          <w:sz w:val="23"/>
+          <w:szCs w:val="23"/>
+          <w:rtl w:val="0"/>
+        </w:rPr>
+        <w:t xml:space="preserve">Lazer Net ISP</w:t>
+      </w:r>
+    </w:p>
+    <w:p>
+      <w:pPr>
+        <w:keepNext/>
+        <w:spacing w:before="0" w:after="40"/>
+        <w:jc w:val="left"/>
+      </w:pPr>
+      <w:r>
+        <w:rPr>
+          <w:rFonts w:ascii="Calibri" w:hAnsi="Calibri" w:cs="Sakkal Majalla"/>
+          <w:i/>
+          <w:iCs/>
+          <w:color w:val="595959"/>
+          <w:sz w:val="19"/>
+          <w:szCs w:val="19"/>
+          <w:rtl w:val="0"/>
+        </w:rPr>
+        <w:t xml:space="preserve">Damascus, Syria  •  Jan 2019 – Sep 2024</w:t>
+      </w:r>
+    </w:p>
+    <w:p>
+      <w:pPr>
+        <w:spacing w:before="0" w:after="30" w:line="252" w:lineRule="auto"/>
+        <w:jc w:val="left"/>
+      </w:pPr>
+      <w:r>
+        <w:rPr>
+          <w:rFonts w:ascii="Calibri" w:hAnsi="Calibri" w:cs="Sakkal Majalla"/>
           <w:color w:val="000000"/>
           <w:sz w:val="21"/>
           <w:szCs w:val="21"/>
+          <w:rtl w:val="0"/>
         </w:rPr>
         <w:t xml:space="preserve">•  </w:t>
       </w:r>
       <w:r>
         <w:rPr>
+          <w:rFonts w:ascii="Calibri" w:hAnsi="Calibri" w:cs="Sakkal Majalla"/>
           <w:b/>
           <w:bCs/>
           <w:color w:val="1A1A1A"/>
           <w:sz w:val="21"/>
           <w:szCs w:val="21"/>
+          <w:rtl w:val="0"/>
         </w:rPr>
-        <w:t xml:space="preserve">Automation: </w:t>
+        <w:t xml:space="preserve">Project Leadership: </w:t>
       </w:r>
       <w:r>
         <w:rPr>
+          <w:rFonts w:ascii="Calibri" w:hAnsi="Calibri" w:cs="Sakkal Majalla"/>
           <w:color w:val="1A1A1A"/>
           <w:sz w:val="21"/>
           <w:szCs w:val="21"/>
+          <w:rtl w:val="0"/>
         </w:rPr>
-        <w:t>Established automated systemd services to ensure high availability and seamless application performance.</w:t>
+        <w:t xml:space="preserve">Managed the full technical project lifecycle from requirements analysis to final deployment.</w:t>
       </w:r>
     </w:p>
     <w:p>
       <w:pPr>
-        <w:keepNext/>
-        <w:bidi/>
-        <w:spacing w:before="120"/>
-        <w:jc w:val="right"/>
+        <w:spacing w:before="0" w:after="30" w:line="252" w:lineRule="auto"/>
+        <w:jc w:val="left"/>
       </w:pPr>
       <w:r>
         <w:rPr>
-          <w:b/>
-          <w:bCs/>
-          <w:color w:val="000000"/>
-          <w:sz w:val="23"/>
-          <w:szCs w:val="23"/>
-        </w:rPr>
-        <w:t>Software Developer /</w:t>
-      </w:r>
-      <w:r>
-        <w:rPr>
-          <w:b/>
-          <w:bCs/>
-          <w:color w:val="000000"/>
-          <w:sz w:val="23"/>
-          <w:szCs w:val="23"/>
-        </w:rPr>
-        <w:t xml:space="preserve"> Technical Team Lead</w:t>
-      </w:r>
-      <w:r>
-        <w:rPr>
-          <w:color w:val="000000"/>
-          <w:sz w:val="23"/>
-          <w:szCs w:val="23"/>
-        </w:rPr>
-        <w:t>, Lazer Net ISP</w:t>
-      </w:r>
-    </w:p>
-    <w:p>
-      <w:pPr>
-        <w:keepNext/>
-        <w:bidi/>
-        <w:spacing w:after="40"/>
-        <w:jc w:val="right"/>
-      </w:pPr>
-      <w:r>
-        <w:rPr>
-          <w:i/>
-          <w:iCs/>
-          <w:color w:val="595959"/>
-          <w:sz w:val="19"/>
-          <w:szCs w:val="19"/>
-        </w:rPr>
-        <w:t>Damascus, Syria  •  Jan 2019 – Sep 2024</w:t>
-      </w:r>
-    </w:p>
-    <w:p>
-      <w:pPr>
-        <w:bidi/>
-        <w:spacing w:after="30" w:line="252" w:lineRule="auto"/>
-        <w:jc w:val="right"/>
-      </w:pPr>
-      <w:r>
-        <w:rPr>
+          <w:rFonts w:ascii="Calibri" w:hAnsi="Calibri" w:cs="Sakkal Majalla"/>
           <w:color w:val="000000"/>
           <w:sz w:val="21"/>
           <w:szCs w:val="21"/>
+          <w:rtl w:val="0"/>
         </w:rPr>
         <w:t xml:space="preserve">•  </w:t>
       </w:r>
       <w:r>
         <w:rPr>
+          <w:rFonts w:ascii="Calibri" w:hAnsi="Calibri" w:cs="Sakkal Majalla"/>
           <w:b/>
           <w:bCs/>
           <w:color w:val="1A1A1A"/>
           <w:sz w:val="21"/>
           <w:szCs w:val="21"/>
+          <w:rtl w:val="0"/>
         </w:rPr>
-        <w:t xml:space="preserve">Project Leadership: </w:t>
+        <w:t xml:space="preserve">Database Management: </w:t>
       </w:r>
       <w:r>
         <w:rPr>
+          <w:rFonts w:ascii="Calibri" w:hAnsi="Calibri" w:cs="Sakkal Majalla"/>
           <w:color w:val="1A1A1A"/>
           <w:sz w:val="21"/>
           <w:szCs w:val="21"/>
+          <w:rtl w:val="0"/>
         </w:rPr>
-        <w:t>Managed the full technical project lifecycle from requirements analysis to final deployment.</w:t>
+        <w:t xml:space="preserve">Designed and maintained complex relational databases (Oracle/SQL), ensuring data integrity and efficient retrieval.</w:t>
       </w:r>
     </w:p>
     <w:p>
       <w:pPr>
-        <w:bidi/>
-        <w:spacing w:after="30" w:line="252" w:lineRule="auto"/>
-        <w:jc w:val="right"/>
+        <w:spacing w:before="0" w:after="30" w:line="252" w:lineRule="auto"/>
+        <w:jc w:val="left"/>
       </w:pPr>
       <w:r>
         <w:rPr>
+          <w:rFonts w:ascii="Calibri" w:hAnsi="Calibri" w:cs="Sakkal Majalla"/>
           <w:color w:val="000000"/>
           <w:sz w:val="21"/>
           <w:szCs w:val="21"/>
+          <w:rtl w:val="0"/>
         </w:rPr>
         <w:t xml:space="preserve">•  </w:t>
       </w:r>
       <w:r>
         <w:rPr>
+          <w:rFonts w:ascii="Calibri" w:hAnsi="Calibri" w:cs="Sakkal Majalla"/>
           <w:b/>
           <w:bCs/>
           <w:color w:val="1A1A1A"/>
           <w:sz w:val="21"/>
           <w:szCs w:val="21"/>
+          <w:rtl w:val="0"/>
         </w:rPr>
-        <w:t xml:space="preserve">Database Management: </w:t>
+        <w:t xml:space="preserve">Stakeholder Reporting: </w:t>
       </w:r>
       <w:r>
         <w:rPr>
+          <w:rFonts w:ascii="Calibri" w:hAnsi="Calibri" w:cs="Sakkal Majalla"/>
           <w:color w:val="1A1A1A"/>
           <w:sz w:val="21"/>
           <w:szCs w:val="21"/>
+          <w:rtl w:val="0"/>
         </w:rPr>
-        <w:t>Designed and maintained complex relational databases (Oracle/SQL), ensuring data integrity and efficient retrieval.</w:t>
+        <w:t xml:space="preserve">Prepared technical progress reports for senior management, documenting milestones and mitigation strategies.</w:t>
       </w:r>
     </w:p>
     <w:p>
       <w:pPr>
-        <w:bidi/>
-        <w:spacing w:after="30" w:line="252" w:lineRule="auto"/>
-        <w:jc w:val="right"/>
+        <w:spacing w:before="0" w:after="30" w:line="252" w:lineRule="auto"/>
+        <w:jc w:val="left"/>
       </w:pPr>
       <w:r>
         <w:rPr>
+          <w:rFonts w:ascii="Calibri" w:hAnsi="Calibri" w:cs="Sakkal Majalla"/>
           <w:color w:val="000000"/>
           <w:sz w:val="21"/>
           <w:szCs w:val="21"/>
+          <w:rtl w:val="0"/>
         </w:rPr>
         <w:t xml:space="preserve">•  </w:t>
       </w:r>
       <w:r>
         <w:rPr>
+          <w:rFonts w:ascii="Calibri" w:hAnsi="Calibri" w:cs="Sakkal Majalla"/>
           <w:b/>
           <w:bCs/>
           <w:color w:val="1A1A1A"/>
           <w:sz w:val="21"/>
           <w:szCs w:val="21"/>
+          <w:rtl w:val="0"/>
         </w:rPr>
-        <w:t xml:space="preserve">Stakeholder Reporting: </w:t>
+        <w:t xml:space="preserve">Risk Assessment: </w:t>
       </w:r>
       <w:r>
         <w:rPr>
+          <w:rFonts w:ascii="Calibri" w:hAnsi="Calibri" w:cs="Sakkal Majalla"/>
           <w:color w:val="1A1A1A"/>
           <w:sz w:val="21"/>
           <w:szCs w:val="21"/>
+          <w:rtl w:val="0"/>
         </w:rPr>
-        <w:t>Prepared technical progress reports for senior management, documenting milestones and mitigation strategies.</w:t>
+        <w:t xml:space="preserve">Identified potential technical risks and proposed strategies to keep projects aligned with quality standards.</w:t>
       </w:r>
     </w:p>
     <w:p>
       <w:pPr>
-        <w:bidi/>
-        <w:spacing w:after="30" w:line="252" w:lineRule="auto"/>
-        <w:jc w:val="right"/>
+        <w:spacing w:before="0" w:after="30" w:line="252" w:lineRule="auto"/>
+        <w:jc w:val="left"/>
       </w:pPr>
       <w:r>
         <w:rPr>
+          <w:rFonts w:ascii="Calibri" w:hAnsi="Calibri" w:cs="Sakkal Majalla"/>
           <w:color w:val="000000"/>
           <w:sz w:val="21"/>
           <w:szCs w:val="21"/>
+          <w:rtl w:val="0"/>
         </w:rPr>
         <w:t xml:space="preserve">•  </w:t>
       </w:r>
       <w:r>
         <w:rPr>
+          <w:rFonts w:ascii="Calibri" w:hAnsi="Calibri" w:cs="Sakkal Majalla"/>
           <w:b/>
           <w:bCs/>
           <w:color w:val="1A1A1A"/>
           <w:sz w:val="21"/>
           <w:szCs w:val="21"/>
+          <w:rtl w:val="0"/>
         </w:rPr>
-        <w:t>Ri</w:t>
+        <w:t xml:space="preserve">Infrastructure &amp; Support: </w:t>
       </w:r>
       <w:r>
         <w:rPr>
+          <w:rFonts w:ascii="Calibri" w:hAnsi="Calibri" w:cs="Sakkal Majalla"/>
+          <w:color w:val="1A1A1A"/>
+          <w:sz w:val="21"/>
+          <w:szCs w:val="21"/>
+          <w:rtl w:val="0"/>
+        </w:rPr>
+        <w:t xml:space="preserve">Managed network infrastructure, hardware/software troubleshooting and IT support.</w:t>
+      </w:r>
+    </w:p>
+    <w:p>
+      <w:pPr>
+        <w:spacing w:before="0" w:after="30" w:line="252" w:lineRule="auto"/>
+        <w:jc w:val="left"/>
+      </w:pPr>
+      <w:r>
+        <w:rPr>
+          <w:rFonts w:ascii="Calibri" w:hAnsi="Calibri" w:cs="Sakkal Majalla"/>
+          <w:color w:val="000000"/>
+          <w:sz w:val="21"/>
+          <w:szCs w:val="21"/>
+          <w:rtl w:val="0"/>
+        </w:rPr>
+        <w:t xml:space="preserve">•  </w:t>
+      </w:r>
+      <w:r>
+        <w:rPr>
+          <w:rFonts w:ascii="Calibri" w:hAnsi="Calibri" w:cs="Sakkal Majalla"/>
           <w:b/>
           <w:bCs/>
           <w:color w:val="1A1A1A"/>
           <w:sz w:val="21"/>
           <w:szCs w:val="21"/>
+          <w:rtl w:val="0"/>
         </w:rPr>
-        <w:t xml:space="preserve">sk Assessment: </w:t>
+        <w:t xml:space="preserve">Training &amp; Instruction: </w:t>
       </w:r>
       <w:r>
         <w:rPr>
+          <w:rFonts w:ascii="Calibri" w:hAnsi="Calibri" w:cs="Sakkal Majalla"/>
           <w:color w:val="1A1A1A"/>
           <w:sz w:val="21"/>
           <w:szCs w:val="21"/>
+          <w:rtl w:val="0"/>
         </w:rPr>
-        <w:t>Identified potential technical risks and proposed strategies to keep projects aligned with quality standards.</w:t>
-      </w:r>
-    </w:p>
-    <w:p>
-      <w:pPr>
-        <w:bidi/>
-        <w:spacing w:after="30" w:line="252" w:lineRule="auto"/>
-        <w:jc w:val="right"/>
-      </w:pPr>
-      <w:r>
-        <w:rPr>
-          <w:color w:val="000000"/>
-          <w:sz w:val="21"/>
-          <w:szCs w:val="21"/>
-        </w:rPr>
-        <w:t xml:space="preserve">•  </w:t>
-      </w:r>
-      <w:r>
-        <w:rPr>
-          <w:b/>
-          <w:bCs/>
-          <w:color w:val="1A1A1A"/>
-          <w:sz w:val="21"/>
-          <w:szCs w:val="21"/>
-        </w:rPr>
-        <w:t xml:space="preserve">Infrastructure &amp; Support: </w:t>
-      </w:r>
-      <w:r>
-        <w:rPr>
-          <w:color w:val="1A1A1A"/>
-          <w:sz w:val="21"/>
-          <w:szCs w:val="21"/>
-        </w:rPr>
-        <w:t>Managed network infrastructure, hardware/software troubleshooting and IT support.</w:t>
+        <w:t xml:space="preserve">Designed and delivered technical training for staff and technicians across programming, operating systems, SQL and networking, including course material and trainee assessment.</w:t>
       </w:r>
     </w:p>
     <w:p>
@@ -578,360 +657,342 @@
         <w:pBdr>
           <w:bottom w:val="single" w:sz="8" w:space="2" w:color="000000"/>
         </w:pBdr>
-        <w:bidi/>
         <w:spacing w:before="200" w:after="60"/>
-        <w:jc w:val="right"/>
+        <w:jc w:val="left"/>
       </w:pPr>
       <w:r>
         <w:rPr>
+          <w:rFonts w:ascii="Calibri" w:hAnsi="Calibri" w:cs="Sakkal Majalla"/>
           <w:b/>
           <w:bCs/>
+          <w:spacing w:val="30"/>
           <w:color w:val="000000"/>
-          <w:spacing w:val="30"/>
           <w:sz w:val="24"/>
           <w:szCs w:val="24"/>
+          <w:rtl w:val="0"/>
         </w:rPr>
-        <w:t>SELECTED PROJECTS</w:t>
+        <w:t xml:space="preserve">SELECTED PROJECTS</w:t>
       </w:r>
     </w:p>
     <w:p>
       <w:pPr>
         <w:keepNext/>
-        <w:bidi/>
         <w:spacing w:before="110" w:after="20"/>
-        <w:jc w:val="right"/>
+        <w:jc w:val="left"/>
       </w:pPr>
       <w:r>
         <w:rPr>
+          <w:rFonts w:ascii="Calibri" w:hAnsi="Calibri" w:cs="Sakkal Majalla"/>
           <w:b/>
           <w:bCs/>
           <w:color w:val="000000"/>
           <w:sz w:val="23"/>
           <w:szCs w:val="23"/>
+          <w:rtl w:val="0"/>
         </w:rPr>
-        <w:t>Ha</w:t>
+        <w:t xml:space="preserve">Harmonia</w:t>
       </w:r>
       <w:r>
         <w:rPr>
+          <w:rFonts w:ascii="Calibri" w:hAnsi="Calibri" w:cs="Sakkal Majalla"/>
+          <w:color w:val="595959"/>
+          <w:sz w:val="19"/>
+          <w:szCs w:val="19"/>
+          <w:rtl w:val="0"/>
+        </w:rPr>
+        <w:t xml:space="preserve">   —   </w:t>
+      </w:r>
+      <w:hyperlink r:id="rIdX700">
+        <w:r>
+          <w:rPr>
+            <w:rFonts w:ascii="Calibri" w:hAnsi="Calibri"/>
+            <w:color w:val="1F3864"/>
+            <w:u w:val="single"/>
+            <w:sz w:val="19"/>
+            <w:szCs w:val="19"/>
+            <w:rtl w:val="0"/>
+          </w:rPr>
+          <w:t xml:space="preserve">harmonia-safety.vercel.app</w:t>
+        </w:r>
+      </w:hyperlink>
+    </w:p>
+    <w:p>
+      <w:pPr>
+        <w:spacing w:before="0" w:after="20" w:line="252" w:lineRule="auto"/>
+        <w:jc w:val="left"/>
+      </w:pPr>
+      <w:r>
+        <w:rPr>
+          <w:rFonts w:ascii="Calibri" w:hAnsi="Calibri" w:cs="Sakkal Majalla"/>
+          <w:color w:val="1A1A1A"/>
+          <w:sz w:val="21"/>
+          <w:szCs w:val="21"/>
+          <w:rtl w:val="0"/>
+        </w:rPr>
+        <w:t xml:space="preserve">Family safety and location-sharing app providing live tracking, SOS alerts, geofenced places and guardian roles, with an offline SMS fallback; built the mobile client, API and self-hosted infrastructure end to end.</w:t>
+      </w:r>
+    </w:p>
+    <w:p>
+      <w:pPr>
+        <w:spacing w:before="0" w:after="30"/>
+        <w:jc w:val="left"/>
+      </w:pPr>
+      <w:r>
+        <w:rPr>
+          <w:rFonts w:ascii="Calibri" w:hAnsi="Calibri" w:cs="Sakkal Majalla"/>
+          <w:b/>
+          <w:bCs/>
+          <w:color w:val="595959"/>
+          <w:sz w:val="19"/>
+          <w:szCs w:val="19"/>
+          <w:rtl w:val="0"/>
+        </w:rPr>
+        <w:t xml:space="preserve">Stack: </w:t>
+      </w:r>
+      <w:r>
+        <w:rPr>
+          <w:rFonts w:ascii="Calibri" w:hAnsi="Calibri" w:cs="Sakkal Majalla"/>
+          <w:color w:val="595959"/>
+          <w:sz w:val="19"/>
+          <w:szCs w:val="19"/>
+          <w:rtl w:val="0"/>
+        </w:rPr>
+        <w:t xml:space="preserve">React Native (Expo), TypeScript, Fastify, PostgreSQL</w:t>
+      </w:r>
+    </w:p>
+    <w:p>
+      <w:pPr>
+        <w:keepNext/>
+        <w:spacing w:before="110" w:after="20"/>
+        <w:jc w:val="left"/>
+      </w:pPr>
+      <w:r>
+        <w:rPr>
+          <w:rFonts w:ascii="Calibri" w:hAnsi="Calibri" w:cs="Sakkal Majalla"/>
           <w:b/>
           <w:bCs/>
           <w:color w:val="000000"/>
           <w:sz w:val="23"/>
           <w:szCs w:val="23"/>
+          <w:rtl w:val="0"/>
         </w:rPr>
-        <w:t>rmonia</w:t>
+        <w:t xml:space="preserve">Smart Task Planner</w:t>
       </w:r>
       <w:r>
         <w:rPr>
+          <w:rFonts w:ascii="Calibri" w:hAnsi="Calibri" w:cs="Sakkal Majalla"/>
           <w:color w:val="595959"/>
           <w:sz w:val="19"/>
           <w:szCs w:val="19"/>
+          <w:rtl w:val="0"/>
         </w:rPr>
         <w:t xml:space="preserve">   —   </w:t>
       </w:r>
-      <w:hyperlink r:id="rId7">
+      <w:hyperlink r:id="rIdX701">
         <w:r>
           <w:rPr>
+            <w:rFonts w:ascii="Calibri" w:hAnsi="Calibri"/>
             <w:color w:val="1F3864"/>
+            <w:u w:val="single"/>
             <w:sz w:val="19"/>
             <w:szCs w:val="19"/>
-            <w:u w:val="single"/>
+            <w:rtl w:val="0"/>
           </w:rPr>
-          <w:t>harmonia-safety.vercel.app</w:t>
+          <w:t xml:space="preserve">apps.odoo.com</w:t>
         </w:r>
       </w:hyperlink>
     </w:p>
     <w:p>
       <w:pPr>
-        <w:bidi/>
-        <w:spacing w:after="20" w:line="252" w:lineRule="auto"/>
-        <w:jc w:val="right"/>
+        <w:spacing w:before="0" w:after="20" w:line="252" w:lineRule="auto"/>
+        <w:jc w:val="left"/>
       </w:pPr>
       <w:r>
         <w:rPr>
+          <w:rFonts w:ascii="Calibri" w:hAnsi="Calibri" w:cs="Sakkal Majalla"/>
           <w:color w:val="1A1A1A"/>
           <w:sz w:val="21"/>
           <w:szCs w:val="21"/>
+          <w:rtl w:val="0"/>
         </w:rPr>
-        <w:t>Family safety and location-sharing app providing live tracking, SOS alerts, geofenced places and guardian roles, with an offline SMS fallback; built the mobile client, API and self-hosted infrastructure end to end.</w:t>
+        <w:t xml:space="preserve">Standalone Odoo 19 project-management app published on the Odoo App Store, featuring an interactive Gantt with drag-and-drop rescheduling and dependencies, a seven-stage kanban, timesheets and executive dashboards, with no Enterprise dependency.</w:t>
       </w:r>
     </w:p>
     <w:p>
       <w:pPr>
-        <w:bidi/>
-        <w:spacing w:after="30"/>
-        <w:jc w:val="right"/>
+        <w:spacing w:before="0" w:after="30"/>
+        <w:jc w:val="left"/>
       </w:pPr>
       <w:r>
         <w:rPr>
+          <w:rFonts w:ascii="Calibri" w:hAnsi="Calibri" w:cs="Sakkal Majalla"/>
           <w:b/>
           <w:bCs/>
           <w:color w:val="595959"/>
           <w:sz w:val="19"/>
           <w:szCs w:val="19"/>
+          <w:rtl w:val="0"/>
         </w:rPr>
         <w:t xml:space="preserve">Stack: </w:t>
       </w:r>
       <w:r>
         <w:rPr>
+          <w:rFonts w:ascii="Calibri" w:hAnsi="Calibri" w:cs="Sakkal Majalla"/>
           <w:color w:val="595959"/>
           <w:sz w:val="19"/>
           <w:szCs w:val="19"/>
+          <w:rtl w:val="0"/>
         </w:rPr>
-        <w:t>React Native (Expo), TypeScript, F</w:t>
-      </w:r>
-      <w:r>
-        <w:rPr>
-          <w:color w:val="595959"/>
-          <w:sz w:val="19"/>
-          <w:szCs w:val="19"/>
-        </w:rPr>
-        <w:t>astify, PostgreSQL</w:t>
+        <w:t xml:space="preserve">Odoo 19, Python, PostgreSQL, OWL, XML</w:t>
       </w:r>
     </w:p>
     <w:p>
       <w:pPr>
         <w:keepNext/>
-        <w:bidi/>
         <w:spacing w:before="110" w:after="20"/>
-        <w:jc w:val="right"/>
+        <w:jc w:val="left"/>
       </w:pPr>
       <w:r>
         <w:rPr>
+          <w:rFonts w:ascii="Calibri" w:hAnsi="Calibri" w:cs="Sakkal Majalla"/>
           <w:b/>
           <w:bCs/>
           <w:color w:val="000000"/>
           <w:sz w:val="23"/>
           <w:szCs w:val="23"/>
+          <w:rtl w:val="0"/>
         </w:rPr>
-        <w:t>Smart Task Planner</w:t>
+        <w:t xml:space="preserve">Super Proxy Store</w:t>
       </w:r>
       <w:r>
         <w:rPr>
+          <w:rFonts w:ascii="Calibri" w:hAnsi="Calibri" w:cs="Sakkal Majalla"/>
           <w:color w:val="595959"/>
           <w:sz w:val="19"/>
           <w:szCs w:val="19"/>
+          <w:rtl w:val="0"/>
         </w:rPr>
         <w:t xml:space="preserve">   —   </w:t>
       </w:r>
-      <w:hyperlink r:id="rId8">
+      <w:hyperlink r:id="rIdX702">
         <w:r>
           <w:rPr>
+            <w:rFonts w:ascii="Calibri" w:hAnsi="Calibri"/>
             <w:color w:val="1F3864"/>
+            <w:u w:val="single"/>
             <w:sz w:val="19"/>
             <w:szCs w:val="19"/>
-            <w:u w:val="single"/>
+            <w:rtl w:val="0"/>
           </w:rPr>
-          <w:t>apps.odoo.com</w:t>
+          <w:t xml:space="preserve">t.me/myproxystore_bot</w:t>
         </w:r>
       </w:hyperlink>
     </w:p>
     <w:p>
       <w:pPr>
-        <w:bidi/>
-        <w:spacing w:after="20" w:line="252" w:lineRule="auto"/>
-        <w:jc w:val="right"/>
+        <w:spacing w:before="0" w:after="20" w:line="252" w:lineRule="auto"/>
+        <w:jc w:val="left"/>
       </w:pPr>
       <w:r>
         <w:rPr>
+          <w:rFonts w:ascii="Calibri" w:hAnsi="Calibri" w:cs="Sakkal Majalla"/>
           <w:color w:val="1A1A1A"/>
           <w:sz w:val="21"/>
           <w:szCs w:val="21"/>
+          <w:rtl w:val="0"/>
         </w:rPr>
-        <w:t>Standalone Odoo 19 project-management app published on the Odoo App Store, featuring an interactive Gantt with drag-and-</w:t>
-      </w:r>
-      <w:r>
-        <w:rPr>
-          <w:color w:val="1A1A1A"/>
-          <w:sz w:val="21"/>
-          <w:szCs w:val="21"/>
-        </w:rPr>
-        <w:t>drop rescheduling and dependencies, a seven-stage kanban, timesheets and executive dashboards, with no Enterprise dependency.</w:t>
+        <w:t xml:space="preserve">Telegram bot for selling proxy access, integrating Cryptomus for crypto wallet top-ups plus a manual confirmation flow for OMT, Whish and Syriatel Cash — regional payment rails with no public API — behind pluggable supplier adapters.</w:t>
       </w:r>
     </w:p>
     <w:p>
       <w:pPr>
-        <w:bidi/>
-        <w:spacing w:after="30"/>
-        <w:jc w:val="right"/>
+        <w:spacing w:before="0" w:after="30"/>
+        <w:jc w:val="left"/>
       </w:pPr>
       <w:r>
         <w:rPr>
+          <w:rFonts w:ascii="Calibri" w:hAnsi="Calibri" w:cs="Sakkal Majalla"/>
           <w:b/>
           <w:bCs/>
           <w:color w:val="595959"/>
           <w:sz w:val="19"/>
           <w:szCs w:val="19"/>
+          <w:rtl w:val="0"/>
         </w:rPr>
         <w:t xml:space="preserve">Stack: </w:t>
       </w:r>
       <w:r>
         <w:rPr>
+          <w:rFonts w:ascii="Calibri" w:hAnsi="Calibri" w:cs="Sakkal Majalla"/>
           <w:color w:val="595959"/>
           <w:sz w:val="19"/>
           <w:szCs w:val="19"/>
+          <w:rtl w:val="0"/>
         </w:rPr>
-        <w:t>Odoo 19, Python, PostgreSQL, OWL, XML</w:t>
+        <w:t xml:space="preserve">Node.js, Telegraf, Fastify, PostgreSQL</w:t>
       </w:r>
     </w:p>
     <w:p>
       <w:pPr>
         <w:keepNext/>
-        <w:bidi/>
         <w:spacing w:before="110" w:after="20"/>
-        <w:jc w:val="right"/>
+        <w:jc w:val="left"/>
       </w:pPr>
       <w:r>
         <w:rPr>
+          <w:rFonts w:ascii="Calibri" w:hAnsi="Calibri" w:cs="Sakkal Majalla"/>
           <w:b/>
           <w:bCs/>
           <w:color w:val="000000"/>
           <w:sz w:val="23"/>
           <w:szCs w:val="23"/>
+          <w:rtl w:val="0"/>
         </w:rPr>
-        <w:t>Super Proxy Store</w:t>
-      </w:r>
-      <w:r>
-        <w:rPr>
-          <w:color w:val="595959"/>
-          <w:sz w:val="19"/>
-          <w:szCs w:val="19"/>
-        </w:rPr>
-        <w:t xml:space="preserve">   —   </w:t>
-      </w:r>
-      <w:hyperlink r:id="rId9">
-        <w:r>
-          <w:rPr>
-            <w:color w:val="1F3864"/>
-            <w:sz w:val="19"/>
-            <w:szCs w:val="19"/>
-            <w:u w:val="single"/>
-          </w:rPr>
-          <w:t>t.me/myproxy</w:t>
-        </w:r>
-        <w:r>
-          <w:rPr>
-            <w:color w:val="1F3864"/>
-            <w:sz w:val="19"/>
-            <w:szCs w:val="19"/>
-            <w:u w:val="single"/>
-          </w:rPr>
-          <w:t>store_bot</w:t>
-        </w:r>
-      </w:hyperlink>
-    </w:p>
-    <w:p>
-      <w:pPr>
-        <w:bidi/>
-        <w:spacing w:after="20" w:line="252" w:lineRule="auto"/>
-        <w:jc w:val="right"/>
-      </w:pPr>
-      <w:r>
-        <w:rPr>
-          <w:color w:val="1A1A1A"/>
-          <w:sz w:val="21"/>
-          <w:szCs w:val="21"/>
-        </w:rPr>
-        <w:t>Telegram bot for selling proxy access, integrating Cryptomus for crypto wallet top-ups plus a manual confirmation flow for OMT, Whish and Syriatel Cash — regional payment rails with no public API — behind pluggable supplier adapters.</w:t>
+        <w:t xml:space="preserve">Legends Match</w:t>
       </w:r>
     </w:p>
     <w:p>
       <w:pPr>
-        <w:bidi/>
-        <w:spacing w:after="30"/>
-        <w:jc w:val="right"/>
+        <w:spacing w:before="0" w:after="20" w:line="252" w:lineRule="auto"/>
+        <w:jc w:val="left"/>
       </w:pPr>
       <w:r>
         <w:rPr>
+          <w:rFonts w:ascii="Calibri" w:hAnsi="Calibri" w:cs="Sakkal Majalla"/>
+          <w:color w:val="1A1A1A"/>
+          <w:sz w:val="21"/>
+          <w:szCs w:val="21"/>
+          <w:rtl w:val="0"/>
+        </w:rPr>
+        <w:t xml:space="preserve">Cross-platform mobile game with Google Sign-In, AdMob monetization, an in-game coin economy and a referral and cashout system backed by an admin dashboard.</w:t>
+      </w:r>
+    </w:p>
+    <w:p>
+      <w:pPr>
+        <w:spacing w:before="0" w:after="30"/>
+        <w:jc w:val="left"/>
+      </w:pPr>
+      <w:r>
+        <w:rPr>
+          <w:rFonts w:ascii="Calibri" w:hAnsi="Calibri" w:cs="Sakkal Majalla"/>
           <w:b/>
           <w:bCs/>
           <w:color w:val="595959"/>
           <w:sz w:val="19"/>
           <w:szCs w:val="19"/>
+          <w:rtl w:val="0"/>
         </w:rPr>
         <w:t xml:space="preserve">Stack: </w:t>
       </w:r>
       <w:r>
         <w:rPr>
+          <w:rFonts w:ascii="Calibri" w:hAnsi="Calibri" w:cs="Sakkal Majalla"/>
           <w:color w:val="595959"/>
           <w:sz w:val="19"/>
           <w:szCs w:val="19"/>
+          <w:rtl w:val="0"/>
         </w:rPr>
-        <w:t>Node.</w:t>
-      </w:r>
-      <w:r>
-        <w:rPr>
-          <w:color w:val="595959"/>
-          <w:sz w:val="19"/>
-          <w:szCs w:val="19"/>
-        </w:rPr>
-        <w:t>js, Telegraf, Fastify, PostgreSQL</w:t>
-      </w:r>
-    </w:p>
-    <w:p>
-      <w:pPr>
-        <w:keepNext/>
-        <w:bidi/>
-        <w:spacing w:before="110" w:after="20"/>
-        <w:jc w:val="right"/>
-      </w:pPr>
-      <w:r>
-        <w:rPr>
-          <w:b/>
-          <w:bCs/>
-          <w:color w:val="000000"/>
-          <w:sz w:val="23"/>
-          <w:szCs w:val="23"/>
-        </w:rPr>
-        <w:t>Legends Match</w:t>
-      </w:r>
-    </w:p>
-    <w:p>
-      <w:pPr>
-        <w:bidi/>
-        <w:spacing w:after="20" w:line="252" w:lineRule="auto"/>
-        <w:jc w:val="right"/>
-      </w:pPr>
-      <w:r>
-        <w:rPr>
-          <w:color w:val="1A1A1A"/>
-          <w:sz w:val="21"/>
-          <w:szCs w:val="21"/>
-        </w:rPr>
-        <w:t>Cross-platform mobile game with Google Sign-In, AdMob monetization, an in-game coin economy and a referral and cashout system backed by an admin dashboard.</w:t>
-      </w:r>
-    </w:p>
-    <w:p>
-      <w:pPr>
-        <w:bidi/>
-        <w:spacing w:after="30"/>
-        <w:jc w:val="right"/>
-      </w:pPr>
-      <w:r>
-        <w:rPr>
-          <w:b/>
-          <w:bCs/>
-          <w:color w:val="595959"/>
-          <w:sz w:val="19"/>
-          <w:szCs w:val="19"/>
-        </w:rPr>
-        <w:t xml:space="preserve">Stack: </w:t>
-      </w:r>
-      <w:r>
-        <w:rPr>
-          <w:color w:val="595959"/>
-          <w:sz w:val="19"/>
-          <w:szCs w:val="19"/>
-        </w:rPr>
-        <w:t>React Native (Expo), Fastify, PostgreSQL, AdM</w:t>
-      </w:r>
-      <w:r>
-        <w:rPr>
-          <w:color w:val="595959"/>
-          <w:sz w:val="19"/>
-          <w:szCs w:val="19"/>
-        </w:rPr>
-        <w:t>ob</w:t>
+        <w:t xml:space="preserve">React Native (Expo), Fastify, PostgreSQL, AdMob</w:t>
       </w:r>
     </w:p>
     <w:p>
@@ -940,226 +1001,287 @@
         <w:pBdr>
           <w:bottom w:val="single" w:sz="8" w:space="2" w:color="000000"/>
         </w:pBdr>
-        <w:bidi/>
         <w:spacing w:before="200" w:after="60"/>
-        <w:jc w:val="right"/>
+        <w:jc w:val="left"/>
       </w:pPr>
       <w:r>
         <w:rPr>
+          <w:rFonts w:ascii="Calibri" w:hAnsi="Calibri" w:cs="Sakkal Majalla"/>
           <w:b/>
           <w:bCs/>
+          <w:spacing w:val="30"/>
           <w:color w:val="000000"/>
-          <w:spacing w:val="30"/>
           <w:sz w:val="24"/>
           <w:szCs w:val="24"/>
+          <w:rtl w:val="0"/>
         </w:rPr>
-        <w:t>TECHNICAL &amp; MANAGEMENT SKILLS</w:t>
+        <w:t xml:space="preserve">TECHNICAL &amp; MANAGEMENT SKILLS</w:t>
       </w:r>
     </w:p>
     <w:p>
       <w:pPr>
-        <w:bidi/>
-        <w:spacing w:after="30" w:line="252" w:lineRule="auto"/>
-        <w:jc w:val="right"/>
+        <w:spacing w:before="0" w:after="30" w:line="252" w:lineRule="auto"/>
+        <w:jc w:val="left"/>
       </w:pPr>
       <w:r>
         <w:rPr>
+          <w:rFonts w:ascii="Calibri" w:hAnsi="Calibri" w:cs="Sakkal Majalla"/>
           <w:color w:val="000000"/>
           <w:sz w:val="21"/>
           <w:szCs w:val="21"/>
+          <w:rtl w:val="0"/>
         </w:rPr>
         <w:t xml:space="preserve">•  </w:t>
       </w:r>
       <w:r>
         <w:rPr>
+          <w:rFonts w:ascii="Calibri" w:hAnsi="Calibri" w:cs="Sakkal Majalla"/>
           <w:b/>
           <w:bCs/>
           <w:color w:val="1A1A1A"/>
           <w:sz w:val="21"/>
           <w:szCs w:val="21"/>
+          <w:rtl w:val="0"/>
         </w:rPr>
         <w:t xml:space="preserve">Software Development: </w:t>
       </w:r>
       <w:r>
         <w:rPr>
+          <w:rFonts w:ascii="Calibri" w:hAnsi="Calibri" w:cs="Sakkal Majalla"/>
           <w:color w:val="1A1A1A"/>
           <w:sz w:val="21"/>
           <w:szCs w:val="21"/>
+          <w:rtl w:val="0"/>
         </w:rPr>
-        <w:t>Python, Java, Spring Boot, C#, JavaScript, XML, PHP, Laravel, RESTful APIs.</w:t>
+        <w:t xml:space="preserve">Python, Java, Spring Boot, C#, JavaScript, XML, PHP, Laravel, RESTful APIs.</w:t>
       </w:r>
     </w:p>
     <w:p>
       <w:pPr>
-        <w:bidi/>
-        <w:spacing w:after="30" w:line="252" w:lineRule="auto"/>
-        <w:jc w:val="right"/>
+        <w:spacing w:before="0" w:after="30" w:line="252" w:lineRule="auto"/>
+        <w:jc w:val="left"/>
       </w:pPr>
       <w:r>
         <w:rPr>
+          <w:rFonts w:ascii="Calibri" w:hAnsi="Calibri" w:cs="Sakkal Majalla"/>
           <w:color w:val="000000"/>
           <w:sz w:val="21"/>
           <w:szCs w:val="21"/>
+          <w:rtl w:val="0"/>
         </w:rPr>
         <w:t xml:space="preserve">•  </w:t>
       </w:r>
       <w:r>
         <w:rPr>
+          <w:rFonts w:ascii="Calibri" w:hAnsi="Calibri" w:cs="Sakkal Majalla"/>
           <w:b/>
           <w:bCs/>
           <w:color w:val="1A1A1A"/>
           <w:sz w:val="21"/>
           <w:szCs w:val="21"/>
+          <w:rtl w:val="0"/>
         </w:rPr>
         <w:t xml:space="preserve">Systems &amp; DevOps: </w:t>
       </w:r>
       <w:r>
         <w:rPr>
+          <w:rFonts w:ascii="Calibri" w:hAnsi="Calibri" w:cs="Sakkal Majalla"/>
           <w:color w:val="1A1A1A"/>
           <w:sz w:val="21"/>
           <w:szCs w:val="21"/>
+          <w:rtl w:val="0"/>
         </w:rPr>
-        <w:t>Linux VPS, Nginx, SSH Security, SSL/HTTPS, Systemd.</w:t>
+        <w:t xml:space="preserve">Linux VPS, Nginx, SSH Security, SSL/HTTPS, Systemd.</w:t>
       </w:r>
     </w:p>
     <w:p>
       <w:pPr>
-        <w:bidi/>
-        <w:spacing w:after="30" w:line="252" w:lineRule="auto"/>
-        <w:jc w:val="right"/>
+        <w:spacing w:before="0" w:after="30" w:line="252" w:lineRule="auto"/>
+        <w:jc w:val="left"/>
       </w:pPr>
       <w:r>
         <w:rPr>
+          <w:rFonts w:ascii="Calibri" w:hAnsi="Calibri" w:cs="Sakkal Majalla"/>
           <w:color w:val="000000"/>
           <w:sz w:val="21"/>
           <w:szCs w:val="21"/>
+          <w:rtl w:val="0"/>
         </w:rPr>
         <w:t xml:space="preserve">•  </w:t>
       </w:r>
       <w:r>
         <w:rPr>
+          <w:rFonts w:ascii="Calibri" w:hAnsi="Calibri" w:cs="Sakkal Majalla"/>
           <w:b/>
           <w:bCs/>
           <w:color w:val="1A1A1A"/>
           <w:sz w:val="21"/>
           <w:szCs w:val="21"/>
+          <w:rtl w:val="0"/>
         </w:rPr>
         <w:t xml:space="preserve">Databases: </w:t>
       </w:r>
       <w:r>
         <w:rPr>
+          <w:rFonts w:ascii="Calibri" w:hAnsi="Calibri" w:cs="Sakkal Majalla"/>
           <w:color w:val="1A1A1A"/>
           <w:sz w:val="21"/>
           <w:szCs w:val="21"/>
+          <w:rtl w:val="0"/>
         </w:rPr>
-        <w:t>Oracle Database, PostgreSQL, SQL Server — administration, design and analysis.</w:t>
+        <w:t xml:space="preserve">Oracle Database, PostgreSQL, SQL Server — administration, design and analysis.</w:t>
       </w:r>
     </w:p>
     <w:p>
       <w:pPr>
-        <w:bidi/>
-        <w:spacing w:after="30" w:line="252" w:lineRule="auto"/>
-        <w:jc w:val="right"/>
+        <w:spacing w:before="0" w:after="30" w:line="252" w:lineRule="auto"/>
+        <w:jc w:val="left"/>
       </w:pPr>
       <w:r>
         <w:rPr>
+          <w:rFonts w:ascii="Calibri" w:hAnsi="Calibri" w:cs="Sakkal Majalla"/>
           <w:color w:val="000000"/>
           <w:sz w:val="21"/>
           <w:szCs w:val="21"/>
+          <w:rtl w:val="0"/>
         </w:rPr>
         <w:t xml:space="preserve">•  </w:t>
       </w:r>
       <w:r>
         <w:rPr>
+          <w:rFonts w:ascii="Calibri" w:hAnsi="Calibri" w:cs="Sakkal Majalla"/>
           <w:b/>
           <w:bCs/>
           <w:color w:val="1A1A1A"/>
           <w:sz w:val="21"/>
           <w:szCs w:val="21"/>
+          <w:rtl w:val="0"/>
         </w:rPr>
         <w:t xml:space="preserve">Infrastructure &amp; Support: </w:t>
       </w:r>
       <w:r>
         <w:rPr>
+          <w:rFonts w:ascii="Calibri" w:hAnsi="Calibri" w:cs="Sakkal Majalla"/>
           <w:color w:val="1A1A1A"/>
           <w:sz w:val="21"/>
           <w:szCs w:val="21"/>
+          <w:rtl w:val="0"/>
         </w:rPr>
-        <w:t>CCNA certified; strong proficiency in network infrastructure, hardware/software troubleshooting and IT support.</w:t>
+        <w:t xml:space="preserve">CCNA certified; strong proficiency in network infrastructure, hardware/software troubleshooting and IT support.</w:t>
       </w:r>
     </w:p>
     <w:p>
       <w:pPr>
-        <w:bidi/>
-        <w:spacing w:after="30" w:line="252" w:lineRule="auto"/>
-        <w:jc w:val="right"/>
+        <w:spacing w:before="0" w:after="30" w:line="252" w:lineRule="auto"/>
+        <w:jc w:val="left"/>
       </w:pPr>
       <w:r>
         <w:rPr>
+          <w:rFonts w:ascii="Calibri" w:hAnsi="Calibri" w:cs="Sakkal Majalla"/>
           <w:color w:val="000000"/>
           <w:sz w:val="21"/>
           <w:szCs w:val="21"/>
+          <w:rtl w:val="0"/>
         </w:rPr>
         <w:t xml:space="preserve">•  </w:t>
       </w:r>
       <w:r>
         <w:rPr>
+          <w:rFonts w:ascii="Calibri" w:hAnsi="Calibri" w:cs="Sakkal Majalla"/>
           <w:b/>
           <w:bCs/>
           <w:color w:val="1A1A1A"/>
           <w:sz w:val="21"/>
           <w:szCs w:val="21"/>
+          <w:rtl w:val="0"/>
         </w:rPr>
         <w:t xml:space="preserve">Project Management: </w:t>
       </w:r>
       <w:r>
         <w:rPr>
+          <w:rFonts w:ascii="Calibri" w:hAnsi="Calibri" w:cs="Sakkal Majalla"/>
           <w:color w:val="1A1A1A"/>
           <w:sz w:val="21"/>
           <w:szCs w:val="21"/>
+          <w:rtl w:val="0"/>
         </w:rPr>
-        <w:t xml:space="preserve">Requirements </w:t>
-      </w:r>
-      <w:r>
-        <w:rPr>
-          <w:color w:val="1A1A1A"/>
-          <w:sz w:val="21"/>
-          <w:szCs w:val="21"/>
-        </w:rPr>
-        <w:t>gathering, risk identification, stakeholder coordination and technical documentation.</w:t>
+        <w:t xml:space="preserve">Requirements gathering, risk identification, stakeholder coordination and technical documentation.</w:t>
       </w:r>
     </w:p>
     <w:p>
       <w:pPr>
-        <w:bidi/>
-        <w:spacing w:after="30" w:line="252" w:lineRule="auto"/>
-        <w:jc w:val="right"/>
+        <w:spacing w:before="0" w:after="30" w:line="252" w:lineRule="auto"/>
+        <w:jc w:val="left"/>
       </w:pPr>
       <w:r>
         <w:rPr>
+          <w:rFonts w:ascii="Calibri" w:hAnsi="Calibri" w:cs="Sakkal Majalla"/>
           <w:color w:val="000000"/>
           <w:sz w:val="21"/>
           <w:szCs w:val="21"/>
+          <w:rtl w:val="0"/>
         </w:rPr>
         <w:t xml:space="preserve">•  </w:t>
       </w:r>
       <w:r>
         <w:rPr>
+          <w:rFonts w:ascii="Calibri" w:hAnsi="Calibri" w:cs="Sakkal Majalla"/>
           <w:b/>
           <w:bCs/>
           <w:color w:val="1A1A1A"/>
           <w:sz w:val="21"/>
           <w:szCs w:val="21"/>
+          <w:rtl w:val="0"/>
+        </w:rPr>
+        <w:t xml:space="preserve">Training &amp; Instruction: </w:t>
+      </w:r>
+      <w:r>
+        <w:rPr>
+          <w:rFonts w:ascii="Calibri" w:hAnsi="Calibri" w:cs="Sakkal Majalla"/>
+          <w:color w:val="1A1A1A"/>
+          <w:sz w:val="21"/>
+          <w:szCs w:val="21"/>
+          <w:rtl w:val="0"/>
+        </w:rPr>
+        <w:t xml:space="preserve">Delivered technical training in programming, operating systems, SQL and networking.</w:t>
+      </w:r>
+    </w:p>
+    <w:p>
+      <w:pPr>
+        <w:spacing w:before="0" w:after="30" w:line="252" w:lineRule="auto"/>
+        <w:jc w:val="left"/>
+      </w:pPr>
+      <w:r>
+        <w:rPr>
+          <w:rFonts w:ascii="Calibri" w:hAnsi="Calibri" w:cs="Sakkal Majalla"/>
+          <w:color w:val="000000"/>
+          <w:sz w:val="21"/>
+          <w:szCs w:val="21"/>
+          <w:rtl w:val="0"/>
+        </w:rPr>
+        <w:t xml:space="preserve">•  </w:t>
+      </w:r>
+      <w:r>
+        <w:rPr>
+          <w:rFonts w:ascii="Calibri" w:hAnsi="Calibri" w:cs="Sakkal Majalla"/>
+          <w:b/>
+          <w:bCs/>
+          <w:color w:val="1A1A1A"/>
+          <w:sz w:val="21"/>
+          <w:szCs w:val="21"/>
+          <w:rtl w:val="0"/>
         </w:rPr>
         <w:t xml:space="preserve">Office Tools: </w:t>
       </w:r>
       <w:r>
         <w:rPr>
+          <w:rFonts w:ascii="Calibri" w:hAnsi="Calibri" w:cs="Sakkal Majalla"/>
           <w:color w:val="1A1A1A"/>
           <w:sz w:val="21"/>
           <w:szCs w:val="21"/>
+          <w:rtl w:val="0"/>
         </w:rPr>
-        <w:t>Advanced proficiency in Word, Excel (reporting) and PowerPoint.</w:t>
+        <w:t xml:space="preserve">Advanced proficiency in Word, Excel (reporting) and PowerPoint.</w:t>
       </w:r>
     </w:p>
     <w:p>
@@ -1168,106 +1290,135 @@
         <w:pBdr>
           <w:bottom w:val="single" w:sz="8" w:space="2" w:color="000000"/>
         </w:pBdr>
-        <w:bidi/>
         <w:spacing w:before="200" w:after="60"/>
-        <w:jc w:val="right"/>
+        <w:jc w:val="left"/>
       </w:pPr>
       <w:r>
         <w:rPr>
+          <w:rFonts w:ascii="Calibri" w:hAnsi="Calibri" w:cs="Sakkal Majalla"/>
           <w:b/>
           <w:bCs/>
+          <w:spacing w:val="30"/>
           <w:color w:val="000000"/>
-          <w:spacing w:val="30"/>
           <w:sz w:val="24"/>
           <w:szCs w:val="24"/>
+          <w:rtl w:val="0"/>
         </w:rPr>
-        <w:t>EDUCATION</w:t>
+        <w:t xml:space="preserve">EDUCATION</w:t>
       </w:r>
     </w:p>
     <w:p>
       <w:pPr>
         <w:keepNext/>
-        <w:bidi/>
-        <w:spacing w:before="110"/>
-        <w:jc w:val="right"/>
+        <w:spacing w:before="110" w:after="0"/>
+        <w:jc w:val="left"/>
       </w:pPr>
       <w:r>
         <w:rPr>
+          <w:rFonts w:ascii="Calibri" w:hAnsi="Calibri" w:cs="Sakkal Majalla"/>
           <w:b/>
           <w:bCs/>
           <w:color w:val="000000"/>
           <w:sz w:val="23"/>
           <w:szCs w:val="23"/>
+          <w:rtl w:val="0"/>
         </w:rPr>
-        <w:t>M.Sc. in Web Science</w:t>
+        <w:t xml:space="preserve">M.Sc. in Web Science</w:t>
       </w:r>
       <w:r>
         <w:rPr>
+          <w:rFonts w:ascii="Calibri" w:hAnsi="Calibri" w:cs="Sakkal Majalla"/>
           <w:color w:val="000000"/>
           <w:sz w:val="23"/>
           <w:szCs w:val="23"/>
+          <w:rtl w:val="0"/>
         </w:rPr>
-        <w:t>, Syrian Virtual University</w:t>
+        <w:t xml:space="preserve">, </w:t>
+      </w:r>
+      <w:r>
+        <w:rPr>
+          <w:rFonts w:ascii="Calibri" w:hAnsi="Calibri" w:cs="Sakkal Majalla"/>
+          <w:color w:val="000000"/>
+          <w:sz w:val="23"/>
+          <w:szCs w:val="23"/>
+          <w:rtl w:val="0"/>
+        </w:rPr>
+        <w:t xml:space="preserve">Syrian Virtual University</w:t>
       </w:r>
     </w:p>
     <w:p>
       <w:pPr>
-        <w:bidi/>
-        <w:spacing w:after="40"/>
-        <w:jc w:val="right"/>
+        <w:spacing w:before="0" w:after="40"/>
+        <w:jc w:val="left"/>
       </w:pPr>
       <w:r>
         <w:rPr>
+          <w:rFonts w:ascii="Calibri" w:hAnsi="Calibri" w:cs="Sakkal Majalla"/>
           <w:i/>
           <w:iCs/>
           <w:color w:val="595959"/>
           <w:sz w:val="19"/>
           <w:szCs w:val="19"/>
+          <w:rtl w:val="0"/>
         </w:rPr>
-        <w:t>Jun 2024</w:t>
+        <w:t xml:space="preserve">Jun 2024</w:t>
       </w:r>
     </w:p>
     <w:p>
       <w:pPr>
         <w:keepNext/>
-        <w:bidi/>
-        <w:spacing w:before="110"/>
-        <w:jc w:val="right"/>
+        <w:spacing w:before="110" w:after="0"/>
+        <w:jc w:val="left"/>
       </w:pPr>
       <w:r>
         <w:rPr>
+          <w:rFonts w:ascii="Calibri" w:hAnsi="Calibri" w:cs="Sakkal Majalla"/>
           <w:b/>
           <w:bCs/>
           <w:color w:val="000000"/>
           <w:sz w:val="23"/>
           <w:szCs w:val="23"/>
+          <w:rtl w:val="0"/>
         </w:rPr>
-        <w:t>B.Sc. in Software Engineering</w:t>
+        <w:t xml:space="preserve">B.Sc. in Software Engineering</w:t>
       </w:r>
       <w:r>
         <w:rPr>
+          <w:rFonts w:ascii="Calibri" w:hAnsi="Calibri" w:cs="Sakkal Majalla"/>
           <w:color w:val="000000"/>
           <w:sz w:val="23"/>
           <w:szCs w:val="23"/>
+          <w:rtl w:val="0"/>
         </w:rPr>
-        <w:t>, University of Aleppo</w:t>
+        <w:t xml:space="preserve">, </w:t>
+      </w:r>
+      <w:r>
+        <w:rPr>
+          <w:rFonts w:ascii="Calibri" w:hAnsi="Calibri" w:cs="Sakkal Majalla"/>
+          <w:color w:val="000000"/>
+          <w:sz w:val="23"/>
+          <w:szCs w:val="23"/>
+          <w:rtl w:val="0"/>
+        </w:rPr>
+        <w:t xml:space="preserve">University of Aleppo</w:t>
       </w:r>
     </w:p>
     <w:p>
       <w:pPr>
-        <w:bidi/>
-        <w:spacing w:after="40"/>
-        <w:jc w:val="right"/>
+        <w:spacing w:before="0" w:after="40"/>
+        <w:jc w:val="left"/>
       </w:pPr>
       <w:r>
         <w:rPr>
+          <w:rFonts w:ascii="Calibri" w:hAnsi="Calibri" w:cs="Sakkal Majalla"/>
           <w:i/>
           <w:iCs/>
           <w:color w:val="595959"/>
           <w:sz w:val="19"/>
           <w:szCs w:val="19"/>
+          <w:rtl w:val="0"/>
         </w:rPr>
-        <w:t>Oct 2012</w:t>
+        <w:t xml:space="preserve">Oct 2012</w:t>
       </w:r>
     </w:p>
     <w:p>
@@ -1276,86 +1427,97 @@
         <w:pBdr>
           <w:bottom w:val="single" w:sz="8" w:space="2" w:color="000000"/>
         </w:pBdr>
-        <w:bidi/>
         <w:spacing w:before="200" w:after="60"/>
-        <w:jc w:val="right"/>
+        <w:jc w:val="left"/>
       </w:pPr>
       <w:r>
         <w:rPr>
+          <w:rFonts w:ascii="Calibri" w:hAnsi="Calibri" w:cs="Sakkal Majalla"/>
           <w:b/>
           <w:bCs/>
+          <w:spacing w:val="30"/>
           <w:color w:val="000000"/>
-          <w:spacing w:val="30"/>
           <w:sz w:val="24"/>
           <w:szCs w:val="24"/>
+          <w:rtl w:val="0"/>
         </w:rPr>
-        <w:t>LANGUAGES</w:t>
+        <w:t xml:space="preserve">LANGUAGES</w:t>
       </w:r>
     </w:p>
     <w:p>
       <w:pPr>
-        <w:bidi/>
-        <w:spacing w:after="30"/>
-        <w:jc w:val="right"/>
+        <w:spacing w:before="0" w:after="30"/>
+        <w:jc w:val="left"/>
       </w:pPr>
       <w:r>
         <w:rPr>
+          <w:rFonts w:ascii="Calibri" w:hAnsi="Calibri" w:cs="Sakkal Majalla"/>
           <w:color w:val="000000"/>
           <w:sz w:val="21"/>
           <w:szCs w:val="21"/>
+          <w:rtl w:val="0"/>
         </w:rPr>
         <w:t xml:space="preserve">•  </w:t>
       </w:r>
       <w:r>
         <w:rPr>
+          <w:rFonts w:ascii="Calibri" w:hAnsi="Calibri" w:cs="Sakkal Majalla"/>
           <w:b/>
           <w:bCs/>
           <w:color w:val="1A1A1A"/>
           <w:sz w:val="21"/>
           <w:szCs w:val="21"/>
+          <w:rtl w:val="0"/>
         </w:rPr>
         <w:t xml:space="preserve">Arabic: </w:t>
       </w:r>
       <w:r>
         <w:rPr>
+          <w:rFonts w:ascii="Calibri" w:hAnsi="Calibri" w:cs="Sakkal Majalla"/>
           <w:color w:val="1A1A1A"/>
           <w:sz w:val="21"/>
           <w:szCs w:val="21"/>
+          <w:rtl w:val="0"/>
         </w:rPr>
-        <w:t>Native</w:t>
+        <w:t xml:space="preserve">Native</w:t>
       </w:r>
     </w:p>
     <w:p>
       <w:pPr>
-        <w:bidi/>
-        <w:spacing w:after="30"/>
-        <w:jc w:val="right"/>
+        <w:spacing w:before="0" w:after="30"/>
+        <w:jc w:val="left"/>
       </w:pPr>
       <w:r>
         <w:rPr>
+          <w:rFonts w:ascii="Calibri" w:hAnsi="Calibri" w:cs="Sakkal Majalla"/>
           <w:color w:val="000000"/>
           <w:sz w:val="21"/>
           <w:szCs w:val="21"/>
+          <w:rtl w:val="0"/>
         </w:rPr>
         <w:t xml:space="preserve">•  </w:t>
       </w:r>
       <w:r>
         <w:rPr>
+          <w:rFonts w:ascii="Calibri" w:hAnsi="Calibri" w:cs="Sakkal Majalla"/>
           <w:b/>
           <w:bCs/>
           <w:color w:val="1A1A1A"/>
           <w:sz w:val="21"/>
           <w:szCs w:val="21"/>
+          <w:rtl w:val="0"/>
         </w:rPr>
         <w:t xml:space="preserve">English: </w:t>
       </w:r>
       <w:r>
         <w:rPr>
+          <w:rFonts w:ascii="Calibri" w:hAnsi="Calibri" w:cs="Sakkal Majalla"/>
           <w:color w:val="1A1A1A"/>
           <w:sz w:val="21"/>
           <w:szCs w:val="21"/>
+          <w:rtl w:val="0"/>
         </w:rPr>
-        <w:t>Fluent (reading, writing, speaking)</w:t>
+        <w:t xml:space="preserve">Fluent (reading, writing, speaking)</w:t>
       </w:r>
     </w:p>
     <w:sectPr>
@@ -1990,7 +2152,11 @@
         <w:lang w:val="en-US" w:eastAsia="en-US" w:bidi="ar-SA"/>
       </w:rPr>
     </w:rPrDefault>
-    <w:pPrDefault/>
+    <w:pPrDefault>
+      <w:pPr>
+        <w:jc w:val="left"/>
+      </w:pPr>
+    </w:pPrDefault>
   </w:docDefaults>
   <w:latentStyles w:defLockedState="0" w:defUIPriority="99" w:defSemiHidden="0" w:defUnhideWhenUsed="0" w:defQFormat="0" w:count="371">
     <w:lsdException w:name="Normal" w:uiPriority="0" w:qFormat="1"/>
@@ -2369,6 +2535,9 @@
     <w:name w:val="Normal"/>
     <w:qFormat/>
     <w:rsid w:val="006E1507"/>
+    <w:pPr>
+      <w:jc w:val="left"/>
+    </w:pPr>
   </w:style>
   <w:style w:type="paragraph" w:styleId="Heading1">
     <w:name w:val="heading 1"/>
